--- a/TaxonomyFramework/XBRL_GL_Next_Taxonomy_Framework_Part_3_OIM_palette_taxonomy.docx
+++ b/TaxonomyFramework/XBRL_GL_Next_Taxonomy_Framework_Part_3_OIM_palette_taxonomy.docx
@@ -148,57 +148,7 @@
     </w:p>
     <w:p>
       <w:r>
-        <w:t xml:space="preserve">This Part specifies the deterministic OIM-compatible taxonomy realisation generated from the same </w:t>
-      </w:r>
-      <w:r>
-        <w:rPr>
-          <w:b/>
-          <w:bCs/>
-        </w:rPr>
-        <w:t>LHM for taxonomy</w:t>
-      </w:r>
-      <w:r>
-        <w:t xml:space="preserve"> input set used by Part 2. It defines Attribute facts, Class-</w:t>
-      </w:r>
-      <w:r>
-        <w:rPr>
-          <w:b/>
-          <w:bCs/>
-        </w:rPr>
-        <w:t>occurrence dimensions</w:t>
-      </w:r>
-      <w:r>
-        <w:t xml:space="preserve">, closed </w:t>
-      </w:r>
-      <w:r>
-        <w:rPr>
-          <w:b/>
-          <w:bCs/>
-        </w:rPr>
-        <w:t>hypercubes</w:t>
-      </w:r>
-      <w:r>
-        <w:t xml:space="preserve">, </w:t>
-      </w:r>
-      <w:r>
-        <w:rPr>
-          <w:b/>
-          <w:bCs/>
-        </w:rPr>
-        <w:t>targetRole</w:t>
-      </w:r>
-      <w:r>
-        <w:t xml:space="preserve"> navigation, root-specific OIM entry points, xBRL-CSV metadata and one-Structured-CSV report rules, shared declarations, package layout, and cross-binding equivalence. The accountingEntries and businessTransactions HMDs are independent roots in the same </w:t>
-      </w:r>
-      <w:r>
-        <w:rPr>
-          <w:b/>
-          <w:bCs/>
-        </w:rPr>
-        <w:t>formal package</w:t>
-      </w:r>
-      <w:r>
-        <w:t>.</w:t>
+        <w:t>This Part specifies the deterministic OIM-compatible taxonomy realisation generated from the same LHM for taxonomy input set used by Part 2. It defines Attribute facts, occurrence-key Class dimensions, closed hypercubes, targetRole navigation, root-specific OIM entry points, xBRL-CSV metadata and one-Structured-CSV report rules, shared declarations, package layout, and cross-binding equivalence. The accountingEntries and businessTransactions HMDs are independent roots in the same formal package.</w:t>
       </w:r>
     </w:p>
     <w:sdt>
@@ -5414,15 +5364,15 @@
         <w:ind w:left="284" w:hanging="284"/>
       </w:pPr>
       <w:r>
-        <w:rPr>
-          <w:b/>
-          <w:bCs/>
-        </w:rPr>
-        <w:t>occurrence dimension</w:t>
-      </w:r>
-      <w:r>
-        <w:br/>
-        <w:t>a generated typed dimension whose value identifies one occurrence of a Class within an HMD hierarchy.</w:t>
+        <w:t>occurrence dimension a generated typed dimension whose value identifies one occurrence of an occurrence-key Class within an HMD hierarchy. It corresponds one-to-one with the applicable Structured CSV occurrence-key column.</w:t>
+      </w:r>
+    </w:p>
+    <w:p>
+      <w:pPr>
+        <w:pStyle w:val="Definition"/>
+      </w:pPr>
+      <w:r>
+        <w:t>occurrence-key Class a Class classified under Part 1 as requiring explicit occurrence identity: the root Class or a Class whose effective maximum occurrence is greater than one.</w:t>
       </w:r>
     </w:p>
     <w:p>
@@ -5491,6 +5441,36 @@
     </w:p>
     <w:p>
       <w:pPr>
+        <w:pStyle w:val="Definition"/>
+      </w:pPr>
+      <w:r>
+        <w:t>`gen` taxonomy module</w:t>
+        <w:br/>
+        <w:t>the one shared generated taxonomy module containing binding-neutral reusable semantic definitions and used by both Tuple and OIM taxonomy assemblies.</w:t>
+      </w:r>
+    </w:p>
+    <w:p>
+      <w:pPr>
+        <w:pStyle w:val="Definition"/>
+      </w:pPr>
+      <w:r>
+        <w:t>enumeration Value Domain</w:t>
+        <w:br/>
+        <w:t>a Value Domain whose approved XBRL realisation constrains a fact to one member of a governed permitted value set.</w:t>
+      </w:r>
+    </w:p>
+    <w:p>
+      <w:pPr>
+        <w:pStyle w:val="Definition"/>
+      </w:pPr>
+      <w:r>
+        <w:t>scalar Value Domain value</w:t>
+        <w:br/>
+        <w:t>the single Value Domain member represented by one reported fact and, in Structured CSV, by one populated property cell where enumeration applies.</w:t>
+      </w:r>
+    </w:p>
+    <w:p>
+      <w:pPr>
         <w:pStyle w:val="10"/>
       </w:pPr>
       <w:bookmarkStart w:id="9" w:name="_Toc237435516"/>
@@ -5511,17 +5491,7 @@
     </w:p>
     <w:p>
       <w:r>
-        <w:t xml:space="preserve">A conformant taxonomy generator MUST accept the </w:t>
-      </w:r>
-      <w:r>
-        <w:rPr>
-          <w:b/>
-          <w:bCs/>
-        </w:rPr>
-        <w:t>LHM for taxonomy</w:t>
-      </w:r>
-      <w:r>
-        <w:t xml:space="preserve"> input set defined in Part 1. The set contains one or more formal 18-column HMD_for_taxonomy files. Each HMD is authoritative for occurrence hierarchy, semantic-path correspondence, Attribute QNames, multiplicities, labels, definitions, and the Class structure from which the OIM dimensional binding is generated.</w:t>
+        <w:t>A conformant taxonomy generator MUST accept the LHM for taxonomy input set defined in Part 1. The set contains one or more formal 18-column HMD_for_taxonomy files. Each HMD is authoritative for occurrence hierarchy, semantic-path correspondence, Attribute QNames, semantic datatypes, multiplicities, labels, definitions, and the Class structure from which the OIM dimensional binding is generated. XBRL item types and Value Domain realisations are separate explicit bindings.</w:t>
       </w:r>
     </w:p>
     <w:p>
@@ -6185,7 +6155,7 @@
         <w:contextualSpacing/>
       </w:pPr>
       <w:r>
-        <w:t>C and R rows MUST NOT specify a datatype. Every A row MUST specify a supported datatype.</w:t>
+        <w:t>C and R rows MUST NOT specify a datatype. Every A row MUST specify a semantic datatype that resolves to an XBRL item type through an approved explicit override or default mapping; an unknown or `review-required` result is an error.</w:t>
       </w:r>
     </w:p>
     <w:p>
@@ -6356,27 +6326,7 @@
     </w:p>
     <w:p>
       <w:r>
-        <w:t xml:space="preserve">A C row establishes a Class occurrence scope. The </w:t>
-      </w:r>
-      <w:r>
-        <w:rPr>
-          <w:b/>
-          <w:bCs/>
-        </w:rPr>
-        <w:t>OIM module schema</w:t>
-      </w:r>
-      <w:r>
-        <w:t xml:space="preserve"> of the owning module MUST declare one p_&lt;module&gt;_&lt;local_name&gt; primary-item anchor for that Class. An R row does not create an OIM fact or module-level </w:t>
-      </w:r>
-      <w:r>
-        <w:rPr>
-          <w:b/>
-          <w:bCs/>
-        </w:rPr>
-        <w:t>primary item</w:t>
-      </w:r>
-      <w:r>
-        <w:t>; it is traversed transparently when assigning descendant Attributes and Classes.</w:t>
+        <w:t>A C row establishes a semantic Class scope. The OIM module schema of the owning module MUST declare one p_&lt;module&gt;_&lt;local_name&gt; primary-item anchor for every effective Class, irrespective of occurrence-key classification. Only an occurrence-key Class receives an HMD-specific typed occurrence dimension d_Q. An R row does not create an OIM fact or module-level primary item; it is traversed transparently when assigning descendant Attributes and Classes.</w:t>
       </w:r>
     </w:p>
     <w:p>
@@ -6668,19 +6618,8 @@
             <w:tcW w:w="6622" w:type="dxa"/>
           </w:tcPr>
           <w:p>
-            <w:pPr>
-              <w:spacing w:before="60" w:after="60"/>
-              <w:rPr>
-                <w:sz w:val="20"/>
-                <w:szCs w:val="20"/>
-              </w:rPr>
-            </w:pPr>
-            <w:r>
-              <w:rPr>
-                <w:sz w:val="20"/>
-                <w:szCs w:val="20"/>
-              </w:rPr>
-              <w:t>selected HMD OIM entry-point schema; identifies Class occurrence</w:t>
+            <w:r>
+              <w:t>selected HMD OIM entry-point schema; identifies an occurrence-key Class occurrence; emitted only when Q is an occurrence-key Class</w:t>
             </w:r>
           </w:p>
         </w:tc>
@@ -6734,19 +6673,8 @@
             <w:tcW w:w="6622" w:type="dxa"/>
           </w:tcPr>
           <w:p>
-            <w:pPr>
-              <w:spacing w:before="60" w:after="60"/>
-              <w:rPr>
-                <w:sz w:val="20"/>
-                <w:szCs w:val="20"/>
-              </w:rPr>
-            </w:pPr>
-            <w:r>
-              <w:rPr>
-                <w:sz w:val="20"/>
-                <w:szCs w:val="20"/>
-              </w:rPr>
-              <w:t>selected HMD OIM entry-point schema; string-valued typed-domain target</w:t>
+            <w:r>
+              <w:t>selected HMD OIM entry-point schema; string-valued typed-domain target; emitted only with the applicable occurrence-key dimension</w:t>
             </w:r>
           </w:p>
         </w:tc>
@@ -6757,35 +6685,7 @@
         <w:spacing w:before="120"/>
       </w:pPr>
       <w:r>
-        <w:t xml:space="preserve">The module-level </w:t>
-      </w:r>
-      <w:proofErr w:type="spellStart"/>
-      <w:r>
-        <w:t>p_Q</w:t>
-      </w:r>
-      <w:proofErr w:type="spellEnd"/>
-      <w:r>
-        <w:t xml:space="preserve"> anchor is binding-specific to OIM presentation and primary-item networks. </w:t>
-      </w:r>
-      <w:r>
-        <w:rPr>
-          <w:b/>
-          <w:bCs/>
-        </w:rPr>
-        <w:t>Hypercubes</w:t>
-      </w:r>
-      <w:r>
-        <w:t xml:space="preserve"> and </w:t>
-      </w:r>
-      <w:r>
-        <w:rPr>
-          <w:b/>
-          <w:bCs/>
-        </w:rPr>
-        <w:t>occurrence dimensions</w:t>
-      </w:r>
-      <w:r>
-        <w:t xml:space="preserve"> remain HMD-specific because the dimensional constraints depend on the selected root hierarchy and ancestor sequence.</w:t>
+        <w:t>The module-level p_Q anchor is binding-specific to OIM presentation and primary-item networks. For every effective Class, the OIM binding MUST retain its p_Q anchor and h_Q hypercube, a Class role, and the hierarchy representation and targetRole relationships required to preserve semantic scope. The d_Q occurrence dimension and its typed-domain element are conditional resources and MUST be generated only for an occurrence-key Class because dimensional constraints depend on the selected root hierarchy, multiplicity, and occurrence-key ancestor sequence.</w:t>
       </w:r>
     </w:p>
     <w:p>
@@ -6860,37 +6760,7 @@
     </w:p>
     <w:p>
       <w:r>
-        <w:t xml:space="preserve">The </w:t>
-      </w:r>
-      <w:r>
-        <w:rPr>
-          <w:b/>
-          <w:bCs/>
-        </w:rPr>
-        <w:t>hypercube</w:t>
-      </w:r>
-      <w:r>
-        <w:t xml:space="preserve"> MUST have one </w:t>
-      </w:r>
-      <w:r>
-        <w:rPr>
-          <w:b/>
-          <w:bCs/>
-        </w:rPr>
-        <w:t>hypercube</w:t>
-      </w:r>
-      <w:r>
-        <w:t>-dimension relationship to each Class-</w:t>
-      </w:r>
-      <w:r>
-        <w:rPr>
-          <w:b/>
-          <w:bCs/>
-        </w:rPr>
-        <w:t>occurrence dimension</w:t>
-      </w:r>
-      <w:r>
-        <w:t xml:space="preserve"> on the physical ancestor path, including the current Class. Dimensions MUST be ordered from outermost to innermost occurrence scope. Their typed values identify individual occurrences in xBRL-CSV rows.</w:t>
+        <w:t>For each Class hypercube, the hypercube MUST have one hypercube-dimension relationship to each occurrence-key Class dimension on the applicable ancestor path, plus the current Class dimension when the current Class is itself an occurrence-key Class. Non-occurrence Class ancestors MUST NOT contribute a typed dimension. Dimensions MUST be ordered from outermost to innermost occurrence scope, and each MUST correspond to the applicable Structured CSV occurrence-key column.</w:t>
       </w:r>
     </w:p>
     <w:p>
@@ -6945,17 +6815,7 @@
     </w:p>
     <w:p>
       <w:r>
-        <w:t xml:space="preserve">A Class is an occurrence scope rather than a reported fact. Its module-level p_ anchor identifies the Class in presentation and primary-item networks; the HMD-specific h_ and d_ concepts constrain facts for the selected root. Attribute items are the reportable concepts. Child Class facts retain the required ancestor occurrence-dimension values, while </w:t>
-      </w:r>
-      <w:r>
-        <w:rPr>
-          <w:b/>
-          <w:bCs/>
-        </w:rPr>
-        <w:t>targetRole</w:t>
-      </w:r>
-      <w:r>
-        <w:t xml:space="preserve"> connects the Class networks.</w:t>
+        <w:t>A Class is a semantic scope rather than a reported fact. Its module-level p_ anchor identifies the Class in presentation and primary-item networks, and its HMD-specific h_ concept may constrain facts for the selected root. A d_ concept exists only when the Class is an occurrence-key Class. Attribute items are the reportable concepts. Child Class facts retain only the required occurrence-key ancestor dimensions, while targetRole connects all applicable Class networks, including singular Classes without d_Q.</w:t>
       </w:r>
     </w:p>
     <w:tbl>
@@ -7309,7 +7169,7 @@
                 <w:sz w:val="20"/>
                 <w:szCs w:val="20"/>
               </w:rPr>
-              <w:t>child facts carry parent and child occurrence keys</w:t>
+              <w:t>child facts carry the applicable occurrence-key ancestor dimensions and, when Q2 is an occurrence-key Class, the Q2 occurrence key</w:t>
             </w:r>
           </w:p>
         </w:tc>
@@ -7327,7 +7187,41 @@
     </w:p>
     <w:p>
       <w:r>
-        <w:t>Multiplicity constrains the occurrence keys and report validation associated with typed dimensions. A repeating Class occurrence MUST be distinguishable by its typed dimension value. Mandatory lower bounds require validation or report-generation rules because dimensional constraints alone do not guarantee that at least one fact exists for each semantic occurrence.</w:t>
+        <w:t>Occurrence-key classification MUST use the Part 1 rule and the same authoritative effective HMD multiplicity used by the Structured CSV generator. The root Class and every Class whose maximum occurrence is greater than one require occurrence identity; a non-root `0..1` or `1..1` Class does not. A repeating Class occurrence MUST be distinguishable by its typed dimension value. Mandatory lower bounds require validation or report-generation rules because dimensional constraints alone do not guarantee that at least one fact exists for each semantic occurrence.</w:t>
+      </w:r>
+    </w:p>
+    <w:p>
+      <w:pPr>
+        <w:pStyle w:val="20"/>
+      </w:pPr>
+      <w:r>
+        <w:t>6.7 Occurrence-key alignment example</w:t>
+      </w:r>
+    </w:p>
+    <w:p>
+      <w:pPr>
+        <w:pStyle w:val="CodeBlock"/>
+      </w:pPr>
+      <w:r>
+        <w:t>Invoice [root]</w:t>
+        <w:br/>
+        <w:t xml:space="preserve">  InvoiceLine [1..*]</w:t>
+        <w:br/>
+        <w:t xml:space="preserve">    ItemInformation [1..1]</w:t>
+        <w:br/>
+        <w:t xml:space="preserve">      ItemAttributes [0..*]</w:t>
+      </w:r>
+    </w:p>
+    <w:p>
+      <w:pPr/>
+      <w:r>
+        <w:t>The required occurrence dimensions are d_Invoice for Invoice; d_Invoice and d_InvoiceLine for InvoiceLine; d_Invoice and d_InvoiceLine for ItemInformation; and d_Invoice, d_InvoiceLine, and d_ItemAttributes for ItemAttributes. The Framework MUST NOT generate d_ItemInformation for this hierarchy.</w:t>
+      </w:r>
+    </w:p>
+    <w:p>
+      <w:pPr/>
+      <w:r>
+        <w:t>Because hypercubes are closed, adding d_ItemInformation to the ItemAttributes cube would require a dimension that Structured CSV does not emit and would make an otherwise valid fact dimensionally invalid. This is a model-consistency requirement, not a processor-specific workaround.</w:t>
       </w:r>
     </w:p>
     <w:p>
@@ -7513,37 +7407,7 @@
     </w:p>
     <w:p>
       <w:r>
-        <w:t xml:space="preserve">The HMD dimensional linkbase MUST be named &lt;P&gt;-all-dim-&lt;V&gt;.xml and placed beside the </w:t>
-      </w:r>
-      <w:r>
-        <w:rPr>
-          <w:b/>
-          <w:bCs/>
-        </w:rPr>
-        <w:t>OIM message entry point</w:t>
-      </w:r>
-      <w:r>
-        <w:t xml:space="preserve">. Its locators for p_ and Attribute concepts MUST resolve to module OIM schemas; locators for h_ and d_ concepts MUST resolve to the HMD OIM entry-point schema. It MUST contain the closed cube, </w:t>
-      </w:r>
-      <w:r>
-        <w:rPr>
-          <w:b/>
-          <w:bCs/>
-        </w:rPr>
-        <w:t>hypercube</w:t>
-      </w:r>
-      <w:r>
-        <w:t xml:space="preserve">-dimension, domain-member, and </w:t>
-      </w:r>
-      <w:r>
-        <w:rPr>
-          <w:b/>
-          <w:bCs/>
-        </w:rPr>
-        <w:t>targetRole</w:t>
-      </w:r>
-      <w:r>
-        <w:t xml:space="preserve"> relationships defined in Clause 6.</w:t>
+        <w:t>The HMD dimensional linkbase MUST be named &lt;P&gt;-all-dim-&lt;V&gt;.xml and placed beside the OIM message entry point. Its locators for p_ and Attribute concepts MUST resolve to module OIM schemas; locators for h_ concepts and applicable occurrence-key d_ concepts MUST resolve to the HMD OIM entry-point schema. It MUST contain the closed cube, occurrence-key-only hypercube-dimension, domain-member, and targetRole relationships defined in Clause 6.</w:t>
       </w:r>
     </w:p>
     <w:p>
@@ -7805,7 +7669,7 @@
     </w:p>
     <w:p>
       <w:r>
-        <w:t>The table template MUST include the occurrence-key columns required to identify the root and descendant Class occurrences represented in the selected report. Each key column binds to the corresponding HMD-specific typed dimension d_Q. Parent occurrence keys are retained on child rows where needed to preserve containment.</w:t>
+        <w:t>The table template MUST include occurrence-key columns only for the root Class and descendant Classes whose effective maximum occurrence is greater than one. Each occurrence-key column binds one-to-one to the corresponding HMD-specific typed dimension d_Q, and an OIM occurrence dimension MUST NOT exist for a Class without a corresponding Structured CSV occurrence-key column. Parent occurrence keys are retained on child rows where needed to preserve containment.</w:t>
       </w:r>
     </w:p>
     <w:p>
@@ -7820,17 +7684,7 @@
     </w:p>
     <w:p>
       <w:r>
-        <w:t xml:space="preserve">Each reported Attribute column MUST set the concept dimension to the Attribute QName in the applicable </w:t>
-      </w:r>
-      <w:r>
-        <w:rPr>
-          <w:b/>
-          <w:bCs/>
-        </w:rPr>
-        <w:t>OIM module schema</w:t>
-      </w:r>
-      <w:r>
-        <w:t>. Monetary columns MUST set an appropriate unit, normally an ISO 4217 QName. A pure fact need not supply the Unit Core Dimension; the example metadata therefore does not encode xbrli:pure as an explicit unit for a pure value.</w:t>
+        <w:t>Each reported Attribute column MUST set the concept dimension to the Attribute QName in the applicable OIM module schema. The concept's XBRL item type is resolved by explicit datatype binding and does not replace the HMD semantic datatype. Where a Value Domain binding applies, it constrains the fact value independently of occurrence dimensions. Monetary columns MUST set an appropriate unit, normally an ISO 4217 QName. A pure fact need not supply the Unit Core Dimension; the example metadata therefore does not encode xbrli:pure as an explicit unit for a pure value.</w:t>
       </w:r>
     </w:p>
     <w:p>
@@ -7845,17 +7699,7 @@
     </w:p>
     <w:p>
       <w:r>
-        <w:t xml:space="preserve">The examples use one rectangular Structured CSV for each report. Different Class occurrence types are represented as rows in the same CSV, distinguished by occurrence-key columns and an informative record_type column. Multiple normalized CSV tables are not required to preserve the HMD hierarchy because containment is represented by the typed </w:t>
-      </w:r>
-      <w:r>
-        <w:rPr>
-          <w:b/>
-          <w:bCs/>
-        </w:rPr>
-        <w:t>occurrence dimensions</w:t>
-      </w:r>
-      <w:r>
-        <w:t>.</w:t>
+        <w:t>The examples use one rectangular Structured CSV for each report. Different Class occurrence types may be represented as informative rows in the same CSV. A singular Class may therefore have an informative row even though it has no occurrence-key column of its own; that row retains every applicable occurrence-key ancestor key. The record_type column is informative and is not a normative semantic identity mechanism. Multiple normalized CSV tables are not required to preserve the HMD hierarchy because containment is represented by the occurrence-key typed dimensions.</w:t>
       </w:r>
     </w:p>
     <w:p>
@@ -7870,7 +7714,7 @@
     </w:p>
     <w:p>
       <w:r>
-        <w:t>Each populated property value becomes an Attribute fact. Its concept aspect comes from the property-column metadata and its dimensional aspects come from the occurrence-key columns required by the applicable closed cube. A child row retains both the parent and child occurrence-key values, thereby preserving the semantic parent-child relationship in a rectangular CSV.</w:t>
+        <w:t>Each populated property value becomes an Attribute fact. Its concept aspect comes from the property-column metadata and its dimensional aspects come from the occurrence-key columns required by the applicable closed cube. A nested repeated Child row retains the occurrence keys of its occurrence-key ancestor lineage and its own Child occurrence key, thereby preserving parent-scoped occurrence identity. A singular intervening Class remains in the semantic hierarchy but contributes no occurrence-key column or typed dimension.</w:t>
       </w:r>
     </w:p>
     <w:p>
@@ -7890,6 +7734,82 @@
     </w:p>
     <w:p>
       <w:pPr>
+        <w:pStyle w:val="20"/>
+      </w:pPr>
+      <w:r>
+        <w:t>8.8 Shared `gen` module, Value Domains, and Structured CSV</w:t>
+      </w:r>
+    </w:p>
+    <w:p>
+      <w:pPr/>
+      <w:r>
+        <w:t>The OIM taxonomy assembly MUST use the same shared generated `gen` taxonomy module as the Tuple assembly. The `gen` module contains binding-neutral reusable semantic definitions. OIM primary items, hypercubes, dimensions, dimensional relationships, and Structured CSV occurrence structures are binding-specific and MUST NOT be introduced into the semantic `gen` module.</w:t>
+      </w:r>
+    </w:p>
+    <w:p>
+      <w:pPr/>
+      <w:r>
+        <w:t>The HMD `datatype` remains a semantic representation term. The XBRL item type is selected separately by an approved explicit occurrence or concept override followed by the approved default semantic-datatype mapping. An unresolved or `review-required` datatype is a generation error; no string fallback or name-based inference is permitted.</w:t>
+      </w:r>
+    </w:p>
+    <w:p>
+      <w:pPr/>
+      <w:r>
+        <w:t>A Value Domain constrains the permitted semantic value of a fact and is separate from datatype and occurrence identity. The Part 1 occurrence-key classification derived from root status and multiplicity determines Structured CSV occurrence grouping and OIM typed dimensions. A Value Domain or EE 1.0 realisation MUST NOT create, merge, or identify an occurrence group, and an occurrence Class MUST NOT be modelled through an EE 1.0 Value Domain.</w:t>
+      </w:r>
+    </w:p>
+    <w:p>
+      <w:pPr/>
+      <w:r>
+        <w:t>Where an enumeration Value Domain applies, one populated Structured CSV property cell represents one reported fact and one scalar Value Domain member. Extensible Enumerations 1.0 is the intended realisation where the approved binding requires an extensible enumeration; Extensible Enumerations 2.0 multiple-value semantics are not required for Framework Value Domain facts.</w:t>
+      </w:r>
+    </w:p>
+    <w:p>
+      <w:pPr/>
+      <w:r>
+        <w:t>Legacy, standard, and user-defined Value Domains retain separate identities. Legacy values MUST NOT be silently translated to standard values during reporting or validation. Authority, vocabulary identifier, edition or version, subset, provenance, and rights status belong to the Value Domain and taxonomy binding, not to every Structured CSV cell.</w:t>
+      </w:r>
+    </w:p>
+    <w:p>
+      <w:pPr/>
+      <w:r>
+        <w:t>A Value Domain crosswalk preserves both source and target Value Domain identities; use of a crosswalk is an explicit transformation operation. EE 1.0 is the intended taxonomy realisation mechanism for Value Domains where an enumeration representation is applicable. However, deterministic generation of EE 1.0 domain/member relationships and concept bindings from authoritative Value Domain definitions is NOT YET IMPLEMENTED in the current Taxonomy Generator.</w:t>
+      </w:r>
+    </w:p>
+    <w:p>
+      <w:pPr/>
+      <w:r>
+        <w:t>The formal HMD remains the unchanged 18-column contract and contains no Value Domain or `domain_name` column. Pending formalisation, a companion binding artefact MAY associate a stable semantic-model identifier or `semantic_path` with a Value Domain without changing the Structured CSV hierarchy.</w:t>
+      </w:r>
+    </w:p>
+    <w:p>
+      <w:pPr>
+        <w:pStyle w:val="20"/>
+      </w:pPr>
+      <w:r>
+        <w:t>8.9 Current implementation gap and required future Generator revision</w:t>
+      </w:r>
+    </w:p>
+    <w:p>
+      <w:pPr/>
+      <w:r>
+        <w:t>The normative target in this Part differs from current Taxonomy Generator behaviour. Future Generator work MUST change OIM occurrence-dimension generation from all effective Classes to occurrence-key Classes only and MUST change hypercube ancestry from all Class ancestors to occurrence-key Class ancestors only.</w:t>
+      </w:r>
+    </w:p>
+    <w:p>
+      <w:pPr/>
+      <w:r>
+        <w:t>The Structured CSV generator and OIM Taxonomy Generator MUST use one shared occurrence-key classification derived from the authoritative HMD root status and effective multiplicity. That classification MUST control Structured CSV occurrence-key columns, OIM typed dimensions, and OIM closed-cube dimension sets. This requirement is documented here but is NOT YET IMPLEMENTED by this documentation revision.</w:t>
+      </w:r>
+    </w:p>
+    <w:p>
+      <w:pPr/>
+      <w:r>
+        <w:t>Future Value Domain work MUST implement the separate pipeline authoritative Value Domain definition -&gt; explicit Value Domain binding -&gt; EE 1.0 domain/member generation -&gt; applicable concept binding. That deterministic pipeline is NOT YET IMPLEMENTED.</w:t>
+      </w:r>
+    </w:p>
+    <w:p>
+      <w:pPr>
         <w:pStyle w:val="10"/>
         <w:pageBreakBefore w:val="0"/>
       </w:pPr>
@@ -7901,7 +7821,7 @@
     </w:p>
     <w:p>
       <w:r>
-        <w:t>Tuple and OIM bindings are equivalent when every effective HMD Attribute occurrence maps to the same semantic_path and expanded concept QName, and when Class and Association occurrence scopes preserve the same ancestor sequence and multiplicities. Tuple nesting and OIM dimensions are different physical mechanisms and MUST NOT be compared by XML shape alone.</w:t>
+        <w:t>Tuple and OIM bindings are equivalent when every effective HMD Attribute occurrence maps to the same semantic_path and expanded concept QName, and when Class and Association scopes preserve the same ancestor sequence and multiplicities. Tuple nesting preserves every effective Class. OIM occurrence dimensions preserve only occurrence-key Classes, while p_Q, h_Q, roles, domain-member hierarchy, and targetRole preserve the broader semantic Class hierarchy. These physical mechanisms MUST NOT be compared by XML shape or by requiring one dimension for every Tuple Class.</w:t>
       </w:r>
     </w:p>
     <w:tbl>
@@ -8092,69 +8012,8 @@
             <w:vAlign w:val="center"/>
           </w:tcPr>
           <w:p>
-            <w:pPr>
-              <w:spacing w:before="60" w:after="60"/>
-              <w:rPr>
-                <w:sz w:val="20"/>
-                <w:szCs w:val="20"/>
-              </w:rPr>
-            </w:pPr>
-            <w:r>
-              <w:rPr>
-                <w:b/>
-                <w:bCs/>
-                <w:sz w:val="20"/>
-                <w:szCs w:val="20"/>
-              </w:rPr>
-              <w:t xml:space="preserve">Primary </w:t>
-            </w:r>
-            <w:r>
-              <w:rPr>
-                <w:b/>
-                <w:bCs/>
-                <w:sz w:val="20"/>
-                <w:szCs w:val="20"/>
-              </w:rPr>
-              <w:t>items</w:t>
-            </w:r>
-            <w:r>
-              <w:rPr>
-                <w:sz w:val="20"/>
-                <w:szCs w:val="20"/>
-              </w:rPr>
-              <w:t xml:space="preserve">, closed </w:t>
-            </w:r>
-            <w:r>
-              <w:rPr>
-                <w:b/>
-                <w:bCs/>
-                <w:sz w:val="20"/>
-                <w:szCs w:val="20"/>
-              </w:rPr>
-              <w:t>hypercube</w:t>
-            </w:r>
-            <w:r>
-              <w:rPr>
-                <w:sz w:val="20"/>
-                <w:szCs w:val="20"/>
-              </w:rPr>
-              <w:t xml:space="preserve">, typed </w:t>
-            </w:r>
-            <w:r>
-              <w:rPr>
-                <w:b/>
-                <w:bCs/>
-                <w:sz w:val="20"/>
-                <w:szCs w:val="20"/>
-              </w:rPr>
-              <w:t>occurrence dimension</w:t>
-            </w:r>
-            <w:r>
-              <w:rPr>
-                <w:sz w:val="20"/>
-                <w:szCs w:val="20"/>
-              </w:rPr>
-              <w:t>, extended role</w:t>
+            <w:r>
+              <w:t>Primary item, closed hypercube, and extended role for every Class; typed occurrence dimension only for an occurrence-key Class</w:t>
             </w:r>
           </w:p>
         </w:tc>
@@ -9585,6 +9444,22 @@
     </w:p>
     <w:p>
       <w:pPr>
+        <w:pStyle w:val="a"/>
+      </w:pPr>
+      <w:r>
+        <w:t>Every OIM occurrence dimension MUST correspond to one applicable Structured CSV occurrence-key column, and every applicable Structured CSV occurrence-key column MUST correspond to its OIM occurrence dimension.</w:t>
+      </w:r>
+    </w:p>
+    <w:p>
+      <w:pPr>
+        <w:pStyle w:val="a"/>
+      </w:pPr>
+      <w:r>
+        <w:t>Every closed hypercube MUST contain only the occurrence-key dimensions on the applicable ancestor path, plus the current Class dimension when the current Class is occurrence-key.</w:t>
+      </w:r>
+    </w:p>
+    <w:p>
+      <w:pPr>
         <w:pStyle w:val="20"/>
       </w:pPr>
       <w:bookmarkStart w:id="53" w:name="_Toc237435560"/>
@@ -9663,7 +9538,7 @@
         <w:pStyle w:val="a"/>
       </w:pPr>
       <w:r>
-        <w:t>separate accountingEntries and businessTransactions JSON/Structured-CSV pairs; and</w:t>
+        <w:t>separate accountingEntries and businessTransactions JSON/Structured-CSV pairs;</w:t>
       </w:r>
     </w:p>
     <w:p>
@@ -9671,7 +9546,15 @@
         <w:pStyle w:val="a"/>
       </w:pPr>
       <w:r>
-        <w:t>validation that each JSON metadata document resolves only the appropriate OIM DTS.</w:t>
+        <w:t>validation that each JSON metadata document resolves only the appropriate OIM DTS; and</w:t>
+      </w:r>
+    </w:p>
+    <w:p>
+      <w:pPr>
+        <w:pStyle w:val="a"/>
+      </w:pPr>
+      <w:r>
+        <w:t>a mandatory repeat-to-singular-to-repeat regression in which InvoiceLine [1..*] contains ItemInformation [1..1], which contains ItemAttributes [0..*]: the report and taxonomy MUST include d_InvoiceLine and d_ItemAttributes, MUST NOT include d_ItemInformation, and MUST preserve each nested ItemAttributes occurrence within its parent InvoiceLine scope.</w:t>
       </w:r>
     </w:p>
     <w:p>
@@ -11089,7 +10972,7 @@
                 <w:sz w:val="20"/>
                 <w:szCs w:val="20"/>
               </w:rPr>
-              <w:t>dDocumentInformation</w:t>
+              <w:t>dEntryHeader</w:t>
             </w:r>
             <w:proofErr w:type="spellEnd"/>
             <w:r>
@@ -11126,7 +11009,7 @@
                 <w:sz w:val="20"/>
                 <w:szCs w:val="20"/>
               </w:rPr>
-              <w:t>dEntityParty</w:t>
+              <w:t>dEntryDetail</w:t>
             </w:r>
             <w:proofErr w:type="spellEnd"/>
             <w:r>
@@ -11154,6 +11037,101 @@
                 <w:sz w:val="20"/>
                 <w:szCs w:val="20"/>
               </w:rPr>
+              <w:t xml:space="preserve">        "documentType": {</w:t>
+            </w:r>
+          </w:p>
+          <w:p>
+            <w:pPr>
+              <w:pStyle w:val="CodeBlock"/>
+              <w:spacing w:after="0"/>
+              <w:rPr>
+                <w:rFonts w:cstheme="minorBidi"/>
+                <w:sz w:val="20"/>
+                <w:szCs w:val="20"/>
+              </w:rPr>
+            </w:pPr>
+            <w:r>
+              <w:rPr>
+                <w:rFonts w:cstheme="minorBidi"/>
+                <w:sz w:val="20"/>
+                <w:szCs w:val="20"/>
+              </w:rPr>
+              <w:t xml:space="preserve">          "dimensions": {</w:t>
+            </w:r>
+          </w:p>
+          <w:p>
+            <w:pPr>
+              <w:pStyle w:val="CodeBlock"/>
+              <w:spacing w:after="0"/>
+              <w:rPr>
+                <w:rFonts w:cstheme="minorBidi"/>
+                <w:sz w:val="20"/>
+                <w:szCs w:val="20"/>
+              </w:rPr>
+            </w:pPr>
+            <w:r>
+              <w:rPr>
+                <w:rFonts w:cstheme="minorBidi"/>
+                <w:sz w:val="20"/>
+                <w:szCs w:val="20"/>
+              </w:rPr>
+              <w:t xml:space="preserve">            "concept": "cor:documentType"</w:t>
+            </w:r>
+          </w:p>
+          <w:p>
+            <w:pPr>
+              <w:pStyle w:val="CodeBlock"/>
+              <w:spacing w:after="0"/>
+              <w:rPr>
+                <w:rFonts w:cstheme="minorBidi"/>
+                <w:sz w:val="20"/>
+                <w:szCs w:val="20"/>
+              </w:rPr>
+            </w:pPr>
+            <w:r>
+              <w:rPr>
+                <w:rFonts w:cstheme="minorBidi"/>
+                <w:sz w:val="20"/>
+                <w:szCs w:val="20"/>
+              </w:rPr>
+              <w:t xml:space="preserve">          }</w:t>
+            </w:r>
+          </w:p>
+          <w:p>
+            <w:pPr>
+              <w:pStyle w:val="CodeBlock"/>
+              <w:spacing w:after="0"/>
+              <w:rPr>
+                <w:rFonts w:cstheme="minorBidi"/>
+                <w:sz w:val="20"/>
+                <w:szCs w:val="20"/>
+              </w:rPr>
+            </w:pPr>
+            <w:r>
+              <w:rPr>
+                <w:rFonts w:cstheme="minorBidi"/>
+                <w:sz w:val="20"/>
+                <w:szCs w:val="20"/>
+              </w:rPr>
+              <w:t xml:space="preserve">        },</w:t>
+            </w:r>
+          </w:p>
+          <w:p>
+            <w:pPr>
+              <w:pStyle w:val="CodeBlock"/>
+              <w:spacing w:after="0"/>
+              <w:rPr>
+                <w:rFonts w:cstheme="minorBidi"/>
+                <w:sz w:val="20"/>
+                <w:szCs w:val="20"/>
+              </w:rPr>
+            </w:pPr>
+            <w:r>
+              <w:rPr>
+                <w:rFonts w:cstheme="minorBidi"/>
+                <w:sz w:val="20"/>
+                <w:szCs w:val="20"/>
+              </w:rPr>
               <w:t xml:space="preserve">        "</w:t>
             </w:r>
             <w:proofErr w:type="spellStart"/>
@@ -11163,7 +11141,7 @@
                 <w:sz w:val="20"/>
                 <w:szCs w:val="20"/>
               </w:rPr>
-              <w:t>dEntryHeader</w:t>
+              <w:t>creationDate</w:t>
             </w:r>
             <w:proofErr w:type="spellEnd"/>
             <w:r>
@@ -11172,7 +11150,214 @@
                 <w:sz w:val="20"/>
                 <w:szCs w:val="20"/>
               </w:rPr>
-              <w:t>": {},</w:t>
+              <w:t>": {</w:t>
+            </w:r>
+          </w:p>
+          <w:p>
+            <w:pPr>
+              <w:pStyle w:val="CodeBlock"/>
+              <w:spacing w:after="0"/>
+              <w:rPr>
+                <w:rFonts w:cstheme="minorBidi"/>
+                <w:sz w:val="20"/>
+                <w:szCs w:val="20"/>
+              </w:rPr>
+            </w:pPr>
+            <w:r>
+              <w:rPr>
+                <w:rFonts w:cstheme="minorBidi"/>
+                <w:sz w:val="20"/>
+                <w:szCs w:val="20"/>
+              </w:rPr>
+              <w:t xml:space="preserve">          "dimensions": {</w:t>
+            </w:r>
+          </w:p>
+          <w:p>
+            <w:pPr>
+              <w:pStyle w:val="CodeBlock"/>
+              <w:spacing w:after="0"/>
+              <w:rPr>
+                <w:rFonts w:cstheme="minorBidi"/>
+                <w:sz w:val="20"/>
+                <w:szCs w:val="20"/>
+              </w:rPr>
+            </w:pPr>
+            <w:r>
+              <w:rPr>
+                <w:rFonts w:cstheme="minorBidi"/>
+                <w:sz w:val="20"/>
+                <w:szCs w:val="20"/>
+              </w:rPr>
+              <w:t xml:space="preserve">            "concept": "</w:t>
+            </w:r>
+            <w:proofErr w:type="spellStart"/>
+            <w:r>
+              <w:rPr>
+                <w:rFonts w:cstheme="minorBidi"/>
+                <w:sz w:val="20"/>
+                <w:szCs w:val="20"/>
+              </w:rPr>
+              <w:t>cor:creationDate</w:t>
+            </w:r>
+            <w:proofErr w:type="spellEnd"/>
+            <w:r>
+              <w:rPr>
+                <w:rFonts w:cstheme="minorBidi"/>
+                <w:sz w:val="20"/>
+                <w:szCs w:val="20"/>
+              </w:rPr>
+              <w:t>"</w:t>
+            </w:r>
+          </w:p>
+          <w:p>
+            <w:pPr>
+              <w:pStyle w:val="CodeBlock"/>
+              <w:spacing w:after="0"/>
+              <w:rPr>
+                <w:rFonts w:cstheme="minorBidi"/>
+                <w:sz w:val="20"/>
+                <w:szCs w:val="20"/>
+              </w:rPr>
+            </w:pPr>
+            <w:r>
+              <w:rPr>
+                <w:rFonts w:cstheme="minorBidi"/>
+                <w:sz w:val="20"/>
+                <w:szCs w:val="20"/>
+              </w:rPr>
+              <w:t xml:space="preserve">          }</w:t>
+            </w:r>
+          </w:p>
+          <w:p>
+            <w:pPr>
+              <w:pStyle w:val="CodeBlock"/>
+              <w:spacing w:after="0"/>
+              <w:rPr>
+                <w:rFonts w:cstheme="minorBidi"/>
+                <w:sz w:val="20"/>
+                <w:szCs w:val="20"/>
+              </w:rPr>
+            </w:pPr>
+            <w:r>
+              <w:rPr>
+                <w:rFonts w:cstheme="minorBidi"/>
+                <w:sz w:val="20"/>
+                <w:szCs w:val="20"/>
+              </w:rPr>
+              <w:t xml:space="preserve">        },</w:t>
+            </w:r>
+          </w:p>
+          <w:p>
+            <w:pPr>
+              <w:pStyle w:val="CodeBlock"/>
+              <w:spacing w:after="0"/>
+              <w:rPr>
+                <w:rFonts w:cstheme="minorBidi"/>
+                <w:sz w:val="20"/>
+                <w:szCs w:val="20"/>
+              </w:rPr>
+            </w:pPr>
+            <w:r>
+              <w:rPr>
+                <w:rFonts w:cstheme="minorBidi"/>
+                <w:sz w:val="20"/>
+                <w:szCs w:val="20"/>
+              </w:rPr>
+              <w:t xml:space="preserve">        "creator": {</w:t>
+            </w:r>
+          </w:p>
+          <w:p>
+            <w:pPr>
+              <w:pStyle w:val="CodeBlock"/>
+              <w:spacing w:after="0"/>
+              <w:rPr>
+                <w:rFonts w:cstheme="minorBidi"/>
+                <w:sz w:val="20"/>
+                <w:szCs w:val="20"/>
+              </w:rPr>
+            </w:pPr>
+            <w:r>
+              <w:rPr>
+                <w:rFonts w:cstheme="minorBidi"/>
+                <w:sz w:val="20"/>
+                <w:szCs w:val="20"/>
+              </w:rPr>
+              <w:t xml:space="preserve">          "dimensions": {</w:t>
+            </w:r>
+          </w:p>
+          <w:p>
+            <w:pPr>
+              <w:pStyle w:val="CodeBlock"/>
+              <w:spacing w:after="0"/>
+              <w:rPr>
+                <w:rFonts w:cstheme="minorBidi"/>
+                <w:sz w:val="20"/>
+                <w:szCs w:val="20"/>
+              </w:rPr>
+            </w:pPr>
+            <w:r>
+              <w:rPr>
+                <w:rFonts w:cstheme="minorBidi"/>
+                <w:sz w:val="20"/>
+                <w:szCs w:val="20"/>
+              </w:rPr>
+              <w:t xml:space="preserve">            "concept": "</w:t>
+            </w:r>
+            <w:proofErr w:type="spellStart"/>
+            <w:r>
+              <w:rPr>
+                <w:rFonts w:cstheme="minorBidi"/>
+                <w:sz w:val="20"/>
+                <w:szCs w:val="20"/>
+              </w:rPr>
+              <w:t>cor:creator</w:t>
+            </w:r>
+            <w:proofErr w:type="spellEnd"/>
+            <w:r>
+              <w:rPr>
+                <w:rFonts w:cstheme="minorBidi"/>
+                <w:sz w:val="20"/>
+                <w:szCs w:val="20"/>
+              </w:rPr>
+              <w:t>"</w:t>
+            </w:r>
+          </w:p>
+          <w:p>
+            <w:pPr>
+              <w:pStyle w:val="CodeBlock"/>
+              <w:spacing w:after="0"/>
+              <w:rPr>
+                <w:rFonts w:cstheme="minorBidi"/>
+                <w:sz w:val="20"/>
+                <w:szCs w:val="20"/>
+              </w:rPr>
+            </w:pPr>
+            <w:r>
+              <w:rPr>
+                <w:rFonts w:cstheme="minorBidi"/>
+                <w:sz w:val="20"/>
+                <w:szCs w:val="20"/>
+              </w:rPr>
+              <w:t xml:space="preserve">          }</w:t>
+            </w:r>
+          </w:p>
+          <w:p>
+            <w:pPr>
+              <w:pStyle w:val="CodeBlock"/>
+              <w:spacing w:after="0"/>
+              <w:rPr>
+                <w:rFonts w:cstheme="minorBidi"/>
+                <w:sz w:val="20"/>
+                <w:szCs w:val="20"/>
+              </w:rPr>
+            </w:pPr>
+            <w:r>
+              <w:rPr>
+                <w:rFonts w:cstheme="minorBidi"/>
+                <w:sz w:val="20"/>
+                <w:szCs w:val="20"/>
+              </w:rPr>
+              <w:t xml:space="preserve">        },</w:t>
             </w:r>
           </w:p>
           <w:p>
@@ -11200,7 +11385,7 @@
                 <w:sz w:val="20"/>
                 <w:szCs w:val="20"/>
               </w:rPr>
-              <w:t>dEntryDetail</w:t>
+              <w:t>documentComment</w:t>
             </w:r>
             <w:proofErr w:type="spellEnd"/>
             <w:r>
@@ -11209,26 +11394,7 @@
                 <w:sz w:val="20"/>
                 <w:szCs w:val="20"/>
               </w:rPr>
-              <w:t>": {},</w:t>
-            </w:r>
-          </w:p>
-          <w:p>
-            <w:pPr>
-              <w:pStyle w:val="CodeBlock"/>
-              <w:spacing w:after="0"/>
-              <w:rPr>
-                <w:rFonts w:cstheme="minorBidi"/>
-                <w:sz w:val="20"/>
-                <w:szCs w:val="20"/>
-              </w:rPr>
-            </w:pPr>
-            <w:r>
-              <w:rPr>
-                <w:rFonts w:cstheme="minorBidi"/>
-                <w:sz w:val="20"/>
-                <w:szCs w:val="20"/>
-              </w:rPr>
-              <w:t xml:space="preserve">        "documentType": {</w:t>
+              <w:t>": {</w:t>
             </w:r>
           </w:p>
           <w:p>
@@ -11266,7 +11432,25 @@
                 <w:sz w:val="20"/>
                 <w:szCs w:val="20"/>
               </w:rPr>
-              <w:t xml:space="preserve">            "concept": "cor:documentType"</w:t>
+              <w:t xml:space="preserve">            "concept": "</w:t>
+            </w:r>
+            <w:proofErr w:type="spellStart"/>
+            <w:r>
+              <w:rPr>
+                <w:rFonts w:cstheme="minorBidi"/>
+                <w:sz w:val="20"/>
+                <w:szCs w:val="20"/>
+              </w:rPr>
+              <w:t>cor:documentComment</w:t>
+            </w:r>
+            <w:proofErr w:type="spellEnd"/>
+            <w:r>
+              <w:rPr>
+                <w:rFonts w:cstheme="minorBidi"/>
+                <w:sz w:val="20"/>
+                <w:szCs w:val="20"/>
+              </w:rPr>
+              <w:t>"</w:t>
             </w:r>
           </w:p>
           <w:p>
@@ -11332,7 +11516,7 @@
                 <w:sz w:val="20"/>
                 <w:szCs w:val="20"/>
               </w:rPr>
-              <w:t>creationDate</w:t>
+              <w:t>defaultCurrency</w:t>
             </w:r>
             <w:proofErr w:type="spellEnd"/>
             <w:r>
@@ -11388,7 +11572,7 @@
                 <w:sz w:val="20"/>
                 <w:szCs w:val="20"/>
               </w:rPr>
-              <w:t>cor:creationDate</w:t>
+              <w:t>cor:defaultCurrency</w:t>
             </w:r>
             <w:proofErr w:type="spellEnd"/>
             <w:r>
@@ -11454,7 +11638,25 @@
                 <w:sz w:val="20"/>
                 <w:szCs w:val="20"/>
               </w:rPr>
-              <w:t xml:space="preserve">        "creator": {</w:t>
+              <w:t xml:space="preserve">        "</w:t>
+            </w:r>
+            <w:proofErr w:type="spellStart"/>
+            <w:r>
+              <w:rPr>
+                <w:rFonts w:cstheme="minorBidi"/>
+                <w:sz w:val="20"/>
+                <w:szCs w:val="20"/>
+              </w:rPr>
+              <w:t>entityPartyName</w:t>
+            </w:r>
+            <w:proofErr w:type="spellEnd"/>
+            <w:r>
+              <w:rPr>
+                <w:rFonts w:cstheme="minorBidi"/>
+                <w:sz w:val="20"/>
+                <w:szCs w:val="20"/>
+              </w:rPr>
+              <w:t>": {</w:t>
             </w:r>
           </w:p>
           <w:p>
@@ -11501,7 +11703,7 @@
                 <w:sz w:val="20"/>
                 <w:szCs w:val="20"/>
               </w:rPr>
-              <w:t>cor:creator</w:t>
+              <w:t>cor:entityPartyName</w:t>
             </w:r>
             <w:proofErr w:type="spellEnd"/>
             <w:r>
@@ -11576,7 +11778,7 @@
                 <w:sz w:val="20"/>
                 <w:szCs w:val="20"/>
               </w:rPr>
-              <w:t>documentComment</w:t>
+              <w:t>entityPartyId</w:t>
             </w:r>
             <w:proofErr w:type="spellEnd"/>
             <w:r>
@@ -11632,7 +11834,7 @@
                 <w:sz w:val="20"/>
                 <w:szCs w:val="20"/>
               </w:rPr>
-              <w:t>cor:documentComment</w:t>
+              <w:t>cor:entityPartyId</w:t>
             </w:r>
             <w:proofErr w:type="spellEnd"/>
             <w:r>
@@ -11707,7 +11909,7 @@
                 <w:sz w:val="20"/>
                 <w:szCs w:val="20"/>
               </w:rPr>
-              <w:t>defaultCurrency</w:t>
+              <w:t>datePosted</w:t>
             </w:r>
             <w:proofErr w:type="spellEnd"/>
             <w:r>
@@ -11763,7 +11965,7 @@
                 <w:sz w:val="20"/>
                 <w:szCs w:val="20"/>
               </w:rPr>
-              <w:t>cor:defaultCurrency</w:t>
+              <w:t>cor:datePosted</w:t>
             </w:r>
             <w:proofErr w:type="spellEnd"/>
             <w:r>
@@ -11838,7 +12040,7 @@
                 <w:sz w:val="20"/>
                 <w:szCs w:val="20"/>
               </w:rPr>
-              <w:t>entityPartyName</w:t>
+              <w:t>headerEntryDate</w:t>
             </w:r>
             <w:proofErr w:type="spellEnd"/>
             <w:r>
@@ -11894,7 +12096,7 @@
                 <w:sz w:val="20"/>
                 <w:szCs w:val="20"/>
               </w:rPr>
-              <w:t>cor:entityPartyName</w:t>
+              <w:t>cor:headerEntryDate</w:t>
             </w:r>
             <w:proofErr w:type="spellEnd"/>
             <w:r>
@@ -11969,7 +12171,7 @@
                 <w:sz w:val="20"/>
                 <w:szCs w:val="20"/>
               </w:rPr>
-              <w:t>entityPartyId</w:t>
+              <w:t>sourceJournal</w:t>
             </w:r>
             <w:proofErr w:type="spellEnd"/>
             <w:r>
@@ -12025,7 +12227,7 @@
                 <w:sz w:val="20"/>
                 <w:szCs w:val="20"/>
               </w:rPr>
-              <w:t>cor:entityPartyId</w:t>
+              <w:t>cor:sourceJournal</w:t>
             </w:r>
             <w:proofErr w:type="spellEnd"/>
             <w:r>
@@ -12100,7 +12302,7 @@
                 <w:sz w:val="20"/>
                 <w:szCs w:val="20"/>
               </w:rPr>
-              <w:t>datePosted</w:t>
+              <w:t>entryId</w:t>
             </w:r>
             <w:proofErr w:type="spellEnd"/>
             <w:r>
@@ -12156,7 +12358,7 @@
                 <w:sz w:val="20"/>
                 <w:szCs w:val="20"/>
               </w:rPr>
-              <w:t>cor:datePosted</w:t>
+              <w:t>cor:entryId</w:t>
             </w:r>
             <w:proofErr w:type="spellEnd"/>
             <w:r>
@@ -12231,7 +12433,7 @@
                 <w:sz w:val="20"/>
                 <w:szCs w:val="20"/>
               </w:rPr>
-              <w:t>headerEntryDate</w:t>
+              <w:t>entryDescription</w:t>
             </w:r>
             <w:proofErr w:type="spellEnd"/>
             <w:r>
@@ -12287,7 +12489,7 @@
                 <w:sz w:val="20"/>
                 <w:szCs w:val="20"/>
               </w:rPr>
-              <w:t>cor:headerEntryDate</w:t>
+              <w:t>cor:entryDescription</w:t>
             </w:r>
             <w:proofErr w:type="spellEnd"/>
             <w:r>
@@ -12362,7 +12564,7 @@
                 <w:sz w:val="20"/>
                 <w:szCs w:val="20"/>
               </w:rPr>
-              <w:t>sourceJournal</w:t>
+              <w:t>totalDebits</w:t>
             </w:r>
             <w:proofErr w:type="spellEnd"/>
             <w:r>
@@ -12418,7 +12620,7 @@
                 <w:sz w:val="20"/>
                 <w:szCs w:val="20"/>
               </w:rPr>
-              <w:t>cor:sourceJournal</w:t>
+              <w:t>cor:totalDebits</w:t>
             </w:r>
             <w:proofErr w:type="spellEnd"/>
             <w:r>
@@ -12427,6 +12629,344 @@
                 <w:sz w:val="20"/>
                 <w:szCs w:val="20"/>
               </w:rPr>
+              <w:t>",</w:t>
+            </w:r>
+          </w:p>
+          <w:p>
+            <w:pPr>
+              <w:pStyle w:val="CodeBlock"/>
+              <w:spacing w:after="0"/>
+              <w:rPr>
+                <w:rFonts w:cstheme="minorBidi"/>
+                <w:sz w:val="20"/>
+                <w:szCs w:val="20"/>
+              </w:rPr>
+            </w:pPr>
+            <w:r>
+              <w:rPr>
+                <w:rFonts w:cstheme="minorBidi"/>
+                <w:sz w:val="20"/>
+                <w:szCs w:val="20"/>
+              </w:rPr>
+              <w:t xml:space="preserve">            "unit": "iso4217:JPY"</w:t>
+            </w:r>
+          </w:p>
+          <w:p>
+            <w:pPr>
+              <w:pStyle w:val="CodeBlock"/>
+              <w:spacing w:after="0"/>
+              <w:rPr>
+                <w:rFonts w:cstheme="minorBidi"/>
+                <w:sz w:val="20"/>
+                <w:szCs w:val="20"/>
+              </w:rPr>
+            </w:pPr>
+            <w:r>
+              <w:rPr>
+                <w:rFonts w:cstheme="minorBidi"/>
+                <w:sz w:val="20"/>
+                <w:szCs w:val="20"/>
+              </w:rPr>
+              <w:t xml:space="preserve">          },</w:t>
+            </w:r>
+          </w:p>
+          <w:p>
+            <w:pPr>
+              <w:pStyle w:val="CodeBlock"/>
+              <w:spacing w:after="0"/>
+              <w:rPr>
+                <w:rFonts w:cstheme="minorBidi"/>
+                <w:sz w:val="20"/>
+                <w:szCs w:val="20"/>
+              </w:rPr>
+            </w:pPr>
+            <w:r>
+              <w:rPr>
+                <w:rFonts w:cstheme="minorBidi"/>
+                <w:sz w:val="20"/>
+                <w:szCs w:val="20"/>
+              </w:rPr>
+              <w:t xml:space="preserve">          "decimals": 0</w:t>
+            </w:r>
+          </w:p>
+          <w:p>
+            <w:pPr>
+              <w:pStyle w:val="CodeBlock"/>
+              <w:spacing w:after="0"/>
+              <w:rPr>
+                <w:rFonts w:cstheme="minorBidi"/>
+                <w:sz w:val="20"/>
+                <w:szCs w:val="20"/>
+              </w:rPr>
+            </w:pPr>
+            <w:r>
+              <w:rPr>
+                <w:rFonts w:cstheme="minorBidi"/>
+                <w:sz w:val="20"/>
+                <w:szCs w:val="20"/>
+              </w:rPr>
+              <w:t xml:space="preserve">        },</w:t>
+            </w:r>
+          </w:p>
+          <w:p>
+            <w:pPr>
+              <w:pStyle w:val="CodeBlock"/>
+              <w:spacing w:after="0"/>
+              <w:rPr>
+                <w:rFonts w:cstheme="minorBidi"/>
+                <w:sz w:val="20"/>
+                <w:szCs w:val="20"/>
+              </w:rPr>
+            </w:pPr>
+            <w:r>
+              <w:rPr>
+                <w:rFonts w:cstheme="minorBidi"/>
+                <w:sz w:val="20"/>
+                <w:szCs w:val="20"/>
+              </w:rPr>
+              <w:t xml:space="preserve">        "</w:t>
+            </w:r>
+            <w:proofErr w:type="spellStart"/>
+            <w:r>
+              <w:rPr>
+                <w:rFonts w:cstheme="minorBidi"/>
+                <w:sz w:val="20"/>
+                <w:szCs w:val="20"/>
+              </w:rPr>
+              <w:t>totalCredits</w:t>
+            </w:r>
+            <w:proofErr w:type="spellEnd"/>
+            <w:r>
+              <w:rPr>
+                <w:rFonts w:cstheme="minorBidi"/>
+                <w:sz w:val="20"/>
+                <w:szCs w:val="20"/>
+              </w:rPr>
+              <w:t>": {</w:t>
+            </w:r>
+          </w:p>
+          <w:p>
+            <w:pPr>
+              <w:pStyle w:val="CodeBlock"/>
+              <w:spacing w:after="0"/>
+              <w:rPr>
+                <w:rFonts w:cstheme="minorBidi"/>
+                <w:sz w:val="20"/>
+                <w:szCs w:val="20"/>
+              </w:rPr>
+            </w:pPr>
+            <w:r>
+              <w:rPr>
+                <w:rFonts w:cstheme="minorBidi"/>
+                <w:sz w:val="20"/>
+                <w:szCs w:val="20"/>
+              </w:rPr>
+              <w:t xml:space="preserve">          "dimensions": {</w:t>
+            </w:r>
+          </w:p>
+          <w:p>
+            <w:pPr>
+              <w:pStyle w:val="CodeBlock"/>
+              <w:spacing w:after="0"/>
+              <w:rPr>
+                <w:rFonts w:cstheme="minorBidi"/>
+                <w:sz w:val="20"/>
+                <w:szCs w:val="20"/>
+              </w:rPr>
+            </w:pPr>
+            <w:r>
+              <w:rPr>
+                <w:rFonts w:cstheme="minorBidi"/>
+                <w:sz w:val="20"/>
+                <w:szCs w:val="20"/>
+              </w:rPr>
+              <w:t xml:space="preserve">            "concept": "</w:t>
+            </w:r>
+            <w:proofErr w:type="spellStart"/>
+            <w:r>
+              <w:rPr>
+                <w:rFonts w:cstheme="minorBidi"/>
+                <w:sz w:val="20"/>
+                <w:szCs w:val="20"/>
+              </w:rPr>
+              <w:t>cor:totalCredits</w:t>
+            </w:r>
+            <w:proofErr w:type="spellEnd"/>
+            <w:r>
+              <w:rPr>
+                <w:rFonts w:cstheme="minorBidi"/>
+                <w:sz w:val="20"/>
+                <w:szCs w:val="20"/>
+              </w:rPr>
+              <w:t>",</w:t>
+            </w:r>
+          </w:p>
+          <w:p>
+            <w:pPr>
+              <w:pStyle w:val="CodeBlock"/>
+              <w:spacing w:after="0"/>
+              <w:rPr>
+                <w:rFonts w:cstheme="minorBidi"/>
+                <w:sz w:val="20"/>
+                <w:szCs w:val="20"/>
+              </w:rPr>
+            </w:pPr>
+            <w:r>
+              <w:rPr>
+                <w:rFonts w:cstheme="minorBidi"/>
+                <w:sz w:val="20"/>
+                <w:szCs w:val="20"/>
+              </w:rPr>
+              <w:t xml:space="preserve">            "unit": "iso4217:JPY"</w:t>
+            </w:r>
+          </w:p>
+          <w:p>
+            <w:pPr>
+              <w:pStyle w:val="CodeBlock"/>
+              <w:spacing w:after="0"/>
+              <w:rPr>
+                <w:rFonts w:cstheme="minorBidi"/>
+                <w:sz w:val="20"/>
+                <w:szCs w:val="20"/>
+              </w:rPr>
+            </w:pPr>
+            <w:r>
+              <w:rPr>
+                <w:rFonts w:cstheme="minorBidi"/>
+                <w:sz w:val="20"/>
+                <w:szCs w:val="20"/>
+              </w:rPr>
+              <w:t xml:space="preserve">          },</w:t>
+            </w:r>
+          </w:p>
+          <w:p>
+            <w:pPr>
+              <w:pStyle w:val="CodeBlock"/>
+              <w:spacing w:after="0"/>
+              <w:rPr>
+                <w:rFonts w:cstheme="minorBidi"/>
+                <w:sz w:val="20"/>
+                <w:szCs w:val="20"/>
+              </w:rPr>
+            </w:pPr>
+            <w:r>
+              <w:rPr>
+                <w:rFonts w:cstheme="minorBidi"/>
+                <w:sz w:val="20"/>
+                <w:szCs w:val="20"/>
+              </w:rPr>
+              <w:t xml:space="preserve">          "decimals": 0</w:t>
+            </w:r>
+          </w:p>
+          <w:p>
+            <w:pPr>
+              <w:pStyle w:val="CodeBlock"/>
+              <w:spacing w:after="0"/>
+              <w:rPr>
+                <w:rFonts w:cstheme="minorBidi"/>
+                <w:sz w:val="20"/>
+                <w:szCs w:val="20"/>
+              </w:rPr>
+            </w:pPr>
+            <w:r>
+              <w:rPr>
+                <w:rFonts w:cstheme="minorBidi"/>
+                <w:sz w:val="20"/>
+                <w:szCs w:val="20"/>
+              </w:rPr>
+              <w:t xml:space="preserve">        },</w:t>
+            </w:r>
+          </w:p>
+          <w:p>
+            <w:pPr>
+              <w:pStyle w:val="CodeBlock"/>
+              <w:spacing w:after="0"/>
+              <w:rPr>
+                <w:rFonts w:cstheme="minorBidi"/>
+                <w:sz w:val="20"/>
+                <w:szCs w:val="20"/>
+              </w:rPr>
+            </w:pPr>
+            <w:r>
+              <w:rPr>
+                <w:rFonts w:cstheme="minorBidi"/>
+                <w:sz w:val="20"/>
+                <w:szCs w:val="20"/>
+              </w:rPr>
+              <w:t xml:space="preserve">        "</w:t>
+            </w:r>
+            <w:proofErr w:type="spellStart"/>
+            <w:r>
+              <w:rPr>
+                <w:rFonts w:cstheme="minorBidi"/>
+                <w:sz w:val="20"/>
+                <w:szCs w:val="20"/>
+              </w:rPr>
+              <w:t>lineNumber</w:t>
+            </w:r>
+            <w:proofErr w:type="spellEnd"/>
+            <w:r>
+              <w:rPr>
+                <w:rFonts w:cstheme="minorBidi"/>
+                <w:sz w:val="20"/>
+                <w:szCs w:val="20"/>
+              </w:rPr>
+              <w:t>": {</w:t>
+            </w:r>
+          </w:p>
+          <w:p>
+            <w:pPr>
+              <w:pStyle w:val="CodeBlock"/>
+              <w:spacing w:after="0"/>
+              <w:rPr>
+                <w:rFonts w:cstheme="minorBidi"/>
+                <w:sz w:val="20"/>
+                <w:szCs w:val="20"/>
+              </w:rPr>
+            </w:pPr>
+            <w:r>
+              <w:rPr>
+                <w:rFonts w:cstheme="minorBidi"/>
+                <w:sz w:val="20"/>
+                <w:szCs w:val="20"/>
+              </w:rPr>
+              <w:t xml:space="preserve">          "dimensions": {</w:t>
+            </w:r>
+          </w:p>
+          <w:p>
+            <w:pPr>
+              <w:pStyle w:val="CodeBlock"/>
+              <w:spacing w:after="0"/>
+              <w:rPr>
+                <w:rFonts w:cstheme="minorBidi"/>
+                <w:sz w:val="20"/>
+                <w:szCs w:val="20"/>
+              </w:rPr>
+            </w:pPr>
+            <w:r>
+              <w:rPr>
+                <w:rFonts w:cstheme="minorBidi"/>
+                <w:sz w:val="20"/>
+                <w:szCs w:val="20"/>
+              </w:rPr>
+              <w:t xml:space="preserve">            "concept": "</w:t>
+            </w:r>
+            <w:proofErr w:type="spellStart"/>
+            <w:r>
+              <w:rPr>
+                <w:rFonts w:cstheme="minorBidi"/>
+                <w:sz w:val="20"/>
+                <w:szCs w:val="20"/>
+              </w:rPr>
+              <w:t>cor:lineNumber</w:t>
+            </w:r>
+            <w:proofErr w:type="spellEnd"/>
+            <w:r>
+              <w:rPr>
+                <w:rFonts w:cstheme="minorBidi"/>
+                <w:sz w:val="20"/>
+                <w:szCs w:val="20"/>
+              </w:rPr>
               <w:t>"</w:t>
             </w:r>
           </w:p>
@@ -12493,7 +13033,7 @@
                 <w:sz w:val="20"/>
                 <w:szCs w:val="20"/>
               </w:rPr>
-              <w:t>entryId</w:t>
+              <w:t>detailDocumentType</w:t>
             </w:r>
             <w:proofErr w:type="spellEnd"/>
             <w:r>
@@ -12549,7 +13089,7 @@
                 <w:sz w:val="20"/>
                 <w:szCs w:val="20"/>
               </w:rPr>
-              <w:t>cor:entryId</w:t>
+              <w:t>cor:detailDocumentType</w:t>
             </w:r>
             <w:proofErr w:type="spellEnd"/>
             <w:r>
@@ -12624,7 +13164,7 @@
                 <w:sz w:val="20"/>
                 <w:szCs w:val="20"/>
               </w:rPr>
-              <w:t>entryDescription</w:t>
+              <w:t>detailDocumentNumber</w:t>
             </w:r>
             <w:proofErr w:type="spellEnd"/>
             <w:r>
@@ -12680,7 +13220,7 @@
                 <w:sz w:val="20"/>
                 <w:szCs w:val="20"/>
               </w:rPr>
-              <w:t>cor:entryDescription</w:t>
+              <w:t>cor:detailDocumentNumber</w:t>
             </w:r>
             <w:proofErr w:type="spellEnd"/>
             <w:r>
@@ -12755,7 +13295,7 @@
                 <w:sz w:val="20"/>
                 <w:szCs w:val="20"/>
               </w:rPr>
-              <w:t>totalDebits</w:t>
+              <w:t>documentDate</w:t>
             </w:r>
             <w:proofErr w:type="spellEnd"/>
             <w:r>
@@ -12811,7 +13351,7 @@
                 <w:sz w:val="20"/>
                 <w:szCs w:val="20"/>
               </w:rPr>
-              <w:t>cor:totalDebits</w:t>
+              <w:t>cor:documentDate</w:t>
             </w:r>
             <w:proofErr w:type="spellEnd"/>
             <w:r>
@@ -12820,6 +13360,268 @@
                 <w:sz w:val="20"/>
                 <w:szCs w:val="20"/>
               </w:rPr>
+              <w:t>"</w:t>
+            </w:r>
+          </w:p>
+          <w:p>
+            <w:pPr>
+              <w:pStyle w:val="CodeBlock"/>
+              <w:spacing w:after="0"/>
+              <w:rPr>
+                <w:rFonts w:cstheme="minorBidi"/>
+                <w:sz w:val="20"/>
+                <w:szCs w:val="20"/>
+              </w:rPr>
+            </w:pPr>
+            <w:r>
+              <w:rPr>
+                <w:rFonts w:cstheme="minorBidi"/>
+                <w:sz w:val="20"/>
+                <w:szCs w:val="20"/>
+              </w:rPr>
+              <w:t xml:space="preserve">          }</w:t>
+            </w:r>
+          </w:p>
+          <w:p>
+            <w:pPr>
+              <w:pStyle w:val="CodeBlock"/>
+              <w:spacing w:after="0"/>
+              <w:rPr>
+                <w:rFonts w:cstheme="minorBidi"/>
+                <w:sz w:val="20"/>
+                <w:szCs w:val="20"/>
+              </w:rPr>
+            </w:pPr>
+            <w:r>
+              <w:rPr>
+                <w:rFonts w:cstheme="minorBidi"/>
+                <w:sz w:val="20"/>
+                <w:szCs w:val="20"/>
+              </w:rPr>
+              <w:t xml:space="preserve">        },</w:t>
+            </w:r>
+          </w:p>
+          <w:p>
+            <w:pPr>
+              <w:pStyle w:val="CodeBlock"/>
+              <w:spacing w:after="0"/>
+              <w:rPr>
+                <w:rFonts w:cstheme="minorBidi"/>
+                <w:sz w:val="20"/>
+                <w:szCs w:val="20"/>
+              </w:rPr>
+            </w:pPr>
+            <w:r>
+              <w:rPr>
+                <w:rFonts w:cstheme="minorBidi"/>
+                <w:sz w:val="20"/>
+                <w:szCs w:val="20"/>
+              </w:rPr>
+              <w:t xml:space="preserve">        "</w:t>
+            </w:r>
+            <w:proofErr w:type="spellStart"/>
+            <w:r>
+              <w:rPr>
+                <w:rFonts w:cstheme="minorBidi"/>
+                <w:sz w:val="20"/>
+                <w:szCs w:val="20"/>
+              </w:rPr>
+              <w:t>detailDescription</w:t>
+            </w:r>
+            <w:proofErr w:type="spellEnd"/>
+            <w:r>
+              <w:rPr>
+                <w:rFonts w:cstheme="minorBidi"/>
+                <w:sz w:val="20"/>
+                <w:szCs w:val="20"/>
+              </w:rPr>
+              <w:t>": {</w:t>
+            </w:r>
+          </w:p>
+          <w:p>
+            <w:pPr>
+              <w:pStyle w:val="CodeBlock"/>
+              <w:spacing w:after="0"/>
+              <w:rPr>
+                <w:rFonts w:cstheme="minorBidi"/>
+                <w:sz w:val="20"/>
+                <w:szCs w:val="20"/>
+              </w:rPr>
+            </w:pPr>
+            <w:r>
+              <w:rPr>
+                <w:rFonts w:cstheme="minorBidi"/>
+                <w:sz w:val="20"/>
+                <w:szCs w:val="20"/>
+              </w:rPr>
+              <w:t xml:space="preserve">          "dimensions": {</w:t>
+            </w:r>
+          </w:p>
+          <w:p>
+            <w:pPr>
+              <w:pStyle w:val="CodeBlock"/>
+              <w:spacing w:after="0"/>
+              <w:rPr>
+                <w:rFonts w:cstheme="minorBidi"/>
+                <w:sz w:val="20"/>
+                <w:szCs w:val="20"/>
+              </w:rPr>
+            </w:pPr>
+            <w:r>
+              <w:rPr>
+                <w:rFonts w:cstheme="minorBidi"/>
+                <w:sz w:val="20"/>
+                <w:szCs w:val="20"/>
+              </w:rPr>
+              <w:t xml:space="preserve">            "concept": "</w:t>
+            </w:r>
+            <w:proofErr w:type="spellStart"/>
+            <w:r>
+              <w:rPr>
+                <w:rFonts w:cstheme="minorBidi"/>
+                <w:sz w:val="20"/>
+                <w:szCs w:val="20"/>
+              </w:rPr>
+              <w:t>cor:detailDescription</w:t>
+            </w:r>
+            <w:proofErr w:type="spellEnd"/>
+            <w:r>
+              <w:rPr>
+                <w:rFonts w:cstheme="minorBidi"/>
+                <w:sz w:val="20"/>
+                <w:szCs w:val="20"/>
+              </w:rPr>
+              <w:t>"</w:t>
+            </w:r>
+          </w:p>
+          <w:p>
+            <w:pPr>
+              <w:pStyle w:val="CodeBlock"/>
+              <w:spacing w:after="0"/>
+              <w:rPr>
+                <w:rFonts w:cstheme="minorBidi"/>
+                <w:sz w:val="20"/>
+                <w:szCs w:val="20"/>
+              </w:rPr>
+            </w:pPr>
+            <w:r>
+              <w:rPr>
+                <w:rFonts w:cstheme="minorBidi"/>
+                <w:sz w:val="20"/>
+                <w:szCs w:val="20"/>
+              </w:rPr>
+              <w:t xml:space="preserve">          }</w:t>
+            </w:r>
+          </w:p>
+          <w:p>
+            <w:pPr>
+              <w:pStyle w:val="CodeBlock"/>
+              <w:spacing w:after="0"/>
+              <w:rPr>
+                <w:rFonts w:cstheme="minorBidi"/>
+                <w:sz w:val="20"/>
+                <w:szCs w:val="20"/>
+              </w:rPr>
+            </w:pPr>
+            <w:r>
+              <w:rPr>
+                <w:rFonts w:cstheme="minorBidi"/>
+                <w:sz w:val="20"/>
+                <w:szCs w:val="20"/>
+              </w:rPr>
+              <w:t xml:space="preserve">        },</w:t>
+            </w:r>
+          </w:p>
+          <w:p>
+            <w:pPr>
+              <w:pStyle w:val="CodeBlock"/>
+              <w:spacing w:after="0"/>
+              <w:rPr>
+                <w:rFonts w:cstheme="minorBidi"/>
+                <w:sz w:val="20"/>
+                <w:szCs w:val="20"/>
+              </w:rPr>
+            </w:pPr>
+            <w:r>
+              <w:rPr>
+                <w:rFonts w:cstheme="minorBidi"/>
+                <w:sz w:val="20"/>
+                <w:szCs w:val="20"/>
+              </w:rPr>
+              <w:t xml:space="preserve">        "</w:t>
+            </w:r>
+            <w:proofErr w:type="spellStart"/>
+            <w:r>
+              <w:rPr>
+                <w:rFonts w:cstheme="minorBidi"/>
+                <w:sz w:val="20"/>
+                <w:szCs w:val="20"/>
+              </w:rPr>
+              <w:t>monetaryAmount</w:t>
+            </w:r>
+            <w:proofErr w:type="spellEnd"/>
+            <w:r>
+              <w:rPr>
+                <w:rFonts w:cstheme="minorBidi"/>
+                <w:sz w:val="20"/>
+                <w:szCs w:val="20"/>
+              </w:rPr>
+              <w:t>": {</w:t>
+            </w:r>
+          </w:p>
+          <w:p>
+            <w:pPr>
+              <w:pStyle w:val="CodeBlock"/>
+              <w:spacing w:after="0"/>
+              <w:rPr>
+                <w:rFonts w:cstheme="minorBidi"/>
+                <w:sz w:val="20"/>
+                <w:szCs w:val="20"/>
+              </w:rPr>
+            </w:pPr>
+            <w:r>
+              <w:rPr>
+                <w:rFonts w:cstheme="minorBidi"/>
+                <w:sz w:val="20"/>
+                <w:szCs w:val="20"/>
+              </w:rPr>
+              <w:t xml:space="preserve">          "dimensions": {</w:t>
+            </w:r>
+          </w:p>
+          <w:p>
+            <w:pPr>
+              <w:pStyle w:val="CodeBlock"/>
+              <w:spacing w:after="0"/>
+              <w:rPr>
+                <w:rFonts w:cstheme="minorBidi"/>
+                <w:sz w:val="20"/>
+                <w:szCs w:val="20"/>
+              </w:rPr>
+            </w:pPr>
+            <w:r>
+              <w:rPr>
+                <w:rFonts w:cstheme="minorBidi"/>
+                <w:sz w:val="20"/>
+                <w:szCs w:val="20"/>
+              </w:rPr>
+              <w:t xml:space="preserve">            "concept": "</w:t>
+            </w:r>
+            <w:proofErr w:type="spellStart"/>
+            <w:r>
+              <w:rPr>
+                <w:rFonts w:cstheme="minorBidi"/>
+                <w:sz w:val="20"/>
+                <w:szCs w:val="20"/>
+              </w:rPr>
+              <w:t>cor:monetaryAmount</w:t>
+            </w:r>
+            <w:proofErr w:type="spellEnd"/>
+            <w:r>
+              <w:rPr>
+                <w:rFonts w:cstheme="minorBidi"/>
+                <w:sz w:val="20"/>
+                <w:szCs w:val="20"/>
+              </w:rPr>
               <w:t>",</w:t>
             </w:r>
           </w:p>
@@ -12915,6 +13717,119 @@
                 <w:sz w:val="20"/>
                 <w:szCs w:val="20"/>
               </w:rPr>
+              <w:t xml:space="preserve">        "currency": {</w:t>
+            </w:r>
+          </w:p>
+          <w:p>
+            <w:pPr>
+              <w:pStyle w:val="CodeBlock"/>
+              <w:spacing w:after="0"/>
+              <w:rPr>
+                <w:rFonts w:cstheme="minorBidi"/>
+                <w:sz w:val="20"/>
+                <w:szCs w:val="20"/>
+              </w:rPr>
+            </w:pPr>
+            <w:r>
+              <w:rPr>
+                <w:rFonts w:cstheme="minorBidi"/>
+                <w:sz w:val="20"/>
+                <w:szCs w:val="20"/>
+              </w:rPr>
+              <w:t xml:space="preserve">          "dimensions": {</w:t>
+            </w:r>
+          </w:p>
+          <w:p>
+            <w:pPr>
+              <w:pStyle w:val="CodeBlock"/>
+              <w:spacing w:after="0"/>
+              <w:rPr>
+                <w:rFonts w:cstheme="minorBidi"/>
+                <w:sz w:val="20"/>
+                <w:szCs w:val="20"/>
+              </w:rPr>
+            </w:pPr>
+            <w:r>
+              <w:rPr>
+                <w:rFonts w:cstheme="minorBidi"/>
+                <w:sz w:val="20"/>
+                <w:szCs w:val="20"/>
+              </w:rPr>
+              <w:t xml:space="preserve">            "concept": "</w:t>
+            </w:r>
+            <w:proofErr w:type="spellStart"/>
+            <w:r>
+              <w:rPr>
+                <w:rFonts w:cstheme="minorBidi"/>
+                <w:sz w:val="20"/>
+                <w:szCs w:val="20"/>
+              </w:rPr>
+              <w:t>cor:currency</w:t>
+            </w:r>
+            <w:proofErr w:type="spellEnd"/>
+            <w:r>
+              <w:rPr>
+                <w:rFonts w:cstheme="minorBidi"/>
+                <w:sz w:val="20"/>
+                <w:szCs w:val="20"/>
+              </w:rPr>
+              <w:t>"</w:t>
+            </w:r>
+          </w:p>
+          <w:p>
+            <w:pPr>
+              <w:pStyle w:val="CodeBlock"/>
+              <w:spacing w:after="0"/>
+              <w:rPr>
+                <w:rFonts w:cstheme="minorBidi"/>
+                <w:sz w:val="20"/>
+                <w:szCs w:val="20"/>
+              </w:rPr>
+            </w:pPr>
+            <w:r>
+              <w:rPr>
+                <w:rFonts w:cstheme="minorBidi"/>
+                <w:sz w:val="20"/>
+                <w:szCs w:val="20"/>
+              </w:rPr>
+              <w:t xml:space="preserve">          }</w:t>
+            </w:r>
+          </w:p>
+          <w:p>
+            <w:pPr>
+              <w:pStyle w:val="CodeBlock"/>
+              <w:spacing w:after="0"/>
+              <w:rPr>
+                <w:rFonts w:cstheme="minorBidi"/>
+                <w:sz w:val="20"/>
+                <w:szCs w:val="20"/>
+              </w:rPr>
+            </w:pPr>
+            <w:r>
+              <w:rPr>
+                <w:rFonts w:cstheme="minorBidi"/>
+                <w:sz w:val="20"/>
+                <w:szCs w:val="20"/>
+              </w:rPr>
+              <w:t xml:space="preserve">        },</w:t>
+            </w:r>
+          </w:p>
+          <w:p>
+            <w:pPr>
+              <w:pStyle w:val="CodeBlock"/>
+              <w:spacing w:after="0"/>
+              <w:rPr>
+                <w:rFonts w:cstheme="minorBidi"/>
+                <w:sz w:val="20"/>
+                <w:szCs w:val="20"/>
+              </w:rPr>
+            </w:pPr>
+            <w:r>
+              <w:rPr>
+                <w:rFonts w:cstheme="minorBidi"/>
+                <w:sz w:val="20"/>
+                <w:szCs w:val="20"/>
+              </w:rPr>
               <w:t xml:space="preserve">        "</w:t>
             </w:r>
             <w:proofErr w:type="spellStart"/>
@@ -12924,7 +13839,7 @@
                 <w:sz w:val="20"/>
                 <w:szCs w:val="20"/>
               </w:rPr>
-              <w:t>totalCredits</w:t>
+              <w:t>debitCreditIndicator</w:t>
             </w:r>
             <w:proofErr w:type="spellEnd"/>
             <w:r>
@@ -12980,7 +13895,7 @@
                 <w:sz w:val="20"/>
                 <w:szCs w:val="20"/>
               </w:rPr>
-              <w:t>cor:totalCredits</w:t>
+              <w:t>cor:debitCreditIndicator</w:t>
             </w:r>
             <w:proofErr w:type="spellEnd"/>
             <w:r>
@@ -12989,83 +13904,83 @@
                 <w:sz w:val="20"/>
                 <w:szCs w:val="20"/>
               </w:rPr>
-              <w:t>",</w:t>
-            </w:r>
-          </w:p>
-          <w:p>
-            <w:pPr>
-              <w:pStyle w:val="CodeBlock"/>
-              <w:spacing w:after="0"/>
-              <w:rPr>
-                <w:rFonts w:cstheme="minorBidi"/>
-                <w:sz w:val="20"/>
-                <w:szCs w:val="20"/>
-              </w:rPr>
-            </w:pPr>
-            <w:r>
-              <w:rPr>
-                <w:rFonts w:cstheme="minorBidi"/>
-                <w:sz w:val="20"/>
-                <w:szCs w:val="20"/>
-              </w:rPr>
-              <w:t xml:space="preserve">            "unit": "iso4217:JPY"</w:t>
-            </w:r>
-          </w:p>
-          <w:p>
-            <w:pPr>
-              <w:pStyle w:val="CodeBlock"/>
-              <w:spacing w:after="0"/>
-              <w:rPr>
-                <w:rFonts w:cstheme="minorBidi"/>
-                <w:sz w:val="20"/>
-                <w:szCs w:val="20"/>
-              </w:rPr>
-            </w:pPr>
-            <w:r>
-              <w:rPr>
-                <w:rFonts w:cstheme="minorBidi"/>
-                <w:sz w:val="20"/>
-                <w:szCs w:val="20"/>
-              </w:rPr>
-              <w:t xml:space="preserve">          },</w:t>
-            </w:r>
-          </w:p>
-          <w:p>
-            <w:pPr>
-              <w:pStyle w:val="CodeBlock"/>
-              <w:spacing w:after="0"/>
-              <w:rPr>
-                <w:rFonts w:cstheme="minorBidi"/>
-                <w:sz w:val="20"/>
-                <w:szCs w:val="20"/>
-              </w:rPr>
-            </w:pPr>
-            <w:r>
-              <w:rPr>
-                <w:rFonts w:cstheme="minorBidi"/>
-                <w:sz w:val="20"/>
-                <w:szCs w:val="20"/>
-              </w:rPr>
-              <w:t xml:space="preserve">          "decimals": 0</w:t>
-            </w:r>
-          </w:p>
-          <w:p>
-            <w:pPr>
-              <w:pStyle w:val="CodeBlock"/>
-              <w:spacing w:after="0"/>
-              <w:rPr>
-                <w:rFonts w:cstheme="minorBidi"/>
-                <w:sz w:val="20"/>
-                <w:szCs w:val="20"/>
-              </w:rPr>
-            </w:pPr>
-            <w:r>
-              <w:rPr>
-                <w:rFonts w:cstheme="minorBidi"/>
-                <w:sz w:val="20"/>
-                <w:szCs w:val="20"/>
-              </w:rPr>
-              <w:t xml:space="preserve">        },</w:t>
+              <w:t>"</w:t>
+            </w:r>
+          </w:p>
+          <w:p>
+            <w:pPr>
+              <w:pStyle w:val="CodeBlock"/>
+              <w:spacing w:after="0"/>
+              <w:rPr>
+                <w:rFonts w:cstheme="minorBidi"/>
+                <w:sz w:val="20"/>
+                <w:szCs w:val="20"/>
+              </w:rPr>
+            </w:pPr>
+            <w:r>
+              <w:rPr>
+                <w:rFonts w:cstheme="minorBidi"/>
+                <w:sz w:val="20"/>
+                <w:szCs w:val="20"/>
+              </w:rPr>
+              <w:t xml:space="preserve">          }</w:t>
+            </w:r>
+          </w:p>
+          <w:p>
+            <w:pPr>
+              <w:pStyle w:val="CodeBlock"/>
+              <w:spacing w:after="0"/>
+              <w:rPr>
+                <w:rFonts w:cstheme="minorBidi"/>
+                <w:sz w:val="20"/>
+                <w:szCs w:val="20"/>
+              </w:rPr>
+            </w:pPr>
+            <w:r>
+              <w:rPr>
+                <w:rFonts w:cstheme="minorBidi"/>
+                <w:sz w:val="20"/>
+                <w:szCs w:val="20"/>
+              </w:rPr>
+              <w:t xml:space="preserve">        }</w:t>
+            </w:r>
+          </w:p>
+          <w:p>
+            <w:pPr>
+              <w:pStyle w:val="CodeBlock"/>
+              <w:spacing w:after="0"/>
+              <w:rPr>
+                <w:rFonts w:cstheme="minorBidi"/>
+                <w:sz w:val="20"/>
+                <w:szCs w:val="20"/>
+              </w:rPr>
+            </w:pPr>
+            <w:r>
+              <w:rPr>
+                <w:rFonts w:cstheme="minorBidi"/>
+                <w:sz w:val="20"/>
+                <w:szCs w:val="20"/>
+              </w:rPr>
+              <w:t xml:space="preserve">      },</w:t>
+            </w:r>
+          </w:p>
+          <w:p>
+            <w:pPr>
+              <w:pStyle w:val="CodeBlock"/>
+              <w:spacing w:after="0"/>
+              <w:rPr>
+                <w:rFonts w:cstheme="minorBidi"/>
+                <w:sz w:val="20"/>
+                <w:szCs w:val="20"/>
+              </w:rPr>
+            </w:pPr>
+            <w:r>
+              <w:rPr>
+                <w:rFonts w:cstheme="minorBidi"/>
+                <w:sz w:val="20"/>
+                <w:szCs w:val="20"/>
+              </w:rPr>
+              <w:t xml:space="preserve">      "dimensions": {</w:t>
             </w:r>
           </w:p>
           <w:p>
@@ -13093,7 +14008,7 @@
                 <w:sz w:val="20"/>
                 <w:szCs w:val="20"/>
               </w:rPr>
-              <w:t>lineNumber</w:t>
+              <w:t>plt:d_cor_accountingEntries</w:t>
             </w:r>
             <w:proofErr w:type="spellEnd"/>
             <w:r>
@@ -13102,45 +14017,7 @@
                 <w:sz w:val="20"/>
                 <w:szCs w:val="20"/>
               </w:rPr>
-              <w:t>": {</w:t>
-            </w:r>
-          </w:p>
-          <w:p>
-            <w:pPr>
-              <w:pStyle w:val="CodeBlock"/>
-              <w:spacing w:after="0"/>
-              <w:rPr>
-                <w:rFonts w:cstheme="minorBidi"/>
-                <w:sz w:val="20"/>
-                <w:szCs w:val="20"/>
-              </w:rPr>
-            </w:pPr>
-            <w:r>
-              <w:rPr>
-                <w:rFonts w:cstheme="minorBidi"/>
-                <w:sz w:val="20"/>
-                <w:szCs w:val="20"/>
-              </w:rPr>
-              <w:t xml:space="preserve">          "dimensions": {</w:t>
-            </w:r>
-          </w:p>
-          <w:p>
-            <w:pPr>
-              <w:pStyle w:val="CodeBlock"/>
-              <w:spacing w:after="0"/>
-              <w:rPr>
-                <w:rFonts w:cstheme="minorBidi"/>
-                <w:sz w:val="20"/>
-                <w:szCs w:val="20"/>
-              </w:rPr>
-            </w:pPr>
-            <w:r>
-              <w:rPr>
-                <w:rFonts w:cstheme="minorBidi"/>
-                <w:sz w:val="20"/>
-                <w:szCs w:val="20"/>
-              </w:rPr>
-              <w:t xml:space="preserve">            "concept": "</w:t>
+              <w:t>": "$</w:t>
             </w:r>
             <w:proofErr w:type="spellStart"/>
             <w:r>
@@ -13149,1185 +14026,7 @@
                 <w:sz w:val="20"/>
                 <w:szCs w:val="20"/>
               </w:rPr>
-              <w:t>cor:lineNumber</w:t>
-            </w:r>
-            <w:proofErr w:type="spellEnd"/>
-            <w:r>
-              <w:rPr>
-                <w:rFonts w:cstheme="minorBidi"/>
-                <w:sz w:val="20"/>
-                <w:szCs w:val="20"/>
-              </w:rPr>
-              <w:t>"</w:t>
-            </w:r>
-          </w:p>
-          <w:p>
-            <w:pPr>
-              <w:pStyle w:val="CodeBlock"/>
-              <w:spacing w:after="0"/>
-              <w:rPr>
-                <w:rFonts w:cstheme="minorBidi"/>
-                <w:sz w:val="20"/>
-                <w:szCs w:val="20"/>
-              </w:rPr>
-            </w:pPr>
-            <w:r>
-              <w:rPr>
-                <w:rFonts w:cstheme="minorBidi"/>
-                <w:sz w:val="20"/>
-                <w:szCs w:val="20"/>
-              </w:rPr>
-              <w:t xml:space="preserve">          }</w:t>
-            </w:r>
-          </w:p>
-          <w:p>
-            <w:pPr>
-              <w:pStyle w:val="CodeBlock"/>
-              <w:spacing w:after="0"/>
-              <w:rPr>
-                <w:rFonts w:cstheme="minorBidi"/>
-                <w:sz w:val="20"/>
-                <w:szCs w:val="20"/>
-              </w:rPr>
-            </w:pPr>
-            <w:r>
-              <w:rPr>
-                <w:rFonts w:cstheme="minorBidi"/>
-                <w:sz w:val="20"/>
-                <w:szCs w:val="20"/>
-              </w:rPr>
-              <w:t xml:space="preserve">        },</w:t>
-            </w:r>
-          </w:p>
-          <w:p>
-            <w:pPr>
-              <w:pStyle w:val="CodeBlock"/>
-              <w:spacing w:after="0"/>
-              <w:rPr>
-                <w:rFonts w:cstheme="minorBidi"/>
-                <w:sz w:val="20"/>
-                <w:szCs w:val="20"/>
-              </w:rPr>
-            </w:pPr>
-            <w:r>
-              <w:rPr>
-                <w:rFonts w:cstheme="minorBidi"/>
-                <w:sz w:val="20"/>
-                <w:szCs w:val="20"/>
-              </w:rPr>
-              <w:t xml:space="preserve">        "</w:t>
-            </w:r>
-            <w:proofErr w:type="spellStart"/>
-            <w:r>
-              <w:rPr>
-                <w:rFonts w:cstheme="minorBidi"/>
-                <w:sz w:val="20"/>
-                <w:szCs w:val="20"/>
-              </w:rPr>
-              <w:t>detailDocumentType</w:t>
-            </w:r>
-            <w:proofErr w:type="spellEnd"/>
-            <w:r>
-              <w:rPr>
-                <w:rFonts w:cstheme="minorBidi"/>
-                <w:sz w:val="20"/>
-                <w:szCs w:val="20"/>
-              </w:rPr>
-              <w:t>": {</w:t>
-            </w:r>
-          </w:p>
-          <w:p>
-            <w:pPr>
-              <w:pStyle w:val="CodeBlock"/>
-              <w:spacing w:after="0"/>
-              <w:rPr>
-                <w:rFonts w:cstheme="minorBidi"/>
-                <w:sz w:val="20"/>
-                <w:szCs w:val="20"/>
-              </w:rPr>
-            </w:pPr>
-            <w:r>
-              <w:rPr>
-                <w:rFonts w:cstheme="minorBidi"/>
-                <w:sz w:val="20"/>
-                <w:szCs w:val="20"/>
-              </w:rPr>
-              <w:t xml:space="preserve">          "dimensions": {</w:t>
-            </w:r>
-          </w:p>
-          <w:p>
-            <w:pPr>
-              <w:pStyle w:val="CodeBlock"/>
-              <w:spacing w:after="0"/>
-              <w:rPr>
-                <w:rFonts w:cstheme="minorBidi"/>
-                <w:sz w:val="20"/>
-                <w:szCs w:val="20"/>
-              </w:rPr>
-            </w:pPr>
-            <w:r>
-              <w:rPr>
-                <w:rFonts w:cstheme="minorBidi"/>
-                <w:sz w:val="20"/>
-                <w:szCs w:val="20"/>
-              </w:rPr>
-              <w:t xml:space="preserve">            "concept": "</w:t>
-            </w:r>
-            <w:proofErr w:type="spellStart"/>
-            <w:r>
-              <w:rPr>
-                <w:rFonts w:cstheme="minorBidi"/>
-                <w:sz w:val="20"/>
-                <w:szCs w:val="20"/>
-              </w:rPr>
-              <w:t>cor:detailDocumentType</w:t>
-            </w:r>
-            <w:proofErr w:type="spellEnd"/>
-            <w:r>
-              <w:rPr>
-                <w:rFonts w:cstheme="minorBidi"/>
-                <w:sz w:val="20"/>
-                <w:szCs w:val="20"/>
-              </w:rPr>
-              <w:t>"</w:t>
-            </w:r>
-          </w:p>
-          <w:p>
-            <w:pPr>
-              <w:pStyle w:val="CodeBlock"/>
-              <w:spacing w:after="0"/>
-              <w:rPr>
-                <w:rFonts w:cstheme="minorBidi"/>
-                <w:sz w:val="20"/>
-                <w:szCs w:val="20"/>
-              </w:rPr>
-            </w:pPr>
-            <w:r>
-              <w:rPr>
-                <w:rFonts w:cstheme="minorBidi"/>
-                <w:sz w:val="20"/>
-                <w:szCs w:val="20"/>
-              </w:rPr>
-              <w:t xml:space="preserve">          }</w:t>
-            </w:r>
-          </w:p>
-          <w:p>
-            <w:pPr>
-              <w:pStyle w:val="CodeBlock"/>
-              <w:spacing w:after="0"/>
-              <w:rPr>
-                <w:rFonts w:cstheme="minorBidi"/>
-                <w:sz w:val="20"/>
-                <w:szCs w:val="20"/>
-              </w:rPr>
-            </w:pPr>
-            <w:r>
-              <w:rPr>
-                <w:rFonts w:cstheme="minorBidi"/>
-                <w:sz w:val="20"/>
-                <w:szCs w:val="20"/>
-              </w:rPr>
-              <w:t xml:space="preserve">        },</w:t>
-            </w:r>
-          </w:p>
-          <w:p>
-            <w:pPr>
-              <w:pStyle w:val="CodeBlock"/>
-              <w:spacing w:after="0"/>
-              <w:rPr>
-                <w:rFonts w:cstheme="minorBidi"/>
-                <w:sz w:val="20"/>
-                <w:szCs w:val="20"/>
-              </w:rPr>
-            </w:pPr>
-            <w:r>
-              <w:rPr>
-                <w:rFonts w:cstheme="minorBidi"/>
-                <w:sz w:val="20"/>
-                <w:szCs w:val="20"/>
-              </w:rPr>
-              <w:t xml:space="preserve">        "</w:t>
-            </w:r>
-            <w:proofErr w:type="spellStart"/>
-            <w:r>
-              <w:rPr>
-                <w:rFonts w:cstheme="minorBidi"/>
-                <w:sz w:val="20"/>
-                <w:szCs w:val="20"/>
-              </w:rPr>
-              <w:t>detailDocumentNumber</w:t>
-            </w:r>
-            <w:proofErr w:type="spellEnd"/>
-            <w:r>
-              <w:rPr>
-                <w:rFonts w:cstheme="minorBidi"/>
-                <w:sz w:val="20"/>
-                <w:szCs w:val="20"/>
-              </w:rPr>
-              <w:t>": {</w:t>
-            </w:r>
-          </w:p>
-          <w:p>
-            <w:pPr>
-              <w:pStyle w:val="CodeBlock"/>
-              <w:spacing w:after="0"/>
-              <w:rPr>
-                <w:rFonts w:cstheme="minorBidi"/>
-                <w:sz w:val="20"/>
-                <w:szCs w:val="20"/>
-              </w:rPr>
-            </w:pPr>
-            <w:r>
-              <w:rPr>
-                <w:rFonts w:cstheme="minorBidi"/>
-                <w:sz w:val="20"/>
-                <w:szCs w:val="20"/>
-              </w:rPr>
-              <w:t xml:space="preserve">          "dimensions": {</w:t>
-            </w:r>
-          </w:p>
-          <w:p>
-            <w:pPr>
-              <w:pStyle w:val="CodeBlock"/>
-              <w:spacing w:after="0"/>
-              <w:rPr>
-                <w:rFonts w:cstheme="minorBidi"/>
-                <w:sz w:val="20"/>
-                <w:szCs w:val="20"/>
-              </w:rPr>
-            </w:pPr>
-            <w:r>
-              <w:rPr>
-                <w:rFonts w:cstheme="minorBidi"/>
-                <w:sz w:val="20"/>
-                <w:szCs w:val="20"/>
-              </w:rPr>
-              <w:t xml:space="preserve">            "concept": "</w:t>
-            </w:r>
-            <w:proofErr w:type="spellStart"/>
-            <w:r>
-              <w:rPr>
-                <w:rFonts w:cstheme="minorBidi"/>
-                <w:sz w:val="20"/>
-                <w:szCs w:val="20"/>
-              </w:rPr>
-              <w:t>cor:detailDocumentNumber</w:t>
-            </w:r>
-            <w:proofErr w:type="spellEnd"/>
-            <w:r>
-              <w:rPr>
-                <w:rFonts w:cstheme="minorBidi"/>
-                <w:sz w:val="20"/>
-                <w:szCs w:val="20"/>
-              </w:rPr>
-              <w:t>"</w:t>
-            </w:r>
-          </w:p>
-          <w:p>
-            <w:pPr>
-              <w:pStyle w:val="CodeBlock"/>
-              <w:spacing w:after="0"/>
-              <w:rPr>
-                <w:rFonts w:cstheme="minorBidi"/>
-                <w:sz w:val="20"/>
-                <w:szCs w:val="20"/>
-              </w:rPr>
-            </w:pPr>
-            <w:r>
-              <w:rPr>
-                <w:rFonts w:cstheme="minorBidi"/>
-                <w:sz w:val="20"/>
-                <w:szCs w:val="20"/>
-              </w:rPr>
-              <w:t xml:space="preserve">          }</w:t>
-            </w:r>
-          </w:p>
-          <w:p>
-            <w:pPr>
-              <w:pStyle w:val="CodeBlock"/>
-              <w:spacing w:after="0"/>
-              <w:rPr>
-                <w:rFonts w:cstheme="minorBidi"/>
-                <w:sz w:val="20"/>
-                <w:szCs w:val="20"/>
-              </w:rPr>
-            </w:pPr>
-            <w:r>
-              <w:rPr>
-                <w:rFonts w:cstheme="minorBidi"/>
-                <w:sz w:val="20"/>
-                <w:szCs w:val="20"/>
-              </w:rPr>
-              <w:t xml:space="preserve">        },</w:t>
-            </w:r>
-          </w:p>
-          <w:p>
-            <w:pPr>
-              <w:pStyle w:val="CodeBlock"/>
-              <w:spacing w:after="0"/>
-              <w:rPr>
-                <w:rFonts w:cstheme="minorBidi"/>
-                <w:sz w:val="20"/>
-                <w:szCs w:val="20"/>
-              </w:rPr>
-            </w:pPr>
-            <w:r>
-              <w:rPr>
-                <w:rFonts w:cstheme="minorBidi"/>
-                <w:sz w:val="20"/>
-                <w:szCs w:val="20"/>
-              </w:rPr>
-              <w:t xml:space="preserve">        "</w:t>
-            </w:r>
-            <w:proofErr w:type="spellStart"/>
-            <w:r>
-              <w:rPr>
-                <w:rFonts w:cstheme="minorBidi"/>
-                <w:sz w:val="20"/>
-                <w:szCs w:val="20"/>
-              </w:rPr>
-              <w:t>documentDate</w:t>
-            </w:r>
-            <w:proofErr w:type="spellEnd"/>
-            <w:r>
-              <w:rPr>
-                <w:rFonts w:cstheme="minorBidi"/>
-                <w:sz w:val="20"/>
-                <w:szCs w:val="20"/>
-              </w:rPr>
-              <w:t>": {</w:t>
-            </w:r>
-          </w:p>
-          <w:p>
-            <w:pPr>
-              <w:pStyle w:val="CodeBlock"/>
-              <w:spacing w:after="0"/>
-              <w:rPr>
-                <w:rFonts w:cstheme="minorBidi"/>
-                <w:sz w:val="20"/>
-                <w:szCs w:val="20"/>
-              </w:rPr>
-            </w:pPr>
-            <w:r>
-              <w:rPr>
-                <w:rFonts w:cstheme="minorBidi"/>
-                <w:sz w:val="20"/>
-                <w:szCs w:val="20"/>
-              </w:rPr>
-              <w:t xml:space="preserve">          "dimensions": {</w:t>
-            </w:r>
-          </w:p>
-          <w:p>
-            <w:pPr>
-              <w:pStyle w:val="CodeBlock"/>
-              <w:spacing w:after="0"/>
-              <w:rPr>
-                <w:rFonts w:cstheme="minorBidi"/>
-                <w:sz w:val="20"/>
-                <w:szCs w:val="20"/>
-              </w:rPr>
-            </w:pPr>
-            <w:r>
-              <w:rPr>
-                <w:rFonts w:cstheme="minorBidi"/>
-                <w:sz w:val="20"/>
-                <w:szCs w:val="20"/>
-              </w:rPr>
-              <w:t xml:space="preserve">            "concept": "</w:t>
-            </w:r>
-            <w:proofErr w:type="spellStart"/>
-            <w:r>
-              <w:rPr>
-                <w:rFonts w:cstheme="minorBidi"/>
-                <w:sz w:val="20"/>
-                <w:szCs w:val="20"/>
-              </w:rPr>
-              <w:t>cor:documentDate</w:t>
-            </w:r>
-            <w:proofErr w:type="spellEnd"/>
-            <w:r>
-              <w:rPr>
-                <w:rFonts w:cstheme="minorBidi"/>
-                <w:sz w:val="20"/>
-                <w:szCs w:val="20"/>
-              </w:rPr>
-              <w:t>"</w:t>
-            </w:r>
-          </w:p>
-          <w:p>
-            <w:pPr>
-              <w:pStyle w:val="CodeBlock"/>
-              <w:spacing w:after="0"/>
-              <w:rPr>
-                <w:rFonts w:cstheme="minorBidi"/>
-                <w:sz w:val="20"/>
-                <w:szCs w:val="20"/>
-              </w:rPr>
-            </w:pPr>
-            <w:r>
-              <w:rPr>
-                <w:rFonts w:cstheme="minorBidi"/>
-                <w:sz w:val="20"/>
-                <w:szCs w:val="20"/>
-              </w:rPr>
-              <w:t xml:space="preserve">          }</w:t>
-            </w:r>
-          </w:p>
-          <w:p>
-            <w:pPr>
-              <w:pStyle w:val="CodeBlock"/>
-              <w:spacing w:after="0"/>
-              <w:rPr>
-                <w:rFonts w:cstheme="minorBidi"/>
-                <w:sz w:val="20"/>
-                <w:szCs w:val="20"/>
-              </w:rPr>
-            </w:pPr>
-            <w:r>
-              <w:rPr>
-                <w:rFonts w:cstheme="minorBidi"/>
-                <w:sz w:val="20"/>
-                <w:szCs w:val="20"/>
-              </w:rPr>
-              <w:t xml:space="preserve">        },</w:t>
-            </w:r>
-          </w:p>
-          <w:p>
-            <w:pPr>
-              <w:pStyle w:val="CodeBlock"/>
-              <w:spacing w:after="0"/>
-              <w:rPr>
-                <w:rFonts w:cstheme="minorBidi"/>
-                <w:sz w:val="20"/>
-                <w:szCs w:val="20"/>
-              </w:rPr>
-            </w:pPr>
-            <w:r>
-              <w:rPr>
-                <w:rFonts w:cstheme="minorBidi"/>
-                <w:sz w:val="20"/>
-                <w:szCs w:val="20"/>
-              </w:rPr>
-              <w:t xml:space="preserve">        "</w:t>
-            </w:r>
-            <w:proofErr w:type="spellStart"/>
-            <w:r>
-              <w:rPr>
-                <w:rFonts w:cstheme="minorBidi"/>
-                <w:sz w:val="20"/>
-                <w:szCs w:val="20"/>
-              </w:rPr>
-              <w:t>detailDescription</w:t>
-            </w:r>
-            <w:proofErr w:type="spellEnd"/>
-            <w:r>
-              <w:rPr>
-                <w:rFonts w:cstheme="minorBidi"/>
-                <w:sz w:val="20"/>
-                <w:szCs w:val="20"/>
-              </w:rPr>
-              <w:t>": {</w:t>
-            </w:r>
-          </w:p>
-          <w:p>
-            <w:pPr>
-              <w:pStyle w:val="CodeBlock"/>
-              <w:spacing w:after="0"/>
-              <w:rPr>
-                <w:rFonts w:cstheme="minorBidi"/>
-                <w:sz w:val="20"/>
-                <w:szCs w:val="20"/>
-              </w:rPr>
-            </w:pPr>
-            <w:r>
-              <w:rPr>
-                <w:rFonts w:cstheme="minorBidi"/>
-                <w:sz w:val="20"/>
-                <w:szCs w:val="20"/>
-              </w:rPr>
-              <w:t xml:space="preserve">          "dimensions": {</w:t>
-            </w:r>
-          </w:p>
-          <w:p>
-            <w:pPr>
-              <w:pStyle w:val="CodeBlock"/>
-              <w:spacing w:after="0"/>
-              <w:rPr>
-                <w:rFonts w:cstheme="minorBidi"/>
-                <w:sz w:val="20"/>
-                <w:szCs w:val="20"/>
-              </w:rPr>
-            </w:pPr>
-            <w:r>
-              <w:rPr>
-                <w:rFonts w:cstheme="minorBidi"/>
-                <w:sz w:val="20"/>
-                <w:szCs w:val="20"/>
-              </w:rPr>
-              <w:t xml:space="preserve">            "concept": "</w:t>
-            </w:r>
-            <w:proofErr w:type="spellStart"/>
-            <w:r>
-              <w:rPr>
-                <w:rFonts w:cstheme="minorBidi"/>
-                <w:sz w:val="20"/>
-                <w:szCs w:val="20"/>
-              </w:rPr>
-              <w:t>cor:detailDescription</w:t>
-            </w:r>
-            <w:proofErr w:type="spellEnd"/>
-            <w:r>
-              <w:rPr>
-                <w:rFonts w:cstheme="minorBidi"/>
-                <w:sz w:val="20"/>
-                <w:szCs w:val="20"/>
-              </w:rPr>
-              <w:t>"</w:t>
-            </w:r>
-          </w:p>
-          <w:p>
-            <w:pPr>
-              <w:pStyle w:val="CodeBlock"/>
-              <w:spacing w:after="0"/>
-              <w:rPr>
-                <w:rFonts w:cstheme="minorBidi"/>
-                <w:sz w:val="20"/>
-                <w:szCs w:val="20"/>
-              </w:rPr>
-            </w:pPr>
-            <w:r>
-              <w:rPr>
-                <w:rFonts w:cstheme="minorBidi"/>
-                <w:sz w:val="20"/>
-                <w:szCs w:val="20"/>
-              </w:rPr>
-              <w:t xml:space="preserve">          }</w:t>
-            </w:r>
-          </w:p>
-          <w:p>
-            <w:pPr>
-              <w:pStyle w:val="CodeBlock"/>
-              <w:spacing w:after="0"/>
-              <w:rPr>
-                <w:rFonts w:cstheme="minorBidi"/>
-                <w:sz w:val="20"/>
-                <w:szCs w:val="20"/>
-              </w:rPr>
-            </w:pPr>
-            <w:r>
-              <w:rPr>
-                <w:rFonts w:cstheme="minorBidi"/>
-                <w:sz w:val="20"/>
-                <w:szCs w:val="20"/>
-              </w:rPr>
-              <w:t xml:space="preserve">        },</w:t>
-            </w:r>
-          </w:p>
-          <w:p>
-            <w:pPr>
-              <w:pStyle w:val="CodeBlock"/>
-              <w:spacing w:after="0"/>
-              <w:rPr>
-                <w:rFonts w:cstheme="minorBidi"/>
-                <w:sz w:val="20"/>
-                <w:szCs w:val="20"/>
-              </w:rPr>
-            </w:pPr>
-            <w:r>
-              <w:rPr>
-                <w:rFonts w:cstheme="minorBidi"/>
-                <w:sz w:val="20"/>
-                <w:szCs w:val="20"/>
-              </w:rPr>
-              <w:t xml:space="preserve">        "</w:t>
-            </w:r>
-            <w:proofErr w:type="spellStart"/>
-            <w:r>
-              <w:rPr>
-                <w:rFonts w:cstheme="minorBidi"/>
-                <w:sz w:val="20"/>
-                <w:szCs w:val="20"/>
-              </w:rPr>
-              <w:t>monetaryAmount</w:t>
-            </w:r>
-            <w:proofErr w:type="spellEnd"/>
-            <w:r>
-              <w:rPr>
-                <w:rFonts w:cstheme="minorBidi"/>
-                <w:sz w:val="20"/>
-                <w:szCs w:val="20"/>
-              </w:rPr>
-              <w:t>": {</w:t>
-            </w:r>
-          </w:p>
-          <w:p>
-            <w:pPr>
-              <w:pStyle w:val="CodeBlock"/>
-              <w:spacing w:after="0"/>
-              <w:rPr>
-                <w:rFonts w:cstheme="minorBidi"/>
-                <w:sz w:val="20"/>
-                <w:szCs w:val="20"/>
-              </w:rPr>
-            </w:pPr>
-            <w:r>
-              <w:rPr>
-                <w:rFonts w:cstheme="minorBidi"/>
-                <w:sz w:val="20"/>
-                <w:szCs w:val="20"/>
-              </w:rPr>
-              <w:t xml:space="preserve">          "dimensions": {</w:t>
-            </w:r>
-          </w:p>
-          <w:p>
-            <w:pPr>
-              <w:pStyle w:val="CodeBlock"/>
-              <w:spacing w:after="0"/>
-              <w:rPr>
-                <w:rFonts w:cstheme="minorBidi"/>
-                <w:sz w:val="20"/>
-                <w:szCs w:val="20"/>
-              </w:rPr>
-            </w:pPr>
-            <w:r>
-              <w:rPr>
-                <w:rFonts w:cstheme="minorBidi"/>
-                <w:sz w:val="20"/>
-                <w:szCs w:val="20"/>
-              </w:rPr>
-              <w:t xml:space="preserve">            "concept": "</w:t>
-            </w:r>
-            <w:proofErr w:type="spellStart"/>
-            <w:r>
-              <w:rPr>
-                <w:rFonts w:cstheme="minorBidi"/>
-                <w:sz w:val="20"/>
-                <w:szCs w:val="20"/>
-              </w:rPr>
-              <w:t>cor:monetaryAmount</w:t>
-            </w:r>
-            <w:proofErr w:type="spellEnd"/>
-            <w:r>
-              <w:rPr>
-                <w:rFonts w:cstheme="minorBidi"/>
-                <w:sz w:val="20"/>
-                <w:szCs w:val="20"/>
-              </w:rPr>
-              <w:t>",</w:t>
-            </w:r>
-          </w:p>
-          <w:p>
-            <w:pPr>
-              <w:pStyle w:val="CodeBlock"/>
-              <w:spacing w:after="0"/>
-              <w:rPr>
-                <w:rFonts w:cstheme="minorBidi"/>
-                <w:sz w:val="20"/>
-                <w:szCs w:val="20"/>
-              </w:rPr>
-            </w:pPr>
-            <w:r>
-              <w:rPr>
-                <w:rFonts w:cstheme="minorBidi"/>
-                <w:sz w:val="20"/>
-                <w:szCs w:val="20"/>
-              </w:rPr>
-              <w:t xml:space="preserve">            "unit": "iso4217:JPY"</w:t>
-            </w:r>
-          </w:p>
-          <w:p>
-            <w:pPr>
-              <w:pStyle w:val="CodeBlock"/>
-              <w:spacing w:after="0"/>
-              <w:rPr>
-                <w:rFonts w:cstheme="minorBidi"/>
-                <w:sz w:val="20"/>
-                <w:szCs w:val="20"/>
-              </w:rPr>
-            </w:pPr>
-            <w:r>
-              <w:rPr>
-                <w:rFonts w:cstheme="minorBidi"/>
-                <w:sz w:val="20"/>
-                <w:szCs w:val="20"/>
-              </w:rPr>
-              <w:t xml:space="preserve">          },</w:t>
-            </w:r>
-          </w:p>
-          <w:p>
-            <w:pPr>
-              <w:pStyle w:val="CodeBlock"/>
-              <w:spacing w:after="0"/>
-              <w:rPr>
-                <w:rFonts w:cstheme="minorBidi"/>
-                <w:sz w:val="20"/>
-                <w:szCs w:val="20"/>
-              </w:rPr>
-            </w:pPr>
-            <w:r>
-              <w:rPr>
-                <w:rFonts w:cstheme="minorBidi"/>
-                <w:sz w:val="20"/>
-                <w:szCs w:val="20"/>
-              </w:rPr>
-              <w:t xml:space="preserve">          "decimals": 0</w:t>
-            </w:r>
-          </w:p>
-          <w:p>
-            <w:pPr>
-              <w:pStyle w:val="CodeBlock"/>
-              <w:spacing w:after="0"/>
-              <w:rPr>
-                <w:rFonts w:cstheme="minorBidi"/>
-                <w:sz w:val="20"/>
-                <w:szCs w:val="20"/>
-              </w:rPr>
-            </w:pPr>
-            <w:r>
-              <w:rPr>
-                <w:rFonts w:cstheme="minorBidi"/>
-                <w:sz w:val="20"/>
-                <w:szCs w:val="20"/>
-              </w:rPr>
-              <w:t xml:space="preserve">        },</w:t>
-            </w:r>
-          </w:p>
-          <w:p>
-            <w:pPr>
-              <w:pStyle w:val="CodeBlock"/>
-              <w:spacing w:after="0"/>
-              <w:rPr>
-                <w:rFonts w:cstheme="minorBidi"/>
-                <w:sz w:val="20"/>
-                <w:szCs w:val="20"/>
-              </w:rPr>
-            </w:pPr>
-            <w:r>
-              <w:rPr>
-                <w:rFonts w:cstheme="minorBidi"/>
-                <w:sz w:val="20"/>
-                <w:szCs w:val="20"/>
-              </w:rPr>
-              <w:t xml:space="preserve">        "currency": {</w:t>
-            </w:r>
-          </w:p>
-          <w:p>
-            <w:pPr>
-              <w:pStyle w:val="CodeBlock"/>
-              <w:spacing w:after="0"/>
-              <w:rPr>
-                <w:rFonts w:cstheme="minorBidi"/>
-                <w:sz w:val="20"/>
-                <w:szCs w:val="20"/>
-              </w:rPr>
-            </w:pPr>
-            <w:r>
-              <w:rPr>
-                <w:rFonts w:cstheme="minorBidi"/>
-                <w:sz w:val="20"/>
-                <w:szCs w:val="20"/>
-              </w:rPr>
-              <w:t xml:space="preserve">          "dimensions": {</w:t>
-            </w:r>
-          </w:p>
-          <w:p>
-            <w:pPr>
-              <w:pStyle w:val="CodeBlock"/>
-              <w:spacing w:after="0"/>
-              <w:rPr>
-                <w:rFonts w:cstheme="minorBidi"/>
-                <w:sz w:val="20"/>
-                <w:szCs w:val="20"/>
-              </w:rPr>
-            </w:pPr>
-            <w:r>
-              <w:rPr>
-                <w:rFonts w:cstheme="minorBidi"/>
-                <w:sz w:val="20"/>
-                <w:szCs w:val="20"/>
-              </w:rPr>
-              <w:t xml:space="preserve">            "concept": "</w:t>
-            </w:r>
-            <w:proofErr w:type="spellStart"/>
-            <w:r>
-              <w:rPr>
-                <w:rFonts w:cstheme="minorBidi"/>
-                <w:sz w:val="20"/>
-                <w:szCs w:val="20"/>
-              </w:rPr>
-              <w:t>cor:currency</w:t>
-            </w:r>
-            <w:proofErr w:type="spellEnd"/>
-            <w:r>
-              <w:rPr>
-                <w:rFonts w:cstheme="minorBidi"/>
-                <w:sz w:val="20"/>
-                <w:szCs w:val="20"/>
-              </w:rPr>
-              <w:t>"</w:t>
-            </w:r>
-          </w:p>
-          <w:p>
-            <w:pPr>
-              <w:pStyle w:val="CodeBlock"/>
-              <w:spacing w:after="0"/>
-              <w:rPr>
-                <w:rFonts w:cstheme="minorBidi"/>
-                <w:sz w:val="20"/>
-                <w:szCs w:val="20"/>
-              </w:rPr>
-            </w:pPr>
-            <w:r>
-              <w:rPr>
-                <w:rFonts w:cstheme="minorBidi"/>
-                <w:sz w:val="20"/>
-                <w:szCs w:val="20"/>
-              </w:rPr>
-              <w:t xml:space="preserve">          }</w:t>
-            </w:r>
-          </w:p>
-          <w:p>
-            <w:pPr>
-              <w:pStyle w:val="CodeBlock"/>
-              <w:spacing w:after="0"/>
-              <w:rPr>
-                <w:rFonts w:cstheme="minorBidi"/>
-                <w:sz w:val="20"/>
-                <w:szCs w:val="20"/>
-              </w:rPr>
-            </w:pPr>
-            <w:r>
-              <w:rPr>
-                <w:rFonts w:cstheme="minorBidi"/>
-                <w:sz w:val="20"/>
-                <w:szCs w:val="20"/>
-              </w:rPr>
-              <w:t xml:space="preserve">        },</w:t>
-            </w:r>
-          </w:p>
-          <w:p>
-            <w:pPr>
-              <w:pStyle w:val="CodeBlock"/>
-              <w:spacing w:after="0"/>
-              <w:rPr>
-                <w:rFonts w:cstheme="minorBidi"/>
-                <w:sz w:val="20"/>
-                <w:szCs w:val="20"/>
-              </w:rPr>
-            </w:pPr>
-            <w:r>
-              <w:rPr>
-                <w:rFonts w:cstheme="minorBidi"/>
-                <w:sz w:val="20"/>
-                <w:szCs w:val="20"/>
-              </w:rPr>
-              <w:t xml:space="preserve">        "</w:t>
-            </w:r>
-            <w:proofErr w:type="spellStart"/>
-            <w:r>
-              <w:rPr>
-                <w:rFonts w:cstheme="minorBidi"/>
-                <w:sz w:val="20"/>
-                <w:szCs w:val="20"/>
-              </w:rPr>
-              <w:t>debitCreditIndicator</w:t>
-            </w:r>
-            <w:proofErr w:type="spellEnd"/>
-            <w:r>
-              <w:rPr>
-                <w:rFonts w:cstheme="minorBidi"/>
-                <w:sz w:val="20"/>
-                <w:szCs w:val="20"/>
-              </w:rPr>
-              <w:t>": {</w:t>
-            </w:r>
-          </w:p>
-          <w:p>
-            <w:pPr>
-              <w:pStyle w:val="CodeBlock"/>
-              <w:spacing w:after="0"/>
-              <w:rPr>
-                <w:rFonts w:cstheme="minorBidi"/>
-                <w:sz w:val="20"/>
-                <w:szCs w:val="20"/>
-              </w:rPr>
-            </w:pPr>
-            <w:r>
-              <w:rPr>
-                <w:rFonts w:cstheme="minorBidi"/>
-                <w:sz w:val="20"/>
-                <w:szCs w:val="20"/>
-              </w:rPr>
-              <w:t xml:space="preserve">          "dimensions": {</w:t>
-            </w:r>
-          </w:p>
-          <w:p>
-            <w:pPr>
-              <w:pStyle w:val="CodeBlock"/>
-              <w:spacing w:after="0"/>
-              <w:rPr>
-                <w:rFonts w:cstheme="minorBidi"/>
-                <w:sz w:val="20"/>
-                <w:szCs w:val="20"/>
-              </w:rPr>
-            </w:pPr>
-            <w:r>
-              <w:rPr>
-                <w:rFonts w:cstheme="minorBidi"/>
-                <w:sz w:val="20"/>
-                <w:szCs w:val="20"/>
-              </w:rPr>
-              <w:t xml:space="preserve">            "concept": "</w:t>
-            </w:r>
-            <w:proofErr w:type="spellStart"/>
-            <w:r>
-              <w:rPr>
-                <w:rFonts w:cstheme="minorBidi"/>
-                <w:sz w:val="20"/>
-                <w:szCs w:val="20"/>
-              </w:rPr>
-              <w:t>cor:debitCreditIndicator</w:t>
-            </w:r>
-            <w:proofErr w:type="spellEnd"/>
-            <w:r>
-              <w:rPr>
-                <w:rFonts w:cstheme="minorBidi"/>
-                <w:sz w:val="20"/>
-                <w:szCs w:val="20"/>
-              </w:rPr>
-              <w:t>"</w:t>
-            </w:r>
-          </w:p>
-          <w:p>
-            <w:pPr>
-              <w:pStyle w:val="CodeBlock"/>
-              <w:spacing w:after="0"/>
-              <w:rPr>
-                <w:rFonts w:cstheme="minorBidi"/>
-                <w:sz w:val="20"/>
-                <w:szCs w:val="20"/>
-              </w:rPr>
-            </w:pPr>
-            <w:r>
-              <w:rPr>
-                <w:rFonts w:cstheme="minorBidi"/>
-                <w:sz w:val="20"/>
-                <w:szCs w:val="20"/>
-              </w:rPr>
-              <w:t xml:space="preserve">          }</w:t>
-            </w:r>
-          </w:p>
-          <w:p>
-            <w:pPr>
-              <w:pStyle w:val="CodeBlock"/>
-              <w:spacing w:after="0"/>
-              <w:rPr>
-                <w:rFonts w:cstheme="minorBidi"/>
-                <w:sz w:val="20"/>
-                <w:szCs w:val="20"/>
-              </w:rPr>
-            </w:pPr>
-            <w:r>
-              <w:rPr>
-                <w:rFonts w:cstheme="minorBidi"/>
-                <w:sz w:val="20"/>
-                <w:szCs w:val="20"/>
-              </w:rPr>
-              <w:t xml:space="preserve">        }</w:t>
-            </w:r>
-          </w:p>
-          <w:p>
-            <w:pPr>
-              <w:pStyle w:val="CodeBlock"/>
-              <w:spacing w:after="0"/>
-              <w:rPr>
-                <w:rFonts w:cstheme="minorBidi"/>
-                <w:sz w:val="20"/>
-                <w:szCs w:val="20"/>
-              </w:rPr>
-            </w:pPr>
-            <w:r>
-              <w:rPr>
-                <w:rFonts w:cstheme="minorBidi"/>
-                <w:sz w:val="20"/>
-                <w:szCs w:val="20"/>
-              </w:rPr>
-              <w:t xml:space="preserve">      },</w:t>
-            </w:r>
-          </w:p>
-          <w:p>
-            <w:pPr>
-              <w:pStyle w:val="CodeBlock"/>
-              <w:spacing w:after="0"/>
-              <w:rPr>
-                <w:rFonts w:cstheme="minorBidi"/>
-                <w:sz w:val="20"/>
-                <w:szCs w:val="20"/>
-              </w:rPr>
-            </w:pPr>
-            <w:r>
-              <w:rPr>
-                <w:rFonts w:cstheme="minorBidi"/>
-                <w:sz w:val="20"/>
-                <w:szCs w:val="20"/>
-              </w:rPr>
-              <w:t xml:space="preserve">      "dimensions": {</w:t>
-            </w:r>
-          </w:p>
-          <w:p>
-            <w:pPr>
-              <w:pStyle w:val="CodeBlock"/>
-              <w:spacing w:after="0"/>
-              <w:rPr>
-                <w:rFonts w:cstheme="minorBidi"/>
-                <w:sz w:val="20"/>
-                <w:szCs w:val="20"/>
-              </w:rPr>
-            </w:pPr>
-            <w:r>
-              <w:rPr>
-                <w:rFonts w:cstheme="minorBidi"/>
-                <w:sz w:val="20"/>
-                <w:szCs w:val="20"/>
-              </w:rPr>
-              <w:t xml:space="preserve">        "</w:t>
-            </w:r>
-            <w:proofErr w:type="spellStart"/>
-            <w:r>
-              <w:rPr>
-                <w:rFonts w:cstheme="minorBidi"/>
-                <w:sz w:val="20"/>
-                <w:szCs w:val="20"/>
-              </w:rPr>
-              <w:t>plt:d_cor_accountingEntries</w:t>
-            </w:r>
-            <w:proofErr w:type="spellEnd"/>
-            <w:r>
-              <w:rPr>
-                <w:rFonts w:cstheme="minorBidi"/>
-                <w:sz w:val="20"/>
-                <w:szCs w:val="20"/>
-              </w:rPr>
-              <w:t>": "$</w:t>
-            </w:r>
-            <w:proofErr w:type="spellStart"/>
-            <w:r>
-              <w:rPr>
-                <w:rFonts w:cstheme="minorBidi"/>
-                <w:sz w:val="20"/>
-                <w:szCs w:val="20"/>
-              </w:rPr>
               <w:t>dAccountingEntries</w:t>
-            </w:r>
-            <w:proofErr w:type="spellEnd"/>
-            <w:r>
-              <w:rPr>
-                <w:rFonts w:cstheme="minorBidi"/>
-                <w:sz w:val="20"/>
-                <w:szCs w:val="20"/>
-              </w:rPr>
-              <w:t>",</w:t>
-            </w:r>
-          </w:p>
-          <w:p>
-            <w:pPr>
-              <w:pStyle w:val="CodeBlock"/>
-              <w:spacing w:after="0"/>
-              <w:rPr>
-                <w:rFonts w:cstheme="minorBidi"/>
-                <w:sz w:val="20"/>
-                <w:szCs w:val="20"/>
-              </w:rPr>
-            </w:pPr>
-            <w:r>
-              <w:rPr>
-                <w:rFonts w:cstheme="minorBidi"/>
-                <w:sz w:val="20"/>
-                <w:szCs w:val="20"/>
-              </w:rPr>
-              <w:t xml:space="preserve">        "</w:t>
-            </w:r>
-            <w:proofErr w:type="spellStart"/>
-            <w:r>
-              <w:rPr>
-                <w:rFonts w:cstheme="minorBidi"/>
-                <w:sz w:val="20"/>
-                <w:szCs w:val="20"/>
-              </w:rPr>
-              <w:t>plt:d_cor_documentInformation</w:t>
-            </w:r>
-            <w:proofErr w:type="spellEnd"/>
-            <w:r>
-              <w:rPr>
-                <w:rFonts w:cstheme="minorBidi"/>
-                <w:sz w:val="20"/>
-                <w:szCs w:val="20"/>
-              </w:rPr>
-              <w:t>": "$</w:t>
-            </w:r>
-            <w:proofErr w:type="spellStart"/>
-            <w:r>
-              <w:rPr>
-                <w:rFonts w:cstheme="minorBidi"/>
-                <w:sz w:val="20"/>
-                <w:szCs w:val="20"/>
-              </w:rPr>
-              <w:t>dDocumentInformation</w:t>
-            </w:r>
-            <w:proofErr w:type="spellEnd"/>
-            <w:r>
-              <w:rPr>
-                <w:rFonts w:cstheme="minorBidi"/>
-                <w:sz w:val="20"/>
-                <w:szCs w:val="20"/>
-              </w:rPr>
-              <w:t>",</w:t>
-            </w:r>
-          </w:p>
-          <w:p>
-            <w:pPr>
-              <w:pStyle w:val="CodeBlock"/>
-              <w:spacing w:after="0"/>
-              <w:rPr>
-                <w:rFonts w:cstheme="minorBidi"/>
-                <w:sz w:val="20"/>
-                <w:szCs w:val="20"/>
-              </w:rPr>
-            </w:pPr>
-            <w:r>
-              <w:rPr>
-                <w:rFonts w:cstheme="minorBidi"/>
-                <w:sz w:val="20"/>
-                <w:szCs w:val="20"/>
-              </w:rPr>
-              <w:t xml:space="preserve">        "</w:t>
-            </w:r>
-            <w:proofErr w:type="spellStart"/>
-            <w:r>
-              <w:rPr>
-                <w:rFonts w:cstheme="minorBidi"/>
-                <w:sz w:val="20"/>
-                <w:szCs w:val="20"/>
-              </w:rPr>
-              <w:t>plt:d_cor_entityParty</w:t>
-            </w:r>
-            <w:proofErr w:type="spellEnd"/>
-            <w:r>
-              <w:rPr>
-                <w:rFonts w:cstheme="minorBidi"/>
-                <w:sz w:val="20"/>
-                <w:szCs w:val="20"/>
-              </w:rPr>
-              <w:t>": "$</w:t>
-            </w:r>
-            <w:proofErr w:type="spellStart"/>
-            <w:r>
-              <w:rPr>
-                <w:rFonts w:cstheme="minorBidi"/>
-                <w:sz w:val="20"/>
-                <w:szCs w:val="20"/>
-              </w:rPr>
-              <w:t>dEntityParty</w:t>
             </w:r>
             <w:proofErr w:type="spellEnd"/>
             <w:r>
@@ -14675,107 +14374,77 @@
               </w:rPr>
             </w:pPr>
             <w:r>
-              <w:rPr>
-                <w:rFonts w:cstheme="minorBidi"/>
-                <w:sz w:val="20"/>
-                <w:szCs w:val="20"/>
-              </w:rPr>
-              <w:t>record_type,dAccountingEntries,dDocumentInformation,dEntityParty,dEntryHeader,dEntryDetail,documentType,creationDate,creator,documentComment,defaultCurrency,entityPartyName,entityPartyId,datePosted,headerEntryDate,sourceJournal,entryId,entryDescription,totalDebits,totalCredits,lineNumber,detailDocumentType,detailDocumentNumber,documentDate,detailDescription,monetaryAmount,currency,debitCreditIndicator</w:t>
-            </w:r>
-          </w:p>
-          <w:p>
-            <w:pPr>
-              <w:pStyle w:val="CodeBlock"/>
-              <w:spacing w:after="0"/>
-              <w:rPr>
-                <w:rFonts w:cstheme="minorBidi"/>
-                <w:sz w:val="20"/>
-                <w:szCs w:val="20"/>
-              </w:rPr>
-            </w:pPr>
-            <w:r>
-              <w:rPr>
-                <w:rFonts w:cstheme="minorBidi"/>
-                <w:sz w:val="20"/>
-                <w:szCs w:val="20"/>
-              </w:rPr>
-              <w:t>DocumentInformation,AE-001,AE-DOC-001,,,,journalEntry,2026-08-11T00:00:00,XBRL GL Next sample,Vendor invoice recognition sample,iso4217:JPY,,,,,,,,,,,,,,,,,</w:t>
-            </w:r>
-          </w:p>
-          <w:p>
-            <w:pPr>
-              <w:pStyle w:val="CodeBlock"/>
-              <w:spacing w:after="0"/>
-              <w:rPr>
-                <w:rFonts w:cstheme="minorBidi"/>
-                <w:sz w:val="20"/>
-                <w:szCs w:val="20"/>
-              </w:rPr>
-            </w:pPr>
-            <w:r>
-              <w:rPr>
-                <w:rFonts w:cstheme="minorBidi"/>
-                <w:sz w:val="20"/>
-                <w:szCs w:val="20"/>
-              </w:rPr>
-              <w:t>EntityParty,AE-001,,AE-ENTITY-001,,,,,,,,Example Buyer Co.,EXAMPLE-BUYER-001,,,,,,,,,,,,,,,</w:t>
-            </w:r>
-          </w:p>
-          <w:p>
-            <w:pPr>
-              <w:pStyle w:val="CodeBlock"/>
-              <w:spacing w:after="0"/>
-              <w:rPr>
-                <w:rFonts w:cstheme="minorBidi"/>
-                <w:sz w:val="20"/>
-                <w:szCs w:val="20"/>
-              </w:rPr>
-            </w:pPr>
-            <w:r>
-              <w:rPr>
-                <w:rFonts w:cstheme="minorBidi"/>
-                <w:sz w:val="20"/>
-                <w:szCs w:val="20"/>
-              </w:rPr>
-              <w:t>EntryHeader,AE-001,,,AE-HDR-001,,,,,,,,,2026-08-11T00:00:00,2026-08-11T00:00:00,AP,JE-2026-0811-001,Record vendor invoice INV-2026-0811-001,11000,11000,,,,,,,,</w:t>
-            </w:r>
-          </w:p>
-          <w:p>
-            <w:pPr>
-              <w:pStyle w:val="CodeBlock"/>
-              <w:spacing w:after="0"/>
-              <w:rPr>
-                <w:rFonts w:cstheme="minorBidi"/>
-                <w:sz w:val="20"/>
-                <w:szCs w:val="20"/>
-              </w:rPr>
-            </w:pPr>
-            <w:r>
-              <w:rPr>
-                <w:rFonts w:cstheme="minorBidi"/>
-                <w:sz w:val="20"/>
-                <w:szCs w:val="20"/>
-              </w:rPr>
-              <w:t>EntryDetail,AE-001,,,AE-HDR-001,AE-DET-1,,,,,,,,,,,,,,,1,invoice,INV-2026-0811-001,2026-08-11T00:00:00,Office supplies expense,10000,iso4217:JPY,D</w:t>
-            </w:r>
-          </w:p>
-          <w:p>
-            <w:pPr>
-              <w:pStyle w:val="CodeBlock"/>
-              <w:spacing w:after="0"/>
-              <w:rPr>
-                <w:rFonts w:cstheme="minorBidi"/>
-                <w:sz w:val="20"/>
-                <w:szCs w:val="20"/>
-              </w:rPr>
-            </w:pPr>
-            <w:r>
-              <w:rPr>
-                <w:rFonts w:cstheme="minorBidi"/>
-                <w:sz w:val="20"/>
-                <w:szCs w:val="20"/>
-              </w:rPr>
-              <w:t>EntryDetail,AE-001,,,AE-HDR-001,AE-DET-2,,,,,,,,,,,,,,,2,invoice,INV-2026-0811-001,2026-08-11T00:00:00,Input consumption tax,1000,iso4217:JPY,D</w:t>
+              <w:t>record_type,dAccountingEntries,dEntryHeader,dEntryDetail,documentType,creationDate,creator,documentComment,defaultCurrency,entityPartyName,entityPartyId,datePosted,headerEntryDate,sourceJournal,entryId,entryDescription,totalDebits,totalCredits,lineNumber,detailDocumentType,detailDocumentNumber,documentDate,detailDescription,monetaryAmount,currency,debitCreditIndicator</w:t>
+            </w:r>
+          </w:p>
+          <w:p>
+            <w:pPr>
+              <w:pStyle w:val="CodeBlock"/>
+              <w:spacing w:after="0"/>
+              <w:rPr>
+                <w:rFonts w:cstheme="minorBidi"/>
+                <w:sz w:val="20"/>
+                <w:szCs w:val="20"/>
+              </w:rPr>
+            </w:pPr>
+            <w:r>
+              <w:t>DocumentInformation,AE-001,,,journalEntry,2026-08-11T00:00:00,XBRL GL Next sample,Vendor invoice recognition sample,iso4217:JPY,,,,,,,,,,,,,,,,,</w:t>
+            </w:r>
+          </w:p>
+          <w:p>
+            <w:pPr>
+              <w:pStyle w:val="CodeBlock"/>
+              <w:spacing w:after="0"/>
+              <w:rPr>
+                <w:rFonts w:cstheme="minorBidi"/>
+                <w:sz w:val="20"/>
+                <w:szCs w:val="20"/>
+              </w:rPr>
+            </w:pPr>
+            <w:r>
+              <w:t>EntityParty,AE-001,,,,,,,,Example Buyer Co.,EXAMPLE-BUYER-001,,,,,,,,,,,,,,,</w:t>
+            </w:r>
+          </w:p>
+          <w:p>
+            <w:pPr>
+              <w:pStyle w:val="CodeBlock"/>
+              <w:spacing w:after="0"/>
+              <w:rPr>
+                <w:rFonts w:cstheme="minorBidi"/>
+                <w:sz w:val="20"/>
+                <w:szCs w:val="20"/>
+              </w:rPr>
+            </w:pPr>
+            <w:r>
+              <w:t>EntryHeader,AE-001,AE-HDR-001,,,,,,,,,2026-08-11T00:00:00,2026-08-11T00:00:00,AP,JE-2026-0811-001,Record vendor invoice INV-2026-0811-001,11000,11000,,,,,,,,</w:t>
+            </w:r>
+          </w:p>
+          <w:p>
+            <w:pPr>
+              <w:pStyle w:val="CodeBlock"/>
+              <w:spacing w:after="0"/>
+              <w:rPr>
+                <w:rFonts w:cstheme="minorBidi"/>
+                <w:sz w:val="20"/>
+                <w:szCs w:val="20"/>
+              </w:rPr>
+            </w:pPr>
+            <w:r>
+              <w:t>EntryDetail,AE-001,AE-HDR-001,AE-DET-1,,,,,,,,,,,,,,,1,invoice,INV-2026-0811-001,2026-08-11T00:00:00,Office supplies expense,10000,iso4217:JPY,D</w:t>
+            </w:r>
+          </w:p>
+          <w:p>
+            <w:pPr>
+              <w:pStyle w:val="CodeBlock"/>
+              <w:spacing w:after="0"/>
+              <w:rPr>
+                <w:rFonts w:cstheme="minorBidi"/>
+                <w:sz w:val="20"/>
+                <w:szCs w:val="20"/>
+              </w:rPr>
+            </w:pPr>
+            <w:r>
+              <w:t>EntryDetail,AE-001,AE-HDR-001,AE-DET-2,,,,,,,,,,,,,,,2,invoice,INV-2026-0811-001,2026-08-11T00:00:00,Input consumption tax,1000,iso4217:JPY,D</w:t>
             </w:r>
           </w:p>
           <w:p>
@@ -14789,12 +14458,7 @@
               </w:rPr>
             </w:pPr>
             <w:r>
-              <w:rPr>
-                <w:rFonts w:cstheme="minorBidi"/>
-                <w:sz w:val="20"/>
-                <w:szCs w:val="20"/>
-              </w:rPr>
-              <w:t>EntryDetail,AE-001,,,AE-HDR-001,AE-DET-3,,,,,,,,,,,,,,,3,invoice,INV-2026-0811-001,2026-08-11T00:00:00,Accounts payable,11000,iso4217:JPY,C</w:t>
+              <w:t>EntryDetail,AE-001,AE-HDR-001,AE-DET-3,,,,,,,,,,,,,,,3,invoice,INV-2026-0811-001,2026-08-11T00:00:00,Accounts payable,11000,iso4217:JPY,C</w:t>
             </w:r>
           </w:p>
         </w:tc>
@@ -15442,80 +15106,6 @@
                 <w:sz w:val="20"/>
                 <w:szCs w:val="20"/>
               </w:rPr>
-              <w:t>dTransactionDocumentInformation</w:t>
-            </w:r>
-            <w:proofErr w:type="spellEnd"/>
-            <w:r>
-              <w:rPr>
-                <w:rFonts w:cstheme="minorBidi"/>
-                <w:sz w:val="20"/>
-                <w:szCs w:val="20"/>
-              </w:rPr>
-              <w:t>": {},</w:t>
-            </w:r>
-          </w:p>
-          <w:p>
-            <w:pPr>
-              <w:pStyle w:val="CodeBlock"/>
-              <w:spacing w:after="0"/>
-              <w:rPr>
-                <w:rFonts w:cstheme="minorBidi"/>
-                <w:sz w:val="20"/>
-                <w:szCs w:val="20"/>
-              </w:rPr>
-            </w:pPr>
-            <w:r>
-              <w:rPr>
-                <w:rFonts w:cstheme="minorBidi"/>
-                <w:sz w:val="20"/>
-                <w:szCs w:val="20"/>
-              </w:rPr>
-              <w:t xml:space="preserve">        "</w:t>
-            </w:r>
-            <w:proofErr w:type="spellStart"/>
-            <w:r>
-              <w:rPr>
-                <w:rFonts w:cstheme="minorBidi"/>
-                <w:sz w:val="20"/>
-                <w:szCs w:val="20"/>
-              </w:rPr>
-              <w:t>dEntityParty</w:t>
-            </w:r>
-            <w:proofErr w:type="spellEnd"/>
-            <w:r>
-              <w:rPr>
-                <w:rFonts w:cstheme="minorBidi"/>
-                <w:sz w:val="20"/>
-                <w:szCs w:val="20"/>
-              </w:rPr>
-              <w:t>": {},</w:t>
-            </w:r>
-          </w:p>
-          <w:p>
-            <w:pPr>
-              <w:pStyle w:val="CodeBlock"/>
-              <w:spacing w:after="0"/>
-              <w:rPr>
-                <w:rFonts w:cstheme="minorBidi"/>
-                <w:sz w:val="20"/>
-                <w:szCs w:val="20"/>
-              </w:rPr>
-            </w:pPr>
-            <w:r>
-              <w:rPr>
-                <w:rFonts w:cstheme="minorBidi"/>
-                <w:sz w:val="20"/>
-                <w:szCs w:val="20"/>
-              </w:rPr>
-              <w:t xml:space="preserve">        "</w:t>
-            </w:r>
-            <w:proofErr w:type="spellStart"/>
-            <w:r>
-              <w:rPr>
-                <w:rFonts w:cstheme="minorBidi"/>
-                <w:sz w:val="20"/>
-                <w:szCs w:val="20"/>
-              </w:rPr>
               <w:t>dTransactionHeader</w:t>
             </w:r>
             <w:proofErr w:type="spellEnd"/>
@@ -19676,116 +19266,6 @@
                 <w:szCs w:val="20"/>
               </w:rPr>
               <w:t>dBusinessTransactions</w:t>
-            </w:r>
-            <w:proofErr w:type="spellEnd"/>
-            <w:r>
-              <w:rPr>
-                <w:rFonts w:cstheme="minorBidi"/>
-                <w:sz w:val="20"/>
-                <w:szCs w:val="20"/>
-              </w:rPr>
-              <w:t>",</w:t>
-            </w:r>
-          </w:p>
-          <w:p>
-            <w:pPr>
-              <w:pStyle w:val="CodeBlock"/>
-              <w:spacing w:after="0"/>
-              <w:rPr>
-                <w:rFonts w:cstheme="minorBidi"/>
-                <w:sz w:val="20"/>
-                <w:szCs w:val="20"/>
-              </w:rPr>
-            </w:pPr>
-            <w:r>
-              <w:rPr>
-                <w:rFonts w:cstheme="minorBidi"/>
-                <w:sz w:val="20"/>
-                <w:szCs w:val="20"/>
-              </w:rPr>
-              <w:t xml:space="preserve">        "</w:t>
-            </w:r>
-            <w:proofErr w:type="spellStart"/>
-            <w:r>
-              <w:rPr>
-                <w:rFonts w:cstheme="minorBidi"/>
-                <w:sz w:val="20"/>
-                <w:szCs w:val="20"/>
-              </w:rPr>
-              <w:t>plt:d_cor_transactionDocumentInformation</w:t>
-            </w:r>
-            <w:proofErr w:type="spellEnd"/>
-            <w:r>
-              <w:rPr>
-                <w:rFonts w:cstheme="minorBidi"/>
-                <w:sz w:val="20"/>
-                <w:szCs w:val="20"/>
-              </w:rPr>
-              <w:t>": "$</w:t>
-            </w:r>
-            <w:proofErr w:type="spellStart"/>
-            <w:r>
-              <w:rPr>
-                <w:rFonts w:cstheme="minorBidi"/>
-                <w:sz w:val="20"/>
-                <w:szCs w:val="20"/>
-              </w:rPr>
-              <w:t>dTransactionDocumentInformation</w:t>
-            </w:r>
-            <w:proofErr w:type="spellEnd"/>
-            <w:r>
-              <w:rPr>
-                <w:rFonts w:cstheme="minorBidi"/>
-                <w:sz w:val="20"/>
-                <w:szCs w:val="20"/>
-              </w:rPr>
-              <w:t>",</w:t>
-            </w:r>
-          </w:p>
-          <w:p>
-            <w:pPr>
-              <w:pStyle w:val="CodeBlock"/>
-              <w:spacing w:after="0"/>
-              <w:rPr>
-                <w:rFonts w:cstheme="minorBidi"/>
-                <w:sz w:val="20"/>
-                <w:szCs w:val="20"/>
-              </w:rPr>
-            </w:pPr>
-            <w:r>
-              <w:rPr>
-                <w:rFonts w:cstheme="minorBidi"/>
-                <w:sz w:val="20"/>
-                <w:szCs w:val="20"/>
-              </w:rPr>
-              <w:t xml:space="preserve">        "</w:t>
-            </w:r>
-            <w:proofErr w:type="spellStart"/>
-            <w:r>
-              <w:rPr>
-                <w:rFonts w:cstheme="minorBidi"/>
-                <w:sz w:val="20"/>
-                <w:szCs w:val="20"/>
-              </w:rPr>
-              <w:t>plt:d_cor_entityParty</w:t>
-            </w:r>
-            <w:proofErr w:type="spellEnd"/>
-            <w:r>
-              <w:rPr>
-                <w:rFonts w:cstheme="minorBidi"/>
-                <w:sz w:val="20"/>
-                <w:szCs w:val="20"/>
-              </w:rPr>
-              <w:t>": "$</w:t>
-            </w:r>
-            <w:proofErr w:type="spellStart"/>
-            <w:r>
-              <w:rPr>
-                <w:rFonts w:cstheme="minorBidi"/>
-                <w:sz w:val="20"/>
-                <w:szCs w:val="20"/>
-              </w:rPr>
-              <w:t>dEntityParty</w:t>
             </w:r>
             <w:proofErr w:type="spellEnd"/>
             <w:r>
@@ -20298,126 +19778,91 @@
               </w:rPr>
             </w:pPr>
             <w:r>
-              <w:rPr>
-                <w:rFonts w:cstheme="minorBidi"/>
-                <w:sz w:val="20"/>
-                <w:szCs w:val="20"/>
-              </w:rPr>
-              <w:t>record_type,dBusinessTransactions,dTransactionDocumentInformation,dEntityParty,dTransactionHeader,dHeaderTax,dHeaderAmountStructure,dTransactionDetail,dDetailAmountStructure,transactionDocumentType,transactionCreationDate,transactionCreator,transactionDocumentComment,transactionDefaultCurrency,entityPartyName,entityPartyId,datePosted,headerDocumentType,headerInvoiceType,headerDocumentNumber,headerMaturityDateOrDateDue,headerPaymentTerms,taxAuthority,amountOfTaxes,basisForTaxation,taxPercentageRate,taxCategory,headerAmount,headerAurrencyCode,headerAmountType,lineNumber,documentType,documentNumber,documentDate,detailDescription,amount,currencyCode,detailAmountType</w:t>
-            </w:r>
-          </w:p>
-          <w:p>
-            <w:pPr>
-              <w:pStyle w:val="CodeBlock"/>
-              <w:spacing w:after="0"/>
-              <w:rPr>
-                <w:rFonts w:cstheme="minorBidi"/>
-                <w:sz w:val="20"/>
-                <w:szCs w:val="20"/>
-              </w:rPr>
-            </w:pPr>
-            <w:r>
-              <w:rPr>
-                <w:rFonts w:cstheme="minorBidi"/>
-                <w:sz w:val="20"/>
-                <w:szCs w:val="20"/>
-              </w:rPr>
-              <w:t>TransactionDocumentInformation,BT-001,BT-DOC-001,,,,,,,vendorInvoice,2026-08-11T00:00:00,XBRL GL Next sample,Vendor invoice sample corresponding to JE-2026-0811-001,iso4217:JPY,,,,,,,,,,,,,,,,,,,,,,,,</w:t>
-            </w:r>
-          </w:p>
-          <w:p>
-            <w:pPr>
-              <w:pStyle w:val="CodeBlock"/>
-              <w:spacing w:after="0"/>
-              <w:rPr>
-                <w:rFonts w:cstheme="minorBidi"/>
-                <w:sz w:val="20"/>
-                <w:szCs w:val="20"/>
-              </w:rPr>
-            </w:pPr>
-            <w:r>
-              <w:rPr>
-                <w:rFonts w:cstheme="minorBidi"/>
-                <w:sz w:val="20"/>
-                <w:szCs w:val="20"/>
-              </w:rPr>
-              <w:t>EntityParty,BT-001,,BT-ENTITY-001,,,,,,,,,,,Example Buyer Co.,EXAMPLE-BUYER-001,,,,,,,,,,,,,,,,,,,,,,</w:t>
-            </w:r>
-          </w:p>
-          <w:p>
-            <w:pPr>
-              <w:pStyle w:val="CodeBlock"/>
-              <w:spacing w:after="0"/>
-              <w:rPr>
-                <w:rFonts w:cstheme="minorBidi"/>
-                <w:sz w:val="20"/>
-                <w:szCs w:val="20"/>
-              </w:rPr>
-            </w:pPr>
-            <w:r>
-              <w:rPr>
-                <w:rFonts w:cstheme="minorBidi"/>
-                <w:sz w:val="20"/>
-                <w:szCs w:val="20"/>
-              </w:rPr>
-              <w:t>TransactionHeader,BT-001,,,BT-HDR-001,,,,,,,,,,,,2026-08-11T00:00:00,invoice,vendorInvoice,INV-2026-0811-001,2026-09-10T00:00:00,Net 30 days,,,,,,,,,,,,,,,,</w:t>
-            </w:r>
-          </w:p>
-          <w:p>
-            <w:pPr>
-              <w:pStyle w:val="CodeBlock"/>
-              <w:spacing w:after="0"/>
-              <w:rPr>
-                <w:rFonts w:cstheme="minorBidi"/>
-                <w:sz w:val="20"/>
-                <w:szCs w:val="20"/>
-              </w:rPr>
-            </w:pPr>
-            <w:r>
-              <w:rPr>
-                <w:rFonts w:cstheme="minorBidi"/>
-                <w:sz w:val="20"/>
-                <w:szCs w:val="20"/>
-              </w:rPr>
-              <w:t>HeaderTax,BT-001,,,BT-HDR-001,BT-TAX-001,,,,,,,,,,,,,,,,,JP,1000,10000,0.10,standard,,,,,,,,,,,</w:t>
-            </w:r>
-          </w:p>
-          <w:p>
-            <w:pPr>
-              <w:pStyle w:val="CodeBlock"/>
-              <w:spacing w:after="0"/>
-              <w:rPr>
-                <w:rFonts w:cstheme="minorBidi"/>
-                <w:sz w:val="20"/>
-                <w:szCs w:val="20"/>
-              </w:rPr>
-            </w:pPr>
-            <w:r>
-              <w:rPr>
-                <w:rFonts w:cstheme="minorBidi"/>
-                <w:sz w:val="20"/>
-                <w:szCs w:val="20"/>
-              </w:rPr>
-              <w:t>HeaderAmountStructure,BT-001,,,BT-HDR-001,,BT-HAMT-001,,,,,,,,,,,,,,,,,,,,,11000,JPY,invoiceTotal,,,,,,,,</w:t>
-            </w:r>
-          </w:p>
-          <w:p>
-            <w:pPr>
-              <w:pStyle w:val="CodeBlock"/>
-              <w:spacing w:after="0"/>
-              <w:rPr>
-                <w:rFonts w:cstheme="minorBidi"/>
-                <w:sz w:val="20"/>
-                <w:szCs w:val="20"/>
-              </w:rPr>
-            </w:pPr>
-            <w:r>
-              <w:rPr>
-                <w:rFonts w:cstheme="minorBidi"/>
-                <w:sz w:val="20"/>
-                <w:szCs w:val="20"/>
-              </w:rPr>
-              <w:t>TransactionDetail,BT-001,,,BT-HDR-001,,,BT-DET-001,,,,,,,,,,,,,,,,,,,,,,,1,invoice,INV-2026-0811-001,2026-08-11T00:00:00,Office supplies,,,</w:t>
+              <w:t>record_type,dBusinessTransactions,dTransactionHeader,dHeaderTax,dHeaderAmountStructure,dTransactionDetail,dDetailAmountStructure,transactionDocumentType,transactionCreationDate,transactionCreator,transactionDocumentComment,transactionDefaultCurrency,entityPartyName,entityPartyId,datePosted,headerDocumentType,headerInvoiceType,headerDocumentNumber,headerMaturityDateOrDateDue,headerPaymentTerms,taxAuthority,amountOfTaxes,basisForTaxation,taxPercentageRate,taxCategory,headerAmount,headerAurrencyCode,headerAmountType,lineNumber,documentType,documentNumber,documentDate,detailDescription,amount,currencyCode,detailAmountType</w:t>
+            </w:r>
+          </w:p>
+          <w:p>
+            <w:pPr>
+              <w:pStyle w:val="CodeBlock"/>
+              <w:spacing w:after="0"/>
+              <w:rPr>
+                <w:rFonts w:cstheme="minorBidi"/>
+                <w:sz w:val="20"/>
+                <w:szCs w:val="20"/>
+              </w:rPr>
+            </w:pPr>
+            <w:r>
+              <w:t>TransactionDocumentInformation,BT-001,,,,,,vendorInvoice,2026-08-11T00:00:00,XBRL GL Next sample,Vendor invoice sample corresponding to JE-2026-0811-001,iso4217:JPY,,,,,,,,,,,,,,,,,,,,,,,,</w:t>
+            </w:r>
+          </w:p>
+          <w:p>
+            <w:pPr>
+              <w:pStyle w:val="CodeBlock"/>
+              <w:spacing w:after="0"/>
+              <w:rPr>
+                <w:rFonts w:cstheme="minorBidi"/>
+                <w:sz w:val="20"/>
+                <w:szCs w:val="20"/>
+              </w:rPr>
+            </w:pPr>
+            <w:r>
+              <w:t>EntityParty,BT-001,,,,,,,,,,,Example Buyer Co.,EXAMPLE-BUYER-001,,,,,,,,,,,,,,,,,,,,,,</w:t>
+            </w:r>
+          </w:p>
+          <w:p>
+            <w:pPr>
+              <w:pStyle w:val="CodeBlock"/>
+              <w:spacing w:after="0"/>
+              <w:rPr>
+                <w:rFonts w:cstheme="minorBidi"/>
+                <w:sz w:val="20"/>
+                <w:szCs w:val="20"/>
+              </w:rPr>
+            </w:pPr>
+            <w:r>
+              <w:t>TransactionHeader,BT-001,BT-HDR-001,,,,,,,,,,,,2026-08-11T00:00:00,invoice,vendorInvoice,INV-2026-0811-001,2026-09-10T00:00:00,Net 30 days,,,,,,,,,,,,,,,,</w:t>
+            </w:r>
+          </w:p>
+          <w:p>
+            <w:pPr>
+              <w:pStyle w:val="CodeBlock"/>
+              <w:spacing w:after="0"/>
+              <w:rPr>
+                <w:rFonts w:cstheme="minorBidi"/>
+                <w:sz w:val="20"/>
+                <w:szCs w:val="20"/>
+              </w:rPr>
+            </w:pPr>
+            <w:r>
+              <w:t>HeaderTax,BT-001,BT-HDR-001,BT-TAX-001,,,,,,,,,,,,,,,,,JP,1000,10000,0.10,standard,,,,,,,,,,,</w:t>
+            </w:r>
+          </w:p>
+          <w:p>
+            <w:pPr>
+              <w:pStyle w:val="CodeBlock"/>
+              <w:spacing w:after="0"/>
+              <w:rPr>
+                <w:rFonts w:cstheme="minorBidi"/>
+                <w:sz w:val="20"/>
+                <w:szCs w:val="20"/>
+              </w:rPr>
+            </w:pPr>
+            <w:r>
+              <w:t>HeaderAmountStructure,BT-001,BT-HDR-001,,BT-HAMT-001,,,,,,,,,,,,,,,,,,,,,11000,JPY,invoiceTotal,,,,,,,,</w:t>
+            </w:r>
+          </w:p>
+          <w:p>
+            <w:pPr>
+              <w:pStyle w:val="CodeBlock"/>
+              <w:spacing w:after="0"/>
+              <w:rPr>
+                <w:rFonts w:cstheme="minorBidi"/>
+                <w:sz w:val="20"/>
+                <w:szCs w:val="20"/>
+              </w:rPr>
+            </w:pPr>
+            <w:r>
+              <w:t>TransactionDetail,BT-001,BT-HDR-001,,,BT-DET-001,,,,,,,,,,,,,,,,,,,,,,,1,invoice,INV-2026-0811-001,2026-08-11T00:00:00,Office supplies,,,</w:t>
             </w:r>
           </w:p>
           <w:p>
@@ -20431,12 +19876,7 @@
               </w:rPr>
             </w:pPr>
             <w:r>
-              <w:rPr>
-                <w:rFonts w:cstheme="minorBidi"/>
-                <w:sz w:val="20"/>
-                <w:szCs w:val="20"/>
-              </w:rPr>
-              <w:t>DetailAmountStructure,BT-001,,,BT-HDR-001,,,BT-DET-001,BT-DAMT-001,,,,,,,,,,,,,,,,,,,,,,,,,,,10000,JPY,lineNetAmount</w:t>
+              <w:t>DetailAmountStructure,BT-001,BT-HDR-001,,,BT-DET-001,BT-DAMT-001,,,,,,,,,,,,,,,,,,,,,,,,,,,10000,JPY,lineNetAmount</w:t>
             </w:r>
           </w:p>
         </w:tc>
@@ -20454,17 +19894,7 @@
     </w:p>
     <w:p>
       <w:r>
-        <w:t xml:space="preserve">Reported facts use Attribute item concepts from the module OIM schemas. Class hierarchy is represented by </w:t>
-      </w:r>
-      <w:r>
-        <w:rPr>
-          <w:b/>
-          <w:bCs/>
-        </w:rPr>
-        <w:t>occurrence dimensions</w:t>
-      </w:r>
-      <w:r>
-        <w:t xml:space="preserve"> and the dimensional definition network. The module-level p_ primary items provide Class anchors for presentation and primary-item networks; they are not the Attribute facts populated by the example CSV. Reference rows are not represented as facts and are traversed transparently.</w:t>
+        <w:t>Reported facts use Attribute item concepts from the module OIM schemas. Class hierarchy is represented by p_ primary-item anchors, roles, domain-member/targetRole relationships, and closed hypercubes. Typed occurrence dimensions represent only occurrence-key Classes. The module-level p_ primary items are not the Attribute facts populated by the example CSV. Reference rows are not represented as facts and are traversed transparently.</w:t>
       </w:r>
     </w:p>
     <w:p>
@@ -21488,6 +20918,22 @@
       </w:r>
       <w:r>
         <w:t>, explicit Tuple/OIM DTS separation, final package naming, and informative single-Structured-CSV instance examples for Accounting Entries and Business Transactions.</w:t>
+      </w:r>
+    </w:p>
+    <w:p>
+      <w:pPr>
+        <w:pStyle w:val="affb"/>
+      </w:pPr>
+      <w:r>
+        <w:t>20 August 2026 v8: Added the shared `gen` taxonomy module and Value Domain architecture; clarified semantic datatype and XBRL item type separation; preserved distinct Value Domain identities; and defined scalar Structured CSV Value Domain treatment and the future implementation boundary.</w:t>
+      </w:r>
+    </w:p>
+    <w:p>
+      <w:pPr>
+        <w:pStyle w:val="affb"/>
+      </w:pPr>
+      <w:r>
+        <w:t>21 August 2026 v9: Restricted d_Q generation and closed-cube ancestry to occurrence-key Classes derived from root status and multiplicity; established one-to-one Structured CSV/OIM occurrence-key alignment; preserved p_Q, h_Q, roles, hierarchy, and targetRole for singular Classes; separated Value Domain/EE 1.0 from occurrence identity; and recorded the pending Generator changes.</w:t>
       </w:r>
     </w:p>
     <w:tbl>

--- a/TaxonomyFramework/XBRL_GL_Next_Taxonomy_Framework_Part_3_OIM_palette_taxonomy.docx
+++ b/TaxonomyFramework/XBRL_GL_Next_Taxonomy_Framework_Part_3_OIM_palette_taxonomy.docx
@@ -145,10 +145,7 @@
           <w:b/>
           <w:bCs/>
         </w:rPr>
-        <w:t>Distribution</w:t>
-      </w:r>
-      <w:r>
-        <w:t>: Private project repository — invited participants only</w:t>
+        <w:t>Distribution: Public collaborative review draft.</w:t>
       </w:r>
     </w:p>
     <w:p>
@@ -157,10 +154,7 @@
           <w:b/>
           <w:bCs/>
         </w:rPr>
-        <w:t>Repository version</w:t>
-      </w:r>
-      <w:r>
-        <w:t>: private collaborative review draft.</w:t>
+        <w:t>Repository version: public collaborative review draft.</w:t>
       </w:r>
     </w:p>
     <w:p>
@@ -191,37 +185,18 @@
       </w:r>
     </w:p>
     <w:p>
-      <w:bookmarkStart w:id="0" w:name="_Toc238901157"/>
       <w:r>
         <w:rPr>
           <w:i/>
         </w:rPr>
-        <w:t>This document is a draft under development by Nobuyuki SAMBUICHI, Advisor to XBRL Japan, for collaborative review within the XBRL GL Next project. It is shared through a GitHub repository with invited project participant</w:t>
-      </w:r>
-      <w:r>
-        <w:rPr>
-          <w:iCs/>
-        </w:rPr>
-        <w:t>s</w:t>
-      </w:r>
-      <w:r>
-        <w:rPr>
-          <w:rFonts w:hint="eastAsia"/>
-          <w:iCs/>
-        </w:rPr>
-        <w:t xml:space="preserve"> </w:t>
-      </w:r>
-      <w:r>
-        <w:rPr>
-          <w:iCs/>
-        </w:rPr>
-        <w:t>.Copyright and license terms under review.</w:t>
+        <w:t>This document is a draft under development by Nobuyuki SAMBUICHI, Advisor to XBRL Japan, for collaborative review within the XBRL GL Next project. It is made available for public collaborative review. Copyright and license terms under review.</w:t>
       </w:r>
     </w:p>
     <w:p>
       <w:pPr>
         <w:pStyle w:val="10"/>
       </w:pPr>
+      <w:bookmarkStart w:id="0" w:name="_Toc244018355"/>
       <w:r>
         <w:t>Status</w:t>
       </w:r>
@@ -236,7 +211,7 @@
       <w:pPr>
         <w:pStyle w:val="10"/>
       </w:pPr>
-      <w:bookmarkStart w:id="1" w:name="_Toc238901158"/>
+      <w:bookmarkStart w:id="1" w:name="_Toc244018356"/>
       <w:r>
         <w:t>Abstract</w:t>
       </w:r>
@@ -273,7 +248,6 @@
           <w:docPartUnique/>
         </w:docPartObj>
       </w:sdtPr>
-      <w:sdtEndPr/>
       <w:sdtContent>
         <w:p>
           <w:pPr>
@@ -309,9 +283,9 @@
               <w:b w:val="0"/>
               <w:noProof/>
               <w:kern w:val="2"/>
-              <w:sz w:val="24"/>
+              <w:sz w:val="21"/>
               <w:szCs w:val="24"/>
-              <w:lang w:eastAsia="ja-JP"/>
+              <w:lang w:val="en-US" w:eastAsia="ja-JP"/>
               <w14:ligatures w14:val="standardContextual"/>
             </w:rPr>
           </w:pPr>
@@ -324,12 +298,11 @@
           <w:r>
             <w:fldChar w:fldCharType="separate"/>
           </w:r>
-          <w:hyperlink w:anchor="_Toc238901157" w:history="1">
+          <w:hyperlink w:anchor="_Toc244018355" w:history="1">
             <w:r>
               <w:rPr>
                 <w:rStyle w:val="af8"/>
                 <w:noProof/>
-                <w:lang w:val="en-GB"/>
               </w:rPr>
               <w:t>Status</w:t>
             </w:r>
@@ -345,13 +318,6 @@
                 <w:noProof/>
                 <w:webHidden/>
               </w:rPr>
-              <w:tab/>
-            </w:r>
-            <w:r>
-              <w:rPr>
-                <w:noProof/>
-                <w:webHidden/>
-              </w:rPr>
               <w:fldChar w:fldCharType="begin"/>
             </w:r>
             <w:r>
@@ -359,7 +325,7 @@
                 <w:noProof/>
                 <w:webHidden/>
               </w:rPr>
-              <w:instrText xml:space="preserve"> PAGEREF _Toc238901157 \h </w:instrText>
+              <w:instrText xml:space="preserve"> PAGEREF _Toc244018355 \h </w:instrText>
             </w:r>
             <w:r>
               <w:rPr>
@@ -398,18 +364,17 @@
               <w:b w:val="0"/>
               <w:noProof/>
               <w:kern w:val="2"/>
-              <w:sz w:val="24"/>
+              <w:sz w:val="21"/>
               <w:szCs w:val="24"/>
-              <w:lang w:eastAsia="ja-JP"/>
+              <w:lang w:val="en-US" w:eastAsia="ja-JP"/>
               <w14:ligatures w14:val="standardContextual"/>
             </w:rPr>
           </w:pPr>
-          <w:hyperlink w:anchor="_Toc238901158" w:history="1">
+          <w:hyperlink w:anchor="_Toc244018356" w:history="1">
             <w:r>
               <w:rPr>
                 <w:rStyle w:val="af8"/>
                 <w:noProof/>
-                <w:lang w:val="en-GB"/>
               </w:rPr>
               <w:t>Abstract</w:t>
             </w:r>
@@ -432,7 +397,7 @@
                 <w:noProof/>
                 <w:webHidden/>
               </w:rPr>
-              <w:instrText xml:space="preserve"> PAGEREF _Toc238901158 \h </w:instrText>
+              <w:instrText xml:space="preserve"> PAGEREF _Toc244018356 \h </w:instrText>
             </w:r>
             <w:r>
               <w:rPr>
@@ -471,18 +436,17 @@
               <w:b w:val="0"/>
               <w:noProof/>
               <w:kern w:val="2"/>
-              <w:sz w:val="24"/>
+              <w:sz w:val="21"/>
               <w:szCs w:val="24"/>
-              <w:lang w:eastAsia="ja-JP"/>
+              <w:lang w:val="en-US" w:eastAsia="ja-JP"/>
               <w14:ligatures w14:val="standardContextual"/>
             </w:rPr>
           </w:pPr>
-          <w:hyperlink w:anchor="_Toc238901159" w:history="1">
+          <w:hyperlink w:anchor="_Toc244018357" w:history="1">
             <w:r>
               <w:rPr>
                 <w:rStyle w:val="af8"/>
                 <w:noProof/>
-                <w:lang w:val="en-GB"/>
               </w:rPr>
               <w:t>1 Language independence</w:t>
             </w:r>
@@ -505,7 +469,7 @@
                 <w:noProof/>
                 <w:webHidden/>
               </w:rPr>
-              <w:instrText xml:space="preserve"> PAGEREF _Toc238901159 \h </w:instrText>
+              <w:instrText xml:space="preserve"> PAGEREF _Toc244018357 \h </w:instrText>
             </w:r>
             <w:r>
               <w:rPr>
@@ -544,18 +508,17 @@
               <w:b w:val="0"/>
               <w:noProof/>
               <w:kern w:val="2"/>
-              <w:sz w:val="24"/>
+              <w:sz w:val="21"/>
               <w:szCs w:val="24"/>
-              <w:lang w:eastAsia="ja-JP"/>
+              <w:lang w:val="en-US" w:eastAsia="ja-JP"/>
               <w14:ligatures w14:val="standardContextual"/>
             </w:rPr>
           </w:pPr>
-          <w:hyperlink w:anchor="_Toc238901160" w:history="1">
+          <w:hyperlink w:anchor="_Toc244018358" w:history="1">
             <w:r>
               <w:rPr>
                 <w:rStyle w:val="af8"/>
                 <w:noProof/>
-                <w:lang w:val="en-GB"/>
               </w:rPr>
               <w:t>2 Introduction</w:t>
             </w:r>
@@ -578,7 +541,7 @@
                 <w:noProof/>
                 <w:webHidden/>
               </w:rPr>
-              <w:instrText xml:space="preserve"> PAGEREF _Toc238901160 \h </w:instrText>
+              <w:instrText xml:space="preserve"> PAGEREF _Toc244018358 \h </w:instrText>
             </w:r>
             <w:r>
               <w:rPr>
@@ -612,24 +575,23 @@
         <w:p>
           <w:pPr>
             <w:pStyle w:val="26"/>
-            <w:ind w:left="1123"/>
+            <w:ind w:leftChars="100" w:left="940" w:rightChars="227" w:right="499"/>
             <w:rPr>
               <w:rFonts w:asciiTheme="minorHAnsi" w:hAnsiTheme="minorHAnsi" w:cstheme="minorBidi"/>
               <w:b w:val="0"/>
               <w:noProof/>
               <w:kern w:val="2"/>
-              <w:sz w:val="24"/>
+              <w:sz w:val="21"/>
               <w:szCs w:val="24"/>
-              <w:lang w:eastAsia="ja-JP"/>
+              <w:lang w:val="en-US" w:eastAsia="ja-JP"/>
               <w14:ligatures w14:val="standardContextual"/>
             </w:rPr>
           </w:pPr>
-          <w:hyperlink w:anchor="_Toc238901161" w:history="1">
+          <w:hyperlink w:anchor="_Toc244018359" w:history="1">
             <w:r>
               <w:rPr>
                 <w:rStyle w:val="af8"/>
                 <w:noProof/>
-                <w:lang w:val="en-GB"/>
               </w:rPr>
               <w:t>2.1 Scope</w:t>
             </w:r>
@@ -652,7 +614,7 @@
                 <w:noProof/>
                 <w:webHidden/>
               </w:rPr>
-              <w:instrText xml:space="preserve"> PAGEREF _Toc238901161 \h </w:instrText>
+              <w:instrText xml:space="preserve"> PAGEREF _Toc244018359 \h </w:instrText>
             </w:r>
             <w:r>
               <w:rPr>
@@ -686,24 +648,23 @@
         <w:p>
           <w:pPr>
             <w:pStyle w:val="26"/>
-            <w:ind w:left="1123"/>
+            <w:ind w:leftChars="100" w:left="940" w:rightChars="227" w:right="499"/>
             <w:rPr>
               <w:rFonts w:asciiTheme="minorHAnsi" w:hAnsiTheme="minorHAnsi" w:cstheme="minorBidi"/>
               <w:b w:val="0"/>
               <w:noProof/>
               <w:kern w:val="2"/>
-              <w:sz w:val="24"/>
+              <w:sz w:val="21"/>
               <w:szCs w:val="24"/>
-              <w:lang w:eastAsia="ja-JP"/>
+              <w:lang w:val="en-US" w:eastAsia="ja-JP"/>
               <w14:ligatures w14:val="standardContextual"/>
             </w:rPr>
           </w:pPr>
-          <w:hyperlink w:anchor="_Toc238901162" w:history="1">
+          <w:hyperlink w:anchor="_Toc244018360" w:history="1">
             <w:r>
               <w:rPr>
                 <w:rStyle w:val="af8"/>
                 <w:noProof/>
-                <w:lang w:val="en-GB"/>
               </w:rPr>
               <w:t>2.2 Normative language</w:t>
             </w:r>
@@ -726,7 +687,7 @@
                 <w:noProof/>
                 <w:webHidden/>
               </w:rPr>
-              <w:instrText xml:space="preserve"> PAGEREF _Toc238901162 \h </w:instrText>
+              <w:instrText xml:space="preserve"> PAGEREF _Toc244018360 \h </w:instrText>
             </w:r>
             <w:r>
               <w:rPr>
@@ -760,24 +721,23 @@
         <w:p>
           <w:pPr>
             <w:pStyle w:val="26"/>
-            <w:ind w:left="1123"/>
+            <w:ind w:leftChars="100" w:left="940" w:rightChars="227" w:right="499"/>
             <w:rPr>
               <w:rFonts w:asciiTheme="minorHAnsi" w:hAnsiTheme="minorHAnsi" w:cstheme="minorBidi"/>
               <w:b w:val="0"/>
               <w:noProof/>
               <w:kern w:val="2"/>
-              <w:sz w:val="24"/>
+              <w:sz w:val="21"/>
               <w:szCs w:val="24"/>
-              <w:lang w:eastAsia="ja-JP"/>
+              <w:lang w:val="en-US" w:eastAsia="ja-JP"/>
               <w14:ligatures w14:val="standardContextual"/>
             </w:rPr>
           </w:pPr>
-          <w:hyperlink w:anchor="_Toc238901163" w:history="1">
+          <w:hyperlink w:anchor="_Toc244018361" w:history="1">
             <w:r>
               <w:rPr>
                 <w:rStyle w:val="af8"/>
                 <w:noProof/>
-                <w:lang w:val="en-GB"/>
               </w:rPr>
               <w:t>2.3 Relationship to the other Parts</w:t>
             </w:r>
@@ -800,7 +760,7 @@
                 <w:noProof/>
                 <w:webHidden/>
               </w:rPr>
-              <w:instrText xml:space="preserve"> PAGEREF _Toc238901163 \h </w:instrText>
+              <w:instrText xml:space="preserve"> PAGEREF _Toc244018361 \h </w:instrText>
             </w:r>
             <w:r>
               <w:rPr>
@@ -834,24 +794,23 @@
         <w:p>
           <w:pPr>
             <w:pStyle w:val="26"/>
-            <w:ind w:left="1123"/>
+            <w:ind w:leftChars="100" w:left="940" w:rightChars="227" w:right="499"/>
             <w:rPr>
               <w:rFonts w:asciiTheme="minorHAnsi" w:hAnsiTheme="minorHAnsi" w:cstheme="minorBidi"/>
               <w:b w:val="0"/>
               <w:noProof/>
               <w:kern w:val="2"/>
-              <w:sz w:val="24"/>
+              <w:sz w:val="21"/>
               <w:szCs w:val="24"/>
-              <w:lang w:eastAsia="ja-JP"/>
+              <w:lang w:val="en-US" w:eastAsia="ja-JP"/>
               <w14:ligatures w14:val="standardContextual"/>
             </w:rPr>
           </w:pPr>
-          <w:hyperlink w:anchor="_Toc238901164" w:history="1">
+          <w:hyperlink w:anchor="_Toc244018362" w:history="1">
             <w:r>
               <w:rPr>
                 <w:rStyle w:val="af8"/>
                 <w:noProof/>
-                <w:lang w:val="en-GB"/>
               </w:rPr>
               <w:t>2.4 Implementation independence</w:t>
             </w:r>
@@ -874,7 +833,7 @@
                 <w:noProof/>
                 <w:webHidden/>
               </w:rPr>
-              <w:instrText xml:space="preserve"> PAGEREF _Toc238901164 \h </w:instrText>
+              <w:instrText xml:space="preserve"> PAGEREF _Toc244018362 \h </w:instrText>
             </w:r>
             <w:r>
               <w:rPr>
@@ -913,18 +872,17 @@
               <w:b w:val="0"/>
               <w:noProof/>
               <w:kern w:val="2"/>
-              <w:sz w:val="24"/>
+              <w:sz w:val="21"/>
               <w:szCs w:val="24"/>
-              <w:lang w:eastAsia="ja-JP"/>
+              <w:lang w:val="en-US" w:eastAsia="ja-JP"/>
               <w14:ligatures w14:val="standardContextual"/>
             </w:rPr>
           </w:pPr>
-          <w:hyperlink w:anchor="_Toc238901165" w:history="1">
+          <w:hyperlink w:anchor="_Toc244018363" w:history="1">
             <w:r>
               <w:rPr>
                 <w:rStyle w:val="af8"/>
                 <w:noProof/>
-                <w:lang w:val="en-GB"/>
               </w:rPr>
               <w:t>3 Terms and definitions</w:t>
             </w:r>
@@ -947,7 +905,7 @@
                 <w:noProof/>
                 <w:webHidden/>
               </w:rPr>
-              <w:instrText xml:space="preserve"> PAGEREF _Toc238901165 \h </w:instrText>
+              <w:instrText xml:space="preserve"> PAGEREF _Toc244018363 \h </w:instrText>
             </w:r>
             <w:r>
               <w:rPr>
@@ -967,7 +925,7 @@
                 <w:noProof/>
                 <w:webHidden/>
               </w:rPr>
-              <w:t>4</w:t>
+              <w:t>5</w:t>
             </w:r>
             <w:r>
               <w:rPr>
@@ -986,18 +944,17 @@
               <w:b w:val="0"/>
               <w:noProof/>
               <w:kern w:val="2"/>
-              <w:sz w:val="24"/>
+              <w:sz w:val="21"/>
               <w:szCs w:val="24"/>
-              <w:lang w:eastAsia="ja-JP"/>
+              <w:lang w:val="en-US" w:eastAsia="ja-JP"/>
               <w14:ligatures w14:val="standardContextual"/>
             </w:rPr>
           </w:pPr>
-          <w:hyperlink w:anchor="_Toc238901166" w:history="1">
+          <w:hyperlink w:anchor="_Toc244018364" w:history="1">
             <w:r>
               <w:rPr>
                 <w:rStyle w:val="af8"/>
                 <w:noProof/>
-                <w:lang w:val="en-GB"/>
               </w:rPr>
               <w:t>4 Authoritative input and validation contract</w:t>
             </w:r>
@@ -1020,7 +977,7 @@
                 <w:noProof/>
                 <w:webHidden/>
               </w:rPr>
-              <w:instrText xml:space="preserve"> PAGEREF _Toc238901166 \h </w:instrText>
+              <w:instrText xml:space="preserve"> PAGEREF _Toc244018364 \h </w:instrText>
             </w:r>
             <w:r>
               <w:rPr>
@@ -1054,24 +1011,23 @@
         <w:p>
           <w:pPr>
             <w:pStyle w:val="26"/>
-            <w:ind w:left="1123"/>
+            <w:ind w:leftChars="100" w:left="940" w:rightChars="227" w:right="499"/>
             <w:rPr>
               <w:rFonts w:asciiTheme="minorHAnsi" w:hAnsiTheme="minorHAnsi" w:cstheme="minorBidi"/>
               <w:b w:val="0"/>
               <w:noProof/>
               <w:kern w:val="2"/>
-              <w:sz w:val="24"/>
+              <w:sz w:val="21"/>
               <w:szCs w:val="24"/>
-              <w:lang w:eastAsia="ja-JP"/>
+              <w:lang w:val="en-US" w:eastAsia="ja-JP"/>
               <w14:ligatures w14:val="standardContextual"/>
             </w:rPr>
           </w:pPr>
-          <w:hyperlink w:anchor="_Toc238901167" w:history="1">
+          <w:hyperlink w:anchor="_Toc244018365" w:history="1">
             <w:r>
               <w:rPr>
                 <w:rStyle w:val="af8"/>
                 <w:noProof/>
-                <w:lang w:val="en-GB"/>
               </w:rPr>
               <w:t>4.1 Input authority</w:t>
             </w:r>
@@ -1094,7 +1050,7 @@
                 <w:noProof/>
                 <w:webHidden/>
               </w:rPr>
-              <w:instrText xml:space="preserve"> PAGEREF _Toc238901167 \h </w:instrText>
+              <w:instrText xml:space="preserve"> PAGEREF _Toc244018365 \h </w:instrText>
             </w:r>
             <w:r>
               <w:rPr>
@@ -1128,24 +1084,23 @@
         <w:p>
           <w:pPr>
             <w:pStyle w:val="26"/>
-            <w:ind w:left="1123"/>
+            <w:ind w:leftChars="100" w:left="940" w:rightChars="227" w:right="499"/>
             <w:rPr>
               <w:rFonts w:asciiTheme="minorHAnsi" w:hAnsiTheme="minorHAnsi" w:cstheme="minorBidi"/>
               <w:b w:val="0"/>
               <w:noProof/>
               <w:kern w:val="2"/>
-              <w:sz w:val="24"/>
+              <w:sz w:val="21"/>
               <w:szCs w:val="24"/>
-              <w:lang w:eastAsia="ja-JP"/>
+              <w:lang w:val="en-US" w:eastAsia="ja-JP"/>
               <w14:ligatures w14:val="standardContextual"/>
             </w:rPr>
           </w:pPr>
-          <w:hyperlink w:anchor="_Toc238901168" w:history="1">
+          <w:hyperlink w:anchor="_Toc244018366" w:history="1">
             <w:r>
               <w:rPr>
                 <w:rStyle w:val="af8"/>
                 <w:noProof/>
-                <w:lang w:val="en-GB"/>
               </w:rPr>
               <w:t>4.2 Required 18-column order</w:t>
             </w:r>
@@ -1168,7 +1123,7 @@
                 <w:noProof/>
                 <w:webHidden/>
               </w:rPr>
-              <w:instrText xml:space="preserve"> PAGEREF _Toc238901168 \h </w:instrText>
+              <w:instrText xml:space="preserve"> PAGEREF _Toc244018366 \h </w:instrText>
             </w:r>
             <w:r>
               <w:rPr>
@@ -1202,24 +1157,23 @@
         <w:p>
           <w:pPr>
             <w:pStyle w:val="26"/>
-            <w:ind w:left="1123"/>
+            <w:ind w:leftChars="100" w:left="940" w:rightChars="227" w:right="499"/>
             <w:rPr>
               <w:rFonts w:asciiTheme="minorHAnsi" w:hAnsiTheme="minorHAnsi" w:cstheme="minorBidi"/>
               <w:b w:val="0"/>
               <w:noProof/>
               <w:kern w:val="2"/>
-              <w:sz w:val="24"/>
+              <w:sz w:val="21"/>
               <w:szCs w:val="24"/>
-              <w:lang w:eastAsia="ja-JP"/>
+              <w:lang w:val="en-US" w:eastAsia="ja-JP"/>
               <w14:ligatures w14:val="standardContextual"/>
             </w:rPr>
           </w:pPr>
-          <w:hyperlink w:anchor="_Toc238901169" w:history="1">
+          <w:hyperlink w:anchor="_Toc244018367" w:history="1">
             <w:r>
               <w:rPr>
                 <w:rStyle w:val="af8"/>
                 <w:noProof/>
-                <w:lang w:val="en-GB"/>
               </w:rPr>
               <w:t>4.3 XPath and QName authority</w:t>
             </w:r>
@@ -1242,7 +1196,7 @@
                 <w:noProof/>
                 <w:webHidden/>
               </w:rPr>
-              <w:instrText xml:space="preserve"> PAGEREF _Toc238901169 \h </w:instrText>
+              <w:instrText xml:space="preserve"> PAGEREF _Toc244018367 \h </w:instrText>
             </w:r>
             <w:r>
               <w:rPr>
@@ -1276,24 +1230,23 @@
         <w:p>
           <w:pPr>
             <w:pStyle w:val="26"/>
-            <w:ind w:left="1123"/>
+            <w:ind w:leftChars="100" w:left="940" w:rightChars="227" w:right="499"/>
             <w:rPr>
               <w:rFonts w:asciiTheme="minorHAnsi" w:hAnsiTheme="minorHAnsi" w:cstheme="minorBidi"/>
               <w:b w:val="0"/>
               <w:noProof/>
               <w:kern w:val="2"/>
-              <w:sz w:val="24"/>
+              <w:sz w:val="21"/>
               <w:szCs w:val="24"/>
-              <w:lang w:eastAsia="ja-JP"/>
+              <w:lang w:val="en-US" w:eastAsia="ja-JP"/>
               <w14:ligatures w14:val="standardContextual"/>
             </w:rPr>
           </w:pPr>
-          <w:hyperlink w:anchor="_Toc238901170" w:history="1">
+          <w:hyperlink w:anchor="_Toc244018368" w:history="1">
             <w:r>
               <w:rPr>
                 <w:rStyle w:val="af8"/>
                 <w:noProof/>
-                <w:lang w:val="en-GB"/>
               </w:rPr>
               <w:t>4.4 Row validation</w:t>
             </w:r>
@@ -1316,7 +1269,7 @@
                 <w:noProof/>
                 <w:webHidden/>
               </w:rPr>
-              <w:instrText xml:space="preserve"> PAGEREF _Toc238901170 \h </w:instrText>
+              <w:instrText xml:space="preserve"> PAGEREF _Toc244018368 \h </w:instrText>
             </w:r>
             <w:r>
               <w:rPr>
@@ -1336,7 +1289,7 @@
                 <w:noProof/>
                 <w:webHidden/>
               </w:rPr>
-              <w:t>6</w:t>
+              <w:t>7</w:t>
             </w:r>
             <w:r>
               <w:rPr>
@@ -1350,24 +1303,23 @@
         <w:p>
           <w:pPr>
             <w:pStyle w:val="26"/>
-            <w:ind w:left="1123"/>
+            <w:ind w:leftChars="100" w:left="940" w:rightChars="227" w:right="499"/>
             <w:rPr>
               <w:rFonts w:asciiTheme="minorHAnsi" w:hAnsiTheme="minorHAnsi" w:cstheme="minorBidi"/>
               <w:b w:val="0"/>
               <w:noProof/>
               <w:kern w:val="2"/>
-              <w:sz w:val="24"/>
+              <w:sz w:val="21"/>
               <w:szCs w:val="24"/>
-              <w:lang w:eastAsia="ja-JP"/>
+              <w:lang w:val="en-US" w:eastAsia="ja-JP"/>
               <w14:ligatures w14:val="standardContextual"/>
             </w:rPr>
           </w:pPr>
-          <w:hyperlink w:anchor="_Toc238901171" w:history="1">
+          <w:hyperlink w:anchor="_Toc244018369" w:history="1">
             <w:r>
               <w:rPr>
                 <w:rStyle w:val="af8"/>
                 <w:noProof/>
-                <w:lang w:val="en-GB"/>
               </w:rPr>
               <w:t>4.5 Non-use subtrees</w:t>
             </w:r>
@@ -1390,7 +1342,7 @@
                 <w:noProof/>
                 <w:webHidden/>
               </w:rPr>
-              <w:instrText xml:space="preserve"> PAGEREF _Toc238901171 \h </w:instrText>
+              <w:instrText xml:space="preserve"> PAGEREF _Toc244018369 \h </w:instrText>
             </w:r>
             <w:r>
               <w:rPr>
@@ -1424,24 +1376,23 @@
         <w:p>
           <w:pPr>
             <w:pStyle w:val="26"/>
-            <w:ind w:left="1123"/>
+            <w:ind w:leftChars="100" w:left="940" w:rightChars="227" w:right="499"/>
             <w:rPr>
               <w:rFonts w:asciiTheme="minorHAnsi" w:hAnsiTheme="minorHAnsi" w:cstheme="minorBidi"/>
               <w:b w:val="0"/>
               <w:noProof/>
               <w:kern w:val="2"/>
-              <w:sz w:val="24"/>
+              <w:sz w:val="21"/>
               <w:szCs w:val="24"/>
-              <w:lang w:eastAsia="ja-JP"/>
+              <w:lang w:val="en-US" w:eastAsia="ja-JP"/>
               <w14:ligatures w14:val="standardContextual"/>
             </w:rPr>
           </w:pPr>
-          <w:hyperlink w:anchor="_Toc238901172" w:history="1">
+          <w:hyperlink w:anchor="_Toc244018370" w:history="1">
             <w:r>
               <w:rPr>
                 <w:rStyle w:val="af8"/>
                 <w:noProof/>
-                <w:lang w:val="en-GB"/>
               </w:rPr>
               <w:t>4.6 Cross-HMD shared declarations</w:t>
             </w:r>
@@ -1464,7 +1415,7 @@
                 <w:noProof/>
                 <w:webHidden/>
               </w:rPr>
-              <w:instrText xml:space="preserve"> PAGEREF _Toc238901172 \h </w:instrText>
+              <w:instrText xml:space="preserve"> PAGEREF _Toc244018370 \h </w:instrText>
             </w:r>
             <w:r>
               <w:rPr>
@@ -1503,18 +1454,17 @@
               <w:b w:val="0"/>
               <w:noProof/>
               <w:kern w:val="2"/>
-              <w:sz w:val="24"/>
+              <w:sz w:val="21"/>
               <w:szCs w:val="24"/>
-              <w:lang w:eastAsia="ja-JP"/>
+              <w:lang w:val="en-US" w:eastAsia="ja-JP"/>
               <w14:ligatures w14:val="standardContextual"/>
             </w:rPr>
           </w:pPr>
-          <w:hyperlink w:anchor="_Toc238901173" w:history="1">
+          <w:hyperlink w:anchor="_Toc244018371" w:history="1">
             <w:r>
               <w:rPr>
                 <w:rStyle w:val="af8"/>
                 <w:noProof/>
-                <w:lang w:val="en-GB"/>
               </w:rPr>
               <w:t>5 OIM binding model</w:t>
             </w:r>
@@ -1537,7 +1487,7 @@
                 <w:noProof/>
                 <w:webHidden/>
               </w:rPr>
-              <w:instrText xml:space="preserve"> PAGEREF _Toc238901173 \h </w:instrText>
+              <w:instrText xml:space="preserve"> PAGEREF _Toc244018371 \h </w:instrText>
             </w:r>
             <w:r>
               <w:rPr>
@@ -1571,24 +1521,23 @@
         <w:p>
           <w:pPr>
             <w:pStyle w:val="26"/>
-            <w:ind w:left="1123"/>
+            <w:ind w:leftChars="100" w:left="940" w:rightChars="227" w:right="499"/>
             <w:rPr>
               <w:rFonts w:asciiTheme="minorHAnsi" w:hAnsiTheme="minorHAnsi" w:cstheme="minorBidi"/>
               <w:b w:val="0"/>
               <w:noProof/>
               <w:kern w:val="2"/>
-              <w:sz w:val="24"/>
+              <w:sz w:val="21"/>
               <w:szCs w:val="24"/>
-              <w:lang w:eastAsia="ja-JP"/>
+              <w:lang w:val="en-US" w:eastAsia="ja-JP"/>
               <w14:ligatures w14:val="standardContextual"/>
             </w:rPr>
           </w:pPr>
-          <w:hyperlink w:anchor="_Toc238901174" w:history="1">
+          <w:hyperlink w:anchor="_Toc244018372" w:history="1">
             <w:r>
               <w:rPr>
                 <w:rStyle w:val="af8"/>
                 <w:noProof/>
-                <w:lang w:val="en-GB"/>
               </w:rPr>
               <w:t>5.1 Attribute facts</w:t>
             </w:r>
@@ -1611,7 +1560,7 @@
                 <w:noProof/>
                 <w:webHidden/>
               </w:rPr>
-              <w:instrText xml:space="preserve"> PAGEREF _Toc238901174 \h </w:instrText>
+              <w:instrText xml:space="preserve"> PAGEREF _Toc244018372 \h </w:instrText>
             </w:r>
             <w:r>
               <w:rPr>
@@ -1645,24 +1594,23 @@
         <w:p>
           <w:pPr>
             <w:pStyle w:val="26"/>
-            <w:ind w:left="1123"/>
+            <w:ind w:leftChars="100" w:left="940" w:rightChars="227" w:right="499"/>
             <w:rPr>
               <w:rFonts w:asciiTheme="minorHAnsi" w:hAnsiTheme="minorHAnsi" w:cstheme="minorBidi"/>
               <w:b w:val="0"/>
               <w:noProof/>
               <w:kern w:val="2"/>
-              <w:sz w:val="24"/>
+              <w:sz w:val="21"/>
               <w:szCs w:val="24"/>
-              <w:lang w:eastAsia="ja-JP"/>
+              <w:lang w:val="en-US" w:eastAsia="ja-JP"/>
               <w14:ligatures w14:val="standardContextual"/>
             </w:rPr>
           </w:pPr>
-          <w:hyperlink w:anchor="_Toc238901175" w:history="1">
+          <w:hyperlink w:anchor="_Toc244018373" w:history="1">
             <w:r>
               <w:rPr>
                 <w:rStyle w:val="af8"/>
                 <w:noProof/>
-                <w:lang w:val="en-GB"/>
               </w:rPr>
               <w:t>5.2 Structural rows</w:t>
             </w:r>
@@ -1685,7 +1633,7 @@
                 <w:noProof/>
                 <w:webHidden/>
               </w:rPr>
-              <w:instrText xml:space="preserve"> PAGEREF _Toc238901175 \h </w:instrText>
+              <w:instrText xml:space="preserve"> PAGEREF _Toc244018373 \h </w:instrText>
             </w:r>
             <w:r>
               <w:rPr>
@@ -1705,7 +1653,7 @@
                 <w:noProof/>
                 <w:webHidden/>
               </w:rPr>
-              <w:t>7</w:t>
+              <w:t>8</w:t>
             </w:r>
             <w:r>
               <w:rPr>
@@ -1719,24 +1667,23 @@
         <w:p>
           <w:pPr>
             <w:pStyle w:val="26"/>
-            <w:ind w:left="1123"/>
+            <w:ind w:leftChars="100" w:left="940" w:rightChars="227" w:right="499"/>
             <w:rPr>
               <w:rFonts w:asciiTheme="minorHAnsi" w:hAnsiTheme="minorHAnsi" w:cstheme="minorBidi"/>
               <w:b w:val="0"/>
               <w:noProof/>
               <w:kern w:val="2"/>
-              <w:sz w:val="24"/>
+              <w:sz w:val="21"/>
               <w:szCs w:val="24"/>
-              <w:lang w:eastAsia="ja-JP"/>
+              <w:lang w:val="en-US" w:eastAsia="ja-JP"/>
               <w14:ligatures w14:val="standardContextual"/>
             </w:rPr>
           </w:pPr>
-          <w:hyperlink w:anchor="_Toc238901176" w:history="1">
+          <w:hyperlink w:anchor="_Toc244018374" w:history="1">
             <w:r>
               <w:rPr>
                 <w:rStyle w:val="af8"/>
                 <w:noProof/>
-                <w:lang w:val="en-GB"/>
               </w:rPr>
               <w:t>5.3 Class resources</w:t>
             </w:r>
@@ -1759,7 +1706,7 @@
                 <w:noProof/>
                 <w:webHidden/>
               </w:rPr>
-              <w:instrText xml:space="preserve"> PAGEREF _Toc238901176 \h </w:instrText>
+              <w:instrText xml:space="preserve"> PAGEREF _Toc244018374 \h </w:instrText>
             </w:r>
             <w:r>
               <w:rPr>
@@ -1779,7 +1726,7 @@
                 <w:noProof/>
                 <w:webHidden/>
               </w:rPr>
-              <w:t>7</w:t>
+              <w:t>8</w:t>
             </w:r>
             <w:r>
               <w:rPr>
@@ -1793,24 +1740,23 @@
         <w:p>
           <w:pPr>
             <w:pStyle w:val="26"/>
-            <w:ind w:left="1123"/>
+            <w:ind w:leftChars="100" w:left="940" w:rightChars="227" w:right="499"/>
             <w:rPr>
               <w:rFonts w:asciiTheme="minorHAnsi" w:hAnsiTheme="minorHAnsi" w:cstheme="minorBidi"/>
               <w:b w:val="0"/>
               <w:noProof/>
               <w:kern w:val="2"/>
-              <w:sz w:val="24"/>
+              <w:sz w:val="21"/>
               <w:szCs w:val="24"/>
-              <w:lang w:eastAsia="ja-JP"/>
+              <w:lang w:val="en-US" w:eastAsia="ja-JP"/>
               <w14:ligatures w14:val="standardContextual"/>
             </w:rPr>
           </w:pPr>
-          <w:hyperlink w:anchor="_Toc238901177" w:history="1">
+          <w:hyperlink w:anchor="_Toc244018375" w:history="1">
             <w:r>
               <w:rPr>
                 <w:rStyle w:val="af8"/>
                 <w:noProof/>
-                <w:lang w:val="en-GB"/>
               </w:rPr>
               <w:t>5.4 Extended roles</w:t>
             </w:r>
@@ -1833,7 +1779,7 @@
                 <w:noProof/>
                 <w:webHidden/>
               </w:rPr>
-              <w:instrText xml:space="preserve"> PAGEREF _Toc238901177 \h </w:instrText>
+              <w:instrText xml:space="preserve"> PAGEREF _Toc244018375 \h </w:instrText>
             </w:r>
             <w:r>
               <w:rPr>
@@ -1872,18 +1818,17 @@
               <w:b w:val="0"/>
               <w:noProof/>
               <w:kern w:val="2"/>
-              <w:sz w:val="24"/>
+              <w:sz w:val="21"/>
               <w:szCs w:val="24"/>
-              <w:lang w:eastAsia="ja-JP"/>
+              <w:lang w:val="en-US" w:eastAsia="ja-JP"/>
               <w14:ligatures w14:val="standardContextual"/>
             </w:rPr>
           </w:pPr>
-          <w:hyperlink w:anchor="_Toc238901178" w:history="1">
+          <w:hyperlink w:anchor="_Toc244018376" w:history="1">
             <w:r>
               <w:rPr>
                 <w:rStyle w:val="af8"/>
                 <w:noProof/>
-                <w:lang w:val="en-GB"/>
               </w:rPr>
               <w:t>6 Dimensional network generation</w:t>
             </w:r>
@@ -1906,7 +1851,7 @@
                 <w:noProof/>
                 <w:webHidden/>
               </w:rPr>
-              <w:instrText xml:space="preserve"> PAGEREF _Toc238901178 \h </w:instrText>
+              <w:instrText xml:space="preserve"> PAGEREF _Toc244018376 \h </w:instrText>
             </w:r>
             <w:r>
               <w:rPr>
@@ -1940,24 +1885,23 @@
         <w:p>
           <w:pPr>
             <w:pStyle w:val="26"/>
-            <w:ind w:left="1123"/>
+            <w:ind w:leftChars="100" w:left="940" w:rightChars="227" w:right="499"/>
             <w:rPr>
               <w:rFonts w:asciiTheme="minorHAnsi" w:hAnsiTheme="minorHAnsi" w:cstheme="minorBidi"/>
               <w:b w:val="0"/>
               <w:noProof/>
               <w:kern w:val="2"/>
-              <w:sz w:val="24"/>
+              <w:sz w:val="21"/>
               <w:szCs w:val="24"/>
-              <w:lang w:eastAsia="ja-JP"/>
+              <w:lang w:val="en-US" w:eastAsia="ja-JP"/>
               <w14:ligatures w14:val="standardContextual"/>
             </w:rPr>
           </w:pPr>
-          <w:hyperlink w:anchor="_Toc238901179" w:history="1">
+          <w:hyperlink w:anchor="_Toc244018377" w:history="1">
             <w:r>
               <w:rPr>
                 <w:rStyle w:val="af8"/>
                 <w:noProof/>
-                <w:lang w:val="en-GB"/>
               </w:rPr>
               <w:t>6.1 Closed cube</w:t>
             </w:r>
@@ -1980,7 +1924,7 @@
                 <w:noProof/>
                 <w:webHidden/>
               </w:rPr>
-              <w:instrText xml:space="preserve"> PAGEREF _Toc238901179 \h </w:instrText>
+              <w:instrText xml:space="preserve"> PAGEREF _Toc244018377 \h </w:instrText>
             </w:r>
             <w:r>
               <w:rPr>
@@ -2014,24 +1958,23 @@
         <w:p>
           <w:pPr>
             <w:pStyle w:val="26"/>
-            <w:ind w:left="1123"/>
+            <w:ind w:leftChars="100" w:left="940" w:rightChars="227" w:right="499"/>
             <w:rPr>
               <w:rFonts w:asciiTheme="minorHAnsi" w:hAnsiTheme="minorHAnsi" w:cstheme="minorBidi"/>
               <w:b w:val="0"/>
               <w:noProof/>
               <w:kern w:val="2"/>
-              <w:sz w:val="24"/>
+              <w:sz w:val="21"/>
               <w:szCs w:val="24"/>
-              <w:lang w:eastAsia="ja-JP"/>
+              <w:lang w:val="en-US" w:eastAsia="ja-JP"/>
               <w14:ligatures w14:val="standardContextual"/>
             </w:rPr>
           </w:pPr>
-          <w:hyperlink w:anchor="_Toc238901180" w:history="1">
+          <w:hyperlink w:anchor="_Toc244018378" w:history="1">
             <w:r>
               <w:rPr>
                 <w:rStyle w:val="af8"/>
                 <w:noProof/>
-                <w:lang w:val="en-GB"/>
               </w:rPr>
               <w:t>6.2 Occurrence dimensions</w:t>
             </w:r>
@@ -2054,7 +1997,7 @@
                 <w:noProof/>
                 <w:webHidden/>
               </w:rPr>
-              <w:instrText xml:space="preserve"> PAGEREF _Toc238901180 \h </w:instrText>
+              <w:instrText xml:space="preserve"> PAGEREF _Toc244018378 \h </w:instrText>
             </w:r>
             <w:r>
               <w:rPr>
@@ -2088,24 +2031,23 @@
         <w:p>
           <w:pPr>
             <w:pStyle w:val="26"/>
-            <w:ind w:left="1123"/>
+            <w:ind w:leftChars="100" w:left="940" w:rightChars="227" w:right="499"/>
             <w:rPr>
               <w:rFonts w:asciiTheme="minorHAnsi" w:hAnsiTheme="minorHAnsi" w:cstheme="minorBidi"/>
               <w:b w:val="0"/>
               <w:noProof/>
               <w:kern w:val="2"/>
-              <w:sz w:val="24"/>
+              <w:sz w:val="21"/>
               <w:szCs w:val="24"/>
-              <w:lang w:eastAsia="ja-JP"/>
+              <w:lang w:val="en-US" w:eastAsia="ja-JP"/>
               <w14:ligatures w14:val="standardContextual"/>
             </w:rPr>
           </w:pPr>
-          <w:hyperlink w:anchor="_Toc238901181" w:history="1">
+          <w:hyperlink w:anchor="_Toc244018379" w:history="1">
             <w:r>
               <w:rPr>
                 <w:rStyle w:val="af8"/>
                 <w:noProof/>
-                <w:lang w:val="en-GB"/>
               </w:rPr>
               <w:t>6.3 Attribute membership</w:t>
             </w:r>
@@ -2128,7 +2070,7 @@
                 <w:noProof/>
                 <w:webHidden/>
               </w:rPr>
-              <w:instrText xml:space="preserve"> PAGEREF _Toc238901181 \h </w:instrText>
+              <w:instrText xml:space="preserve"> PAGEREF _Toc244018379 \h </w:instrText>
             </w:r>
             <w:r>
               <w:rPr>
@@ -2148,7 +2090,7 @@
                 <w:noProof/>
                 <w:webHidden/>
               </w:rPr>
-              <w:t>8</w:t>
+              <w:t>9</w:t>
             </w:r>
             <w:r>
               <w:rPr>
@@ -2162,24 +2104,23 @@
         <w:p>
           <w:pPr>
             <w:pStyle w:val="26"/>
-            <w:ind w:left="1123"/>
+            <w:ind w:leftChars="100" w:left="940" w:rightChars="227" w:right="499"/>
             <w:rPr>
               <w:rFonts w:asciiTheme="minorHAnsi" w:hAnsiTheme="minorHAnsi" w:cstheme="minorBidi"/>
               <w:b w:val="0"/>
               <w:noProof/>
               <w:kern w:val="2"/>
-              <w:sz w:val="24"/>
+              <w:sz w:val="21"/>
               <w:szCs w:val="24"/>
-              <w:lang w:eastAsia="ja-JP"/>
+              <w:lang w:val="en-US" w:eastAsia="ja-JP"/>
               <w14:ligatures w14:val="standardContextual"/>
             </w:rPr>
           </w:pPr>
-          <w:hyperlink w:anchor="_Toc238901182" w:history="1">
+          <w:hyperlink w:anchor="_Toc244018380" w:history="1">
             <w:r>
               <w:rPr>
                 <w:rStyle w:val="af8"/>
                 <w:noProof/>
-                <w:lang w:val="en-GB"/>
               </w:rPr>
               <w:t>6.4 Descendant Classes and targetRole</w:t>
             </w:r>
@@ -2202,7 +2143,7 @@
                 <w:noProof/>
                 <w:webHidden/>
               </w:rPr>
-              <w:instrText xml:space="preserve"> PAGEREF _Toc238901182 \h </w:instrText>
+              <w:instrText xml:space="preserve"> PAGEREF _Toc244018380 \h </w:instrText>
             </w:r>
             <w:r>
               <w:rPr>
@@ -2222,7 +2163,7 @@
                 <w:noProof/>
                 <w:webHidden/>
               </w:rPr>
-              <w:t>8</w:t>
+              <w:t>9</w:t>
             </w:r>
             <w:r>
               <w:rPr>
@@ -2236,24 +2177,23 @@
         <w:p>
           <w:pPr>
             <w:pStyle w:val="26"/>
-            <w:ind w:left="1123"/>
+            <w:ind w:leftChars="100" w:left="940" w:rightChars="227" w:right="499"/>
             <w:rPr>
               <w:rFonts w:asciiTheme="minorHAnsi" w:hAnsiTheme="minorHAnsi" w:cstheme="minorBidi"/>
               <w:b w:val="0"/>
               <w:noProof/>
               <w:kern w:val="2"/>
-              <w:sz w:val="24"/>
+              <w:sz w:val="21"/>
               <w:szCs w:val="24"/>
-              <w:lang w:eastAsia="ja-JP"/>
+              <w:lang w:val="en-US" w:eastAsia="ja-JP"/>
               <w14:ligatures w14:val="standardContextual"/>
             </w:rPr>
           </w:pPr>
-          <w:hyperlink w:anchor="_Toc238901183" w:history="1">
+          <w:hyperlink w:anchor="_Toc244018381" w:history="1">
             <w:r>
               <w:rPr>
                 <w:rStyle w:val="af8"/>
                 <w:noProof/>
-                <w:lang w:val="en-GB"/>
               </w:rPr>
               <w:t>6.5 Reading the dimensional hierarchy</w:t>
             </w:r>
@@ -2276,7 +2216,7 @@
                 <w:noProof/>
                 <w:webHidden/>
               </w:rPr>
-              <w:instrText xml:space="preserve"> PAGEREF _Toc238901183 \h </w:instrText>
+              <w:instrText xml:space="preserve"> PAGEREF _Toc244018381 \h </w:instrText>
             </w:r>
             <w:r>
               <w:rPr>
@@ -2296,7 +2236,7 @@
                 <w:noProof/>
                 <w:webHidden/>
               </w:rPr>
-              <w:t>8</w:t>
+              <w:t>9</w:t>
             </w:r>
             <w:r>
               <w:rPr>
@@ -2310,24 +2250,23 @@
         <w:p>
           <w:pPr>
             <w:pStyle w:val="26"/>
-            <w:ind w:left="1123"/>
+            <w:ind w:leftChars="100" w:left="940" w:rightChars="227" w:right="499"/>
             <w:rPr>
               <w:rFonts w:asciiTheme="minorHAnsi" w:hAnsiTheme="minorHAnsi" w:cstheme="minorBidi"/>
               <w:b w:val="0"/>
               <w:noProof/>
               <w:kern w:val="2"/>
-              <w:sz w:val="24"/>
+              <w:sz w:val="21"/>
               <w:szCs w:val="24"/>
-              <w:lang w:eastAsia="ja-JP"/>
+              <w:lang w:val="en-US" w:eastAsia="ja-JP"/>
               <w14:ligatures w14:val="standardContextual"/>
             </w:rPr>
           </w:pPr>
-          <w:hyperlink w:anchor="_Toc238901184" w:history="1">
+          <w:hyperlink w:anchor="_Toc244018382" w:history="1">
             <w:r>
               <w:rPr>
                 <w:rStyle w:val="af8"/>
                 <w:noProof/>
-                <w:lang w:val="en-GB"/>
               </w:rPr>
               <w:t>6.6 Multiplicity</w:t>
             </w:r>
@@ -2350,7 +2289,7 @@
                 <w:noProof/>
                 <w:webHidden/>
               </w:rPr>
-              <w:instrText xml:space="preserve"> PAGEREF _Toc238901184 \h </w:instrText>
+              <w:instrText xml:space="preserve"> PAGEREF _Toc244018382 \h </w:instrText>
             </w:r>
             <w:r>
               <w:rPr>
@@ -2384,24 +2323,23 @@
         <w:p>
           <w:pPr>
             <w:pStyle w:val="26"/>
-            <w:ind w:left="1123"/>
+            <w:ind w:leftChars="100" w:left="940" w:rightChars="227" w:right="499"/>
             <w:rPr>
               <w:rFonts w:asciiTheme="minorHAnsi" w:hAnsiTheme="minorHAnsi" w:cstheme="minorBidi"/>
               <w:b w:val="0"/>
               <w:noProof/>
               <w:kern w:val="2"/>
-              <w:sz w:val="24"/>
+              <w:sz w:val="21"/>
               <w:szCs w:val="24"/>
-              <w:lang w:eastAsia="ja-JP"/>
+              <w:lang w:val="en-US" w:eastAsia="ja-JP"/>
               <w14:ligatures w14:val="standardContextual"/>
             </w:rPr>
           </w:pPr>
-          <w:hyperlink w:anchor="_Toc238901185" w:history="1">
+          <w:hyperlink w:anchor="_Toc244018383" w:history="1">
             <w:r>
               <w:rPr>
                 <w:rStyle w:val="af8"/>
                 <w:noProof/>
-                <w:lang w:val="en-GB"/>
               </w:rPr>
               <w:t>6.7 Occurrence-key alignment example</w:t>
             </w:r>
@@ -2424,7 +2362,7 @@
                 <w:noProof/>
                 <w:webHidden/>
               </w:rPr>
-              <w:instrText xml:space="preserve"> PAGEREF _Toc238901185 \h </w:instrText>
+              <w:instrText xml:space="preserve"> PAGEREF _Toc244018383 \h </w:instrText>
             </w:r>
             <w:r>
               <w:rPr>
@@ -2463,18 +2401,17 @@
               <w:b w:val="0"/>
               <w:noProof/>
               <w:kern w:val="2"/>
-              <w:sz w:val="24"/>
+              <w:sz w:val="21"/>
               <w:szCs w:val="24"/>
-              <w:lang w:eastAsia="ja-JP"/>
+              <w:lang w:val="en-US" w:eastAsia="ja-JP"/>
               <w14:ligatures w14:val="standardContextual"/>
             </w:rPr>
           </w:pPr>
-          <w:hyperlink w:anchor="_Toc238901186" w:history="1">
+          <w:hyperlink w:anchor="_Toc244018384" w:history="1">
             <w:r>
               <w:rPr>
                 <w:rStyle w:val="af8"/>
                 <w:noProof/>
-                <w:lang w:val="en-GB"/>
               </w:rPr>
               <w:t>7 OIM taxonomy artefacts</w:t>
             </w:r>
@@ -2497,7 +2434,7 @@
                 <w:noProof/>
                 <w:webHidden/>
               </w:rPr>
-              <w:instrText xml:space="preserve"> PAGEREF _Toc238901186 \h </w:instrText>
+              <w:instrText xml:space="preserve"> PAGEREF _Toc244018384 \h </w:instrText>
             </w:r>
             <w:r>
               <w:rPr>
@@ -2517,7 +2454,7 @@
                 <w:noProof/>
                 <w:webHidden/>
               </w:rPr>
-              <w:t>9</w:t>
+              <w:t>10</w:t>
             </w:r>
             <w:r>
               <w:rPr>
@@ -2531,24 +2468,23 @@
         <w:p>
           <w:pPr>
             <w:pStyle w:val="26"/>
-            <w:ind w:left="1123"/>
+            <w:ind w:leftChars="100" w:left="940" w:rightChars="227" w:right="499"/>
             <w:rPr>
               <w:rFonts w:asciiTheme="minorHAnsi" w:hAnsiTheme="minorHAnsi" w:cstheme="minorBidi"/>
               <w:b w:val="0"/>
               <w:noProof/>
               <w:kern w:val="2"/>
-              <w:sz w:val="24"/>
+              <w:sz w:val="21"/>
               <w:szCs w:val="24"/>
-              <w:lang w:eastAsia="ja-JP"/>
+              <w:lang w:val="en-US" w:eastAsia="ja-JP"/>
               <w14:ligatures w14:val="standardContextual"/>
             </w:rPr>
           </w:pPr>
-          <w:hyperlink w:anchor="_Toc238901187" w:history="1">
+          <w:hyperlink w:anchor="_Toc244018385" w:history="1">
             <w:r>
               <w:rPr>
                 <w:rStyle w:val="af8"/>
                 <w:noProof/>
-                <w:lang w:val="en-GB"/>
               </w:rPr>
               <w:t>7.1 OIM module schema</w:t>
             </w:r>
@@ -2571,7 +2507,7 @@
                 <w:noProof/>
                 <w:webHidden/>
               </w:rPr>
-              <w:instrText xml:space="preserve"> PAGEREF _Toc238901187 \h </w:instrText>
+              <w:instrText xml:space="preserve"> PAGEREF _Toc244018385 \h </w:instrText>
             </w:r>
             <w:r>
               <w:rPr>
@@ -2591,7 +2527,7 @@
                 <w:noProof/>
                 <w:webHidden/>
               </w:rPr>
-              <w:t>9</w:t>
+              <w:t>10</w:t>
             </w:r>
             <w:r>
               <w:rPr>
@@ -2605,24 +2541,23 @@
         <w:p>
           <w:pPr>
             <w:pStyle w:val="26"/>
-            <w:ind w:left="1123"/>
+            <w:ind w:leftChars="100" w:left="940" w:rightChars="227" w:right="499"/>
             <w:rPr>
               <w:rFonts w:asciiTheme="minorHAnsi" w:hAnsiTheme="minorHAnsi" w:cstheme="minorBidi"/>
               <w:b w:val="0"/>
               <w:noProof/>
               <w:kern w:val="2"/>
-              <w:sz w:val="24"/>
+              <w:sz w:val="21"/>
               <w:szCs w:val="24"/>
-              <w:lang w:eastAsia="ja-JP"/>
+              <w:lang w:val="en-US" w:eastAsia="ja-JP"/>
               <w14:ligatures w14:val="standardContextual"/>
             </w:rPr>
           </w:pPr>
-          <w:hyperlink w:anchor="_Toc238901188" w:history="1">
+          <w:hyperlink w:anchor="_Toc244018386" w:history="1">
             <w:r>
               <w:rPr>
                 <w:rStyle w:val="af8"/>
                 <w:noProof/>
-                <w:lang w:val="en-GB"/>
               </w:rPr>
               <w:t>7.2 OIM labels</w:t>
             </w:r>
@@ -2645,7 +2580,7 @@
                 <w:noProof/>
                 <w:webHidden/>
               </w:rPr>
-              <w:instrText xml:space="preserve"> PAGEREF _Toc238901188 \h </w:instrText>
+              <w:instrText xml:space="preserve"> PAGEREF _Toc244018386 \h </w:instrText>
             </w:r>
             <w:r>
               <w:rPr>
@@ -2665,7 +2600,7 @@
                 <w:noProof/>
                 <w:webHidden/>
               </w:rPr>
-              <w:t>9</w:t>
+              <w:t>10</w:t>
             </w:r>
             <w:r>
               <w:rPr>
@@ -2679,24 +2614,23 @@
         <w:p>
           <w:pPr>
             <w:pStyle w:val="26"/>
-            <w:ind w:left="1123"/>
+            <w:ind w:leftChars="100" w:left="940" w:rightChars="227" w:right="499"/>
             <w:rPr>
               <w:rFonts w:asciiTheme="minorHAnsi" w:hAnsiTheme="minorHAnsi" w:cstheme="minorBidi"/>
               <w:b w:val="0"/>
               <w:noProof/>
               <w:kern w:val="2"/>
-              <w:sz w:val="24"/>
+              <w:sz w:val="21"/>
               <w:szCs w:val="24"/>
-              <w:lang w:eastAsia="ja-JP"/>
+              <w:lang w:val="en-US" w:eastAsia="ja-JP"/>
               <w14:ligatures w14:val="standardContextual"/>
             </w:rPr>
           </w:pPr>
-          <w:hyperlink w:anchor="_Toc238901189" w:history="1">
+          <w:hyperlink w:anchor="_Toc244018387" w:history="1">
             <w:r>
               <w:rPr>
                 <w:rStyle w:val="af8"/>
                 <w:noProof/>
-                <w:lang w:val="en-GB"/>
               </w:rPr>
               <w:t>7.3 OIM module presentation linkbase</w:t>
             </w:r>
@@ -2719,7 +2653,7 @@
                 <w:noProof/>
                 <w:webHidden/>
               </w:rPr>
-              <w:instrText xml:space="preserve"> PAGEREF _Toc238901189 \h </w:instrText>
+              <w:instrText xml:space="preserve"> PAGEREF _Toc244018387 \h </w:instrText>
             </w:r>
             <w:r>
               <w:rPr>
@@ -2753,24 +2687,23 @@
         <w:p>
           <w:pPr>
             <w:pStyle w:val="26"/>
-            <w:ind w:left="1123"/>
+            <w:ind w:leftChars="100" w:left="940" w:rightChars="227" w:right="499"/>
             <w:rPr>
               <w:rFonts w:asciiTheme="minorHAnsi" w:hAnsiTheme="minorHAnsi" w:cstheme="minorBidi"/>
               <w:b w:val="0"/>
               <w:noProof/>
               <w:kern w:val="2"/>
-              <w:sz w:val="24"/>
+              <w:sz w:val="21"/>
               <w:szCs w:val="24"/>
-              <w:lang w:eastAsia="ja-JP"/>
+              <w:lang w:val="en-US" w:eastAsia="ja-JP"/>
               <w14:ligatures w14:val="standardContextual"/>
             </w:rPr>
           </w:pPr>
-          <w:hyperlink w:anchor="_Toc238901190" w:history="1">
+          <w:hyperlink w:anchor="_Toc244018388" w:history="1">
             <w:r>
               <w:rPr>
                 <w:rStyle w:val="af8"/>
                 <w:noProof/>
-                <w:lang w:val="en-GB"/>
               </w:rPr>
               <w:t>7.4 OIM Presentation Linkbase Set</w:t>
             </w:r>
@@ -2793,7 +2726,7 @@
                 <w:noProof/>
                 <w:webHidden/>
               </w:rPr>
-              <w:instrText xml:space="preserve"> PAGEREF _Toc238901190 \h </w:instrText>
+              <w:instrText xml:space="preserve"> PAGEREF _Toc244018388 \h </w:instrText>
             </w:r>
             <w:r>
               <w:rPr>
@@ -2827,24 +2760,23 @@
         <w:p>
           <w:pPr>
             <w:pStyle w:val="26"/>
-            <w:ind w:left="1123"/>
+            <w:ind w:leftChars="100" w:left="940" w:rightChars="227" w:right="499"/>
             <w:rPr>
               <w:rFonts w:asciiTheme="minorHAnsi" w:hAnsiTheme="minorHAnsi" w:cstheme="minorBidi"/>
               <w:b w:val="0"/>
               <w:noProof/>
               <w:kern w:val="2"/>
-              <w:sz w:val="24"/>
+              <w:sz w:val="21"/>
               <w:szCs w:val="24"/>
-              <w:lang w:eastAsia="ja-JP"/>
+              <w:lang w:val="en-US" w:eastAsia="ja-JP"/>
               <w14:ligatures w14:val="standardContextual"/>
             </w:rPr>
           </w:pPr>
-          <w:hyperlink w:anchor="_Toc238901191" w:history="1">
+          <w:hyperlink w:anchor="_Toc244018389" w:history="1">
             <w:r>
               <w:rPr>
                 <w:rStyle w:val="af8"/>
                 <w:noProof/>
-                <w:lang w:val="en-GB"/>
               </w:rPr>
               <w:t>7.5 OIM message entry point and DTS separation</w:t>
             </w:r>
@@ -2867,7 +2799,7 @@
                 <w:noProof/>
                 <w:webHidden/>
               </w:rPr>
-              <w:instrText xml:space="preserve"> PAGEREF _Toc238901191 \h </w:instrText>
+              <w:instrText xml:space="preserve"> PAGEREF _Toc244018389 \h </w:instrText>
             </w:r>
             <w:r>
               <w:rPr>
@@ -2901,24 +2833,23 @@
         <w:p>
           <w:pPr>
             <w:pStyle w:val="26"/>
-            <w:ind w:left="1123"/>
+            <w:ind w:leftChars="100" w:left="940" w:rightChars="227" w:right="499"/>
             <w:rPr>
               <w:rFonts w:asciiTheme="minorHAnsi" w:hAnsiTheme="minorHAnsi" w:cstheme="minorBidi"/>
               <w:b w:val="0"/>
               <w:noProof/>
               <w:kern w:val="2"/>
-              <w:sz w:val="24"/>
+              <w:sz w:val="21"/>
               <w:szCs w:val="24"/>
-              <w:lang w:eastAsia="ja-JP"/>
+              <w:lang w:val="en-US" w:eastAsia="ja-JP"/>
               <w14:ligatures w14:val="standardContextual"/>
             </w:rPr>
           </w:pPr>
-          <w:hyperlink w:anchor="_Toc238901192" w:history="1">
+          <w:hyperlink w:anchor="_Toc244018390" w:history="1">
             <w:r>
               <w:rPr>
                 <w:rStyle w:val="af8"/>
                 <w:noProof/>
-                <w:lang w:val="en-GB"/>
               </w:rPr>
               <w:t>7.6 Dimensional definition linkbase</w:t>
             </w:r>
@@ -2941,7 +2872,7 @@
                 <w:noProof/>
                 <w:webHidden/>
               </w:rPr>
-              <w:instrText xml:space="preserve"> PAGEREF _Toc238901192 \h </w:instrText>
+              <w:instrText xml:space="preserve"> PAGEREF _Toc244018390 \h </w:instrText>
             </w:r>
             <w:r>
               <w:rPr>
@@ -2961,7 +2892,7 @@
                 <w:noProof/>
                 <w:webHidden/>
               </w:rPr>
-              <w:t>10</w:t>
+              <w:t>11</w:t>
             </w:r>
             <w:r>
               <w:rPr>
@@ -2975,24 +2906,23 @@
         <w:p>
           <w:pPr>
             <w:pStyle w:val="26"/>
-            <w:ind w:left="1123"/>
+            <w:ind w:leftChars="100" w:left="940" w:rightChars="227" w:right="499"/>
             <w:rPr>
               <w:rFonts w:asciiTheme="minorHAnsi" w:hAnsiTheme="minorHAnsi" w:cstheme="minorBidi"/>
               <w:b w:val="0"/>
               <w:noProof/>
               <w:kern w:val="2"/>
-              <w:sz w:val="24"/>
+              <w:sz w:val="21"/>
               <w:szCs w:val="24"/>
-              <w:lang w:eastAsia="ja-JP"/>
+              <w:lang w:val="en-US" w:eastAsia="ja-JP"/>
               <w14:ligatures w14:val="standardContextual"/>
             </w:rPr>
           </w:pPr>
-          <w:hyperlink w:anchor="_Toc238901193" w:history="1">
+          <w:hyperlink w:anchor="_Toc244018391" w:history="1">
             <w:r>
               <w:rPr>
                 <w:rStyle w:val="af8"/>
                 <w:noProof/>
-                <w:lang w:val="en-GB"/>
               </w:rPr>
               <w:t>7.7 Linkroles and DTS discovery</w:t>
             </w:r>
@@ -3015,7 +2945,7 @@
                 <w:noProof/>
                 <w:webHidden/>
               </w:rPr>
-              <w:instrText xml:space="preserve"> PAGEREF _Toc238901193 \h </w:instrText>
+              <w:instrText xml:space="preserve"> PAGEREF _Toc244018391 \h </w:instrText>
             </w:r>
             <w:r>
               <w:rPr>
@@ -3035,7 +2965,7 @@
                 <w:noProof/>
                 <w:webHidden/>
               </w:rPr>
-              <w:t>10</w:t>
+              <w:t>11</w:t>
             </w:r>
             <w:r>
               <w:rPr>
@@ -3054,18 +2984,17 @@
               <w:b w:val="0"/>
               <w:noProof/>
               <w:kern w:val="2"/>
-              <w:sz w:val="24"/>
+              <w:sz w:val="21"/>
               <w:szCs w:val="24"/>
-              <w:lang w:eastAsia="ja-JP"/>
+              <w:lang w:val="en-US" w:eastAsia="ja-JP"/>
               <w14:ligatures w14:val="standardContextual"/>
             </w:rPr>
           </w:pPr>
-          <w:hyperlink w:anchor="_Toc238901194" w:history="1">
+          <w:hyperlink w:anchor="_Toc244018392" w:history="1">
             <w:r>
               <w:rPr>
                 <w:rStyle w:val="af8"/>
                 <w:noProof/>
-                <w:lang w:val="en-GB"/>
               </w:rPr>
               <w:t>8 xBRL-CSV metadata and data tables</w:t>
             </w:r>
@@ -3088,7 +3017,7 @@
                 <w:noProof/>
                 <w:webHidden/>
               </w:rPr>
-              <w:instrText xml:space="preserve"> PAGEREF _Toc238901194 \h </w:instrText>
+              <w:instrText xml:space="preserve"> PAGEREF _Toc244018392 \h </w:instrText>
             </w:r>
             <w:r>
               <w:rPr>
@@ -3122,24 +3051,23 @@
         <w:p>
           <w:pPr>
             <w:pStyle w:val="26"/>
-            <w:ind w:left="1123"/>
+            <w:ind w:leftChars="100" w:left="940" w:rightChars="227" w:right="499"/>
             <w:rPr>
               <w:rFonts w:asciiTheme="minorHAnsi" w:hAnsiTheme="minorHAnsi" w:cstheme="minorBidi"/>
               <w:b w:val="0"/>
               <w:noProof/>
               <w:kern w:val="2"/>
-              <w:sz w:val="24"/>
+              <w:sz w:val="21"/>
               <w:szCs w:val="24"/>
-              <w:lang w:eastAsia="ja-JP"/>
+              <w:lang w:val="en-US" w:eastAsia="ja-JP"/>
               <w14:ligatures w14:val="standardContextual"/>
             </w:rPr>
           </w:pPr>
-          <w:hyperlink w:anchor="_Toc238901195" w:history="1">
+          <w:hyperlink w:anchor="_Toc244018393" w:history="1">
             <w:r>
               <w:rPr>
                 <w:rStyle w:val="af8"/>
                 <w:noProof/>
-                <w:lang w:val="en-GB"/>
               </w:rPr>
               <w:t>8.1 Separation from taxonomy generation</w:t>
             </w:r>
@@ -3162,7 +3090,7 @@
                 <w:noProof/>
                 <w:webHidden/>
               </w:rPr>
-              <w:instrText xml:space="preserve"> PAGEREF _Toc238901195 \h </w:instrText>
+              <w:instrText xml:space="preserve"> PAGEREF _Toc244018393 \h </w:instrText>
             </w:r>
             <w:r>
               <w:rPr>
@@ -3196,24 +3124,23 @@
         <w:p>
           <w:pPr>
             <w:pStyle w:val="26"/>
-            <w:ind w:left="1123"/>
+            <w:ind w:leftChars="100" w:left="940" w:rightChars="227" w:right="499"/>
             <w:rPr>
               <w:rFonts w:asciiTheme="minorHAnsi" w:hAnsiTheme="minorHAnsi" w:cstheme="minorBidi"/>
               <w:b w:val="0"/>
               <w:noProof/>
               <w:kern w:val="2"/>
-              <w:sz w:val="24"/>
+              <w:sz w:val="21"/>
               <w:szCs w:val="24"/>
-              <w:lang w:eastAsia="ja-JP"/>
+              <w:lang w:val="en-US" w:eastAsia="ja-JP"/>
               <w14:ligatures w14:val="standardContextual"/>
             </w:rPr>
           </w:pPr>
-          <w:hyperlink w:anchor="_Toc238901196" w:history="1">
+          <w:hyperlink w:anchor="_Toc244018394" w:history="1">
             <w:r>
               <w:rPr>
                 <w:rStyle w:val="af8"/>
                 <w:noProof/>
-                <w:lang w:val="en-GB"/>
               </w:rPr>
               <w:t>8.2 documentInfo</w:t>
             </w:r>
@@ -3236,7 +3163,7 @@
                 <w:noProof/>
                 <w:webHidden/>
               </w:rPr>
-              <w:instrText xml:space="preserve"> PAGEREF _Toc238901196 \h </w:instrText>
+              <w:instrText xml:space="preserve"> PAGEREF _Toc244018394 \h </w:instrText>
             </w:r>
             <w:r>
               <w:rPr>
@@ -3270,24 +3197,23 @@
         <w:p>
           <w:pPr>
             <w:pStyle w:val="26"/>
-            <w:ind w:left="1123"/>
+            <w:ind w:leftChars="100" w:left="940" w:rightChars="227" w:right="499"/>
             <w:rPr>
               <w:rFonts w:asciiTheme="minorHAnsi" w:hAnsiTheme="minorHAnsi" w:cstheme="minorBidi"/>
               <w:b w:val="0"/>
               <w:noProof/>
               <w:kern w:val="2"/>
-              <w:sz w:val="24"/>
+              <w:sz w:val="21"/>
               <w:szCs w:val="24"/>
-              <w:lang w:eastAsia="ja-JP"/>
+              <w:lang w:val="en-US" w:eastAsia="ja-JP"/>
               <w14:ligatures w14:val="standardContextual"/>
             </w:rPr>
           </w:pPr>
-          <w:hyperlink w:anchor="_Toc238901197" w:history="1">
+          <w:hyperlink w:anchor="_Toc244018395" w:history="1">
             <w:r>
               <w:rPr>
                 <w:rStyle w:val="af8"/>
                 <w:noProof/>
-                <w:lang w:val="en-GB"/>
               </w:rPr>
               <w:t>8.3 Occurrence-key columns</w:t>
             </w:r>
@@ -3310,7 +3236,7 @@
                 <w:noProof/>
                 <w:webHidden/>
               </w:rPr>
-              <w:instrText xml:space="preserve"> PAGEREF _Toc238901197 \h </w:instrText>
+              <w:instrText xml:space="preserve"> PAGEREF _Toc244018395 \h </w:instrText>
             </w:r>
             <w:r>
               <w:rPr>
@@ -3344,24 +3270,23 @@
         <w:p>
           <w:pPr>
             <w:pStyle w:val="26"/>
-            <w:ind w:left="1123"/>
+            <w:ind w:leftChars="100" w:left="940" w:rightChars="227" w:right="499"/>
             <w:rPr>
               <w:rFonts w:asciiTheme="minorHAnsi" w:hAnsiTheme="minorHAnsi" w:cstheme="minorBidi"/>
               <w:b w:val="0"/>
               <w:noProof/>
               <w:kern w:val="2"/>
-              <w:sz w:val="24"/>
+              <w:sz w:val="21"/>
               <w:szCs w:val="24"/>
-              <w:lang w:eastAsia="ja-JP"/>
+              <w:lang w:val="en-US" w:eastAsia="ja-JP"/>
               <w14:ligatures w14:val="standardContextual"/>
             </w:rPr>
           </w:pPr>
-          <w:hyperlink w:anchor="_Toc238901198" w:history="1">
+          <w:hyperlink w:anchor="_Toc244018396" w:history="1">
             <w:r>
               <w:rPr>
                 <w:rStyle w:val="af8"/>
                 <w:noProof/>
-                <w:lang w:val="en-GB"/>
               </w:rPr>
               <w:t>8.4 Property columns</w:t>
             </w:r>
@@ -3384,7 +3309,7 @@
                 <w:noProof/>
                 <w:webHidden/>
               </w:rPr>
-              <w:instrText xml:space="preserve"> PAGEREF _Toc238901198 \h </w:instrText>
+              <w:instrText xml:space="preserve"> PAGEREF _Toc244018396 \h </w:instrText>
             </w:r>
             <w:r>
               <w:rPr>
@@ -3418,24 +3343,23 @@
         <w:p>
           <w:pPr>
             <w:pStyle w:val="26"/>
-            <w:ind w:left="1123"/>
+            <w:ind w:leftChars="100" w:left="940" w:rightChars="227" w:right="499"/>
             <w:rPr>
               <w:rFonts w:asciiTheme="minorHAnsi" w:hAnsiTheme="minorHAnsi" w:cstheme="minorBidi"/>
               <w:b w:val="0"/>
               <w:noProof/>
               <w:kern w:val="2"/>
-              <w:sz w:val="24"/>
+              <w:sz w:val="21"/>
               <w:szCs w:val="24"/>
-              <w:lang w:eastAsia="ja-JP"/>
+              <w:lang w:val="en-US" w:eastAsia="ja-JP"/>
               <w14:ligatures w14:val="standardContextual"/>
             </w:rPr>
           </w:pPr>
-          <w:hyperlink w:anchor="_Toc238901199" w:history="1">
+          <w:hyperlink w:anchor="_Toc244018397" w:history="1">
             <w:r>
               <w:rPr>
                 <w:rStyle w:val="af8"/>
                 <w:noProof/>
-                <w:lang w:val="en-GB"/>
               </w:rPr>
               <w:t>8.5 One Structured CSV per report</w:t>
             </w:r>
@@ -3458,7 +3382,7 @@
                 <w:noProof/>
                 <w:webHidden/>
               </w:rPr>
-              <w:instrText xml:space="preserve"> PAGEREF _Toc238901199 \h </w:instrText>
+              <w:instrText xml:space="preserve"> PAGEREF _Toc244018397 \h </w:instrText>
             </w:r>
             <w:r>
               <w:rPr>
@@ -3478,7 +3402,7 @@
                 <w:noProof/>
                 <w:webHidden/>
               </w:rPr>
-              <w:t>11</w:t>
+              <w:t>12</w:t>
             </w:r>
             <w:r>
               <w:rPr>
@@ -3492,24 +3416,23 @@
         <w:p>
           <w:pPr>
             <w:pStyle w:val="26"/>
-            <w:ind w:left="1123"/>
+            <w:ind w:leftChars="100" w:left="940" w:rightChars="227" w:right="499"/>
             <w:rPr>
               <w:rFonts w:asciiTheme="minorHAnsi" w:hAnsiTheme="minorHAnsi" w:cstheme="minorBidi"/>
               <w:b w:val="0"/>
               <w:noProof/>
               <w:kern w:val="2"/>
-              <w:sz w:val="24"/>
+              <w:sz w:val="21"/>
               <w:szCs w:val="24"/>
-              <w:lang w:eastAsia="ja-JP"/>
+              <w:lang w:val="en-US" w:eastAsia="ja-JP"/>
               <w14:ligatures w14:val="standardContextual"/>
             </w:rPr>
           </w:pPr>
-          <w:hyperlink w:anchor="_Toc238901200" w:history="1">
+          <w:hyperlink w:anchor="_Toc244018398" w:history="1">
             <w:r>
               <w:rPr>
                 <w:rStyle w:val="af8"/>
                 <w:noProof/>
-                <w:lang w:val="en-GB"/>
               </w:rPr>
               <w:t>8.6 Reading a Structured CSV row through the cube</w:t>
             </w:r>
@@ -3532,7 +3455,7 @@
                 <w:noProof/>
                 <w:webHidden/>
               </w:rPr>
-              <w:instrText xml:space="preserve"> PAGEREF _Toc238901200 \h </w:instrText>
+              <w:instrText xml:space="preserve"> PAGEREF _Toc244018398 \h </w:instrText>
             </w:r>
             <w:r>
               <w:rPr>
@@ -3552,7 +3475,7 @@
                 <w:noProof/>
                 <w:webHidden/>
               </w:rPr>
-              <w:t>11</w:t>
+              <w:t>12</w:t>
             </w:r>
             <w:r>
               <w:rPr>
@@ -3566,24 +3489,23 @@
         <w:p>
           <w:pPr>
             <w:pStyle w:val="26"/>
-            <w:ind w:left="1123"/>
+            <w:ind w:leftChars="100" w:left="940" w:rightChars="227" w:right="499"/>
             <w:rPr>
               <w:rFonts w:asciiTheme="minorHAnsi" w:hAnsiTheme="minorHAnsi" w:cstheme="minorBidi"/>
               <w:b w:val="0"/>
               <w:noProof/>
               <w:kern w:val="2"/>
-              <w:sz w:val="24"/>
+              <w:sz w:val="21"/>
               <w:szCs w:val="24"/>
-              <w:lang w:eastAsia="ja-JP"/>
+              <w:lang w:val="en-US" w:eastAsia="ja-JP"/>
               <w14:ligatures w14:val="standardContextual"/>
             </w:rPr>
           </w:pPr>
-          <w:hyperlink w:anchor="_Toc238901201" w:history="1">
+          <w:hyperlink w:anchor="_Toc244018399" w:history="1">
             <w:r>
               <w:rPr>
                 <w:rStyle w:val="af8"/>
                 <w:noProof/>
-                <w:lang w:val="en-GB"/>
               </w:rPr>
               <w:t>8.7 Report validation</w:t>
             </w:r>
@@ -3606,7 +3528,7 @@
                 <w:noProof/>
                 <w:webHidden/>
               </w:rPr>
-              <w:instrText xml:space="preserve"> PAGEREF _Toc238901201 \h </w:instrText>
+              <w:instrText xml:space="preserve"> PAGEREF _Toc244018399 \h </w:instrText>
             </w:r>
             <w:r>
               <w:rPr>
@@ -3640,24 +3562,23 @@
         <w:p>
           <w:pPr>
             <w:pStyle w:val="26"/>
-            <w:ind w:left="1123"/>
+            <w:ind w:leftChars="100" w:left="940" w:rightChars="227" w:right="499"/>
             <w:rPr>
               <w:rFonts w:asciiTheme="minorHAnsi" w:hAnsiTheme="minorHAnsi" w:cstheme="minorBidi"/>
               <w:b w:val="0"/>
               <w:noProof/>
               <w:kern w:val="2"/>
-              <w:sz w:val="24"/>
+              <w:sz w:val="21"/>
               <w:szCs w:val="24"/>
-              <w:lang w:eastAsia="ja-JP"/>
+              <w:lang w:val="en-US" w:eastAsia="ja-JP"/>
               <w14:ligatures w14:val="standardContextual"/>
             </w:rPr>
           </w:pPr>
-          <w:hyperlink w:anchor="_Toc238901202" w:history="1">
+          <w:hyperlink w:anchor="_Toc244018400" w:history="1">
             <w:r>
               <w:rPr>
                 <w:rStyle w:val="af8"/>
                 <w:noProof/>
-                <w:lang w:val="en-GB"/>
               </w:rPr>
               <w:t>8.8 Shared `gen` module, Value Domains, and Structured CSV</w:t>
             </w:r>
@@ -3680,7 +3601,7 @@
                 <w:noProof/>
                 <w:webHidden/>
               </w:rPr>
-              <w:instrText xml:space="preserve"> PAGEREF _Toc238901202 \h </w:instrText>
+              <w:instrText xml:space="preserve"> PAGEREF _Toc244018400 \h </w:instrText>
             </w:r>
             <w:r>
               <w:rPr>
@@ -3714,24 +3635,23 @@
         <w:p>
           <w:pPr>
             <w:pStyle w:val="26"/>
-            <w:ind w:left="1123"/>
+            <w:ind w:leftChars="100" w:left="940" w:rightChars="227" w:right="499"/>
             <w:rPr>
               <w:rFonts w:asciiTheme="minorHAnsi" w:hAnsiTheme="minorHAnsi" w:cstheme="minorBidi"/>
               <w:b w:val="0"/>
               <w:noProof/>
               <w:kern w:val="2"/>
-              <w:sz w:val="24"/>
+              <w:sz w:val="21"/>
               <w:szCs w:val="24"/>
-              <w:lang w:eastAsia="ja-JP"/>
+              <w:lang w:val="en-US" w:eastAsia="ja-JP"/>
               <w14:ligatures w14:val="standardContextual"/>
             </w:rPr>
           </w:pPr>
-          <w:hyperlink w:anchor="_Toc238901203" w:history="1">
+          <w:hyperlink w:anchor="_Toc244018401" w:history="1">
             <w:r>
               <w:rPr>
                 <w:rStyle w:val="af8"/>
                 <w:noProof/>
-                <w:lang w:val="en-GB"/>
               </w:rPr>
               <w:t>8.9 Implemented occurrence and Value Domain rules</w:t>
             </w:r>
@@ -3754,7 +3674,7 @@
                 <w:noProof/>
                 <w:webHidden/>
               </w:rPr>
-              <w:instrText xml:space="preserve"> PAGEREF _Toc238901203 \h </w:instrText>
+              <w:instrText xml:space="preserve"> PAGEREF _Toc244018401 \h </w:instrText>
             </w:r>
             <w:r>
               <w:rPr>
@@ -3793,18 +3713,17 @@
               <w:b w:val="0"/>
               <w:noProof/>
               <w:kern w:val="2"/>
-              <w:sz w:val="24"/>
+              <w:sz w:val="21"/>
               <w:szCs w:val="24"/>
-              <w:lang w:eastAsia="ja-JP"/>
+              <w:lang w:val="en-US" w:eastAsia="ja-JP"/>
               <w14:ligatures w14:val="standardContextual"/>
             </w:rPr>
           </w:pPr>
-          <w:hyperlink w:anchor="_Toc238901204" w:history="1">
+          <w:hyperlink w:anchor="_Toc244018402" w:history="1">
             <w:r>
               <w:rPr>
                 <w:rStyle w:val="af8"/>
                 <w:noProof/>
-                <w:lang w:val="en-GB"/>
               </w:rPr>
               <w:t>9 Cross-binding equivalence</w:t>
             </w:r>
@@ -3827,7 +3746,7 @@
                 <w:noProof/>
                 <w:webHidden/>
               </w:rPr>
-              <w:instrText xml:space="preserve"> PAGEREF _Toc238901204 \h </w:instrText>
+              <w:instrText xml:space="preserve"> PAGEREF _Toc244018402 \h </w:instrText>
             </w:r>
             <w:r>
               <w:rPr>
@@ -3866,18 +3785,17 @@
               <w:b w:val="0"/>
               <w:noProof/>
               <w:kern w:val="2"/>
-              <w:sz w:val="24"/>
+              <w:sz w:val="21"/>
               <w:szCs w:val="24"/>
-              <w:lang w:eastAsia="ja-JP"/>
+              <w:lang w:val="en-US" w:eastAsia="ja-JP"/>
               <w14:ligatures w14:val="standardContextual"/>
             </w:rPr>
           </w:pPr>
-          <w:hyperlink w:anchor="_Toc238901205" w:history="1">
+          <w:hyperlink w:anchor="_Toc244018403" w:history="1">
             <w:r>
               <w:rPr>
                 <w:rStyle w:val="af8"/>
                 <w:noProof/>
-                <w:lang w:val="en-GB"/>
               </w:rPr>
               <w:t>10 accountingEntries baseline and businessTransactions additional HMD (informative)</w:t>
             </w:r>
@@ -3900,7 +3818,7 @@
                 <w:noProof/>
                 <w:webHidden/>
               </w:rPr>
-              <w:instrText xml:space="preserve"> PAGEREF _Toc238901205 \h </w:instrText>
+              <w:instrText xml:space="preserve"> PAGEREF _Toc244018403 \h </w:instrText>
             </w:r>
             <w:r>
               <w:rPr>
@@ -3920,7 +3838,7 @@
                 <w:noProof/>
                 <w:webHidden/>
               </w:rPr>
-              <w:t>13</w:t>
+              <w:t>14</w:t>
             </w:r>
             <w:r>
               <w:rPr>
@@ -3939,18 +3857,17 @@
               <w:b w:val="0"/>
               <w:noProof/>
               <w:kern w:val="2"/>
-              <w:sz w:val="24"/>
+              <w:sz w:val="21"/>
               <w:szCs w:val="24"/>
-              <w:lang w:eastAsia="ja-JP"/>
+              <w:lang w:val="en-US" w:eastAsia="ja-JP"/>
               <w14:ligatures w14:val="standardContextual"/>
             </w:rPr>
           </w:pPr>
-          <w:hyperlink w:anchor="_Toc238901206" w:history="1">
+          <w:hyperlink w:anchor="_Toc244018404" w:history="1">
             <w:r>
               <w:rPr>
                 <w:rStyle w:val="af8"/>
                 <w:noProof/>
-                <w:lang w:val="en-GB"/>
               </w:rPr>
               <w:t>11 Formal package assembly</w:t>
             </w:r>
@@ -3973,7 +3890,7 @@
                 <w:noProof/>
                 <w:webHidden/>
               </w:rPr>
-              <w:instrText xml:space="preserve"> PAGEREF _Toc238901206 \h </w:instrText>
+              <w:instrText xml:space="preserve"> PAGEREF _Toc244018404 \h </w:instrText>
             </w:r>
             <w:r>
               <w:rPr>
@@ -4007,24 +3924,23 @@
         <w:p>
           <w:pPr>
             <w:pStyle w:val="26"/>
-            <w:ind w:left="1123"/>
+            <w:ind w:leftChars="100" w:left="940" w:rightChars="227" w:right="499"/>
             <w:rPr>
               <w:rFonts w:asciiTheme="minorHAnsi" w:hAnsiTheme="minorHAnsi" w:cstheme="minorBidi"/>
               <w:b w:val="0"/>
               <w:noProof/>
               <w:kern w:val="2"/>
-              <w:sz w:val="24"/>
+              <w:sz w:val="21"/>
               <w:szCs w:val="24"/>
-              <w:lang w:eastAsia="ja-JP"/>
+              <w:lang w:val="en-US" w:eastAsia="ja-JP"/>
               <w14:ligatures w14:val="standardContextual"/>
             </w:rPr>
           </w:pPr>
-          <w:hyperlink w:anchor="_Toc238901207" w:history="1">
+          <w:hyperlink w:anchor="_Toc244018405" w:history="1">
             <w:r>
               <w:rPr>
                 <w:rStyle w:val="af8"/>
                 <w:noProof/>
-                <w:lang w:val="en-GB"/>
               </w:rPr>
               <w:t>11.1 Formal package tree</w:t>
             </w:r>
@@ -4047,7 +3963,7 @@
                 <w:noProof/>
                 <w:webHidden/>
               </w:rPr>
-              <w:instrText xml:space="preserve"> PAGEREF _Toc238901207 \h </w:instrText>
+              <w:instrText xml:space="preserve"> PAGEREF _Toc244018405 \h </w:instrText>
             </w:r>
             <w:r>
               <w:rPr>
@@ -4081,24 +3997,23 @@
         <w:p>
           <w:pPr>
             <w:pStyle w:val="26"/>
-            <w:ind w:left="1123"/>
+            <w:ind w:leftChars="100" w:left="940" w:rightChars="227" w:right="499"/>
             <w:rPr>
               <w:rFonts w:asciiTheme="minorHAnsi" w:hAnsiTheme="minorHAnsi" w:cstheme="minorBidi"/>
               <w:b w:val="0"/>
               <w:noProof/>
               <w:kern w:val="2"/>
-              <w:sz w:val="24"/>
+              <w:sz w:val="21"/>
               <w:szCs w:val="24"/>
-              <w:lang w:eastAsia="ja-JP"/>
+              <w:lang w:val="en-US" w:eastAsia="ja-JP"/>
               <w14:ligatures w14:val="standardContextual"/>
             </w:rPr>
           </w:pPr>
-          <w:hyperlink w:anchor="_Toc238901208" w:history="1">
+          <w:hyperlink w:anchor="_Toc244018406" w:history="1">
             <w:r>
               <w:rPr>
                 <w:rStyle w:val="af8"/>
                 <w:noProof/>
-                <w:lang w:val="en-GB"/>
               </w:rPr>
               <w:t>11.2 Version and namespaces</w:t>
             </w:r>
@@ -4121,7 +4036,7 @@
                 <w:noProof/>
                 <w:webHidden/>
               </w:rPr>
-              <w:instrText xml:space="preserve"> PAGEREF _Toc238901208 \h </w:instrText>
+              <w:instrText xml:space="preserve"> PAGEREF _Toc244018406 \h </w:instrText>
             </w:r>
             <w:r>
               <w:rPr>
@@ -4155,24 +4070,23 @@
         <w:p>
           <w:pPr>
             <w:pStyle w:val="26"/>
-            <w:ind w:left="1123"/>
+            <w:ind w:leftChars="100" w:left="940" w:rightChars="227" w:right="499"/>
             <w:rPr>
               <w:rFonts w:asciiTheme="minorHAnsi" w:hAnsiTheme="minorHAnsi" w:cstheme="minorBidi"/>
               <w:b w:val="0"/>
               <w:noProof/>
               <w:kern w:val="2"/>
-              <w:sz w:val="24"/>
+              <w:sz w:val="21"/>
               <w:szCs w:val="24"/>
-              <w:lang w:eastAsia="ja-JP"/>
+              <w:lang w:val="en-US" w:eastAsia="ja-JP"/>
               <w14:ligatures w14:val="standardContextual"/>
             </w:rPr>
           </w:pPr>
-          <w:hyperlink w:anchor="_Toc238901209" w:history="1">
+          <w:hyperlink w:anchor="_Toc244018407" w:history="1">
             <w:r>
               <w:rPr>
                 <w:rStyle w:val="af8"/>
                 <w:noProof/>
-                <w:lang w:val="en-GB"/>
               </w:rPr>
               <w:t>11.3 Deterministic HMD identifier</w:t>
             </w:r>
@@ -4195,7 +4109,7 @@
                 <w:noProof/>
                 <w:webHidden/>
               </w:rPr>
-              <w:instrText xml:space="preserve"> PAGEREF _Toc238901209 \h </w:instrText>
+              <w:instrText xml:space="preserve"> PAGEREF _Toc244018407 \h </w:instrText>
             </w:r>
             <w:r>
               <w:rPr>
@@ -4229,24 +4143,23 @@
         <w:p>
           <w:pPr>
             <w:pStyle w:val="26"/>
-            <w:ind w:left="1123"/>
+            <w:ind w:leftChars="100" w:left="940" w:rightChars="227" w:right="499"/>
             <w:rPr>
               <w:rFonts w:asciiTheme="minorHAnsi" w:hAnsiTheme="minorHAnsi" w:cstheme="minorBidi"/>
               <w:b w:val="0"/>
               <w:noProof/>
               <w:kern w:val="2"/>
-              <w:sz w:val="24"/>
+              <w:sz w:val="21"/>
               <w:szCs w:val="24"/>
-              <w:lang w:eastAsia="ja-JP"/>
+              <w:lang w:val="en-US" w:eastAsia="ja-JP"/>
               <w14:ligatures w14:val="standardContextual"/>
             </w:rPr>
           </w:pPr>
-          <w:hyperlink w:anchor="_Toc238901210" w:history="1">
+          <w:hyperlink w:anchor="_Toc244018408" w:history="1">
             <w:r>
               <w:rPr>
                 <w:rStyle w:val="af8"/>
                 <w:noProof/>
-                <w:lang w:val="en-GB"/>
               </w:rPr>
               <w:t>11.4 All-or-nothing publication</w:t>
             </w:r>
@@ -4269,7 +4182,7 @@
                 <w:noProof/>
                 <w:webHidden/>
               </w:rPr>
-              <w:instrText xml:space="preserve"> PAGEREF _Toc238901210 \h </w:instrText>
+              <w:instrText xml:space="preserve"> PAGEREF _Toc244018408 \h </w:instrText>
             </w:r>
             <w:r>
               <w:rPr>
@@ -4308,18 +4221,17 @@
               <w:b w:val="0"/>
               <w:noProof/>
               <w:kern w:val="2"/>
-              <w:sz w:val="24"/>
+              <w:sz w:val="21"/>
               <w:szCs w:val="24"/>
-              <w:lang w:eastAsia="ja-JP"/>
+              <w:lang w:val="en-US" w:eastAsia="ja-JP"/>
               <w14:ligatures w14:val="standardContextual"/>
             </w:rPr>
           </w:pPr>
-          <w:hyperlink w:anchor="_Toc238901211" w:history="1">
+          <w:hyperlink w:anchor="_Toc244018409" w:history="1">
             <w:r>
               <w:rPr>
                 <w:rStyle w:val="af8"/>
                 <w:noProof/>
-                <w:lang w:val="en-GB"/>
               </w:rPr>
               <w:t>12 Validation and conformance</w:t>
             </w:r>
@@ -4342,7 +4254,7 @@
                 <w:noProof/>
                 <w:webHidden/>
               </w:rPr>
-              <w:instrText xml:space="preserve"> PAGEREF _Toc238901211 \h </w:instrText>
+              <w:instrText xml:space="preserve"> PAGEREF _Toc244018409 \h </w:instrText>
             </w:r>
             <w:r>
               <w:rPr>
@@ -4376,24 +4288,23 @@
         <w:p>
           <w:pPr>
             <w:pStyle w:val="26"/>
-            <w:ind w:left="1123"/>
+            <w:ind w:leftChars="100" w:left="940" w:rightChars="227" w:right="499"/>
             <w:rPr>
               <w:rFonts w:asciiTheme="minorHAnsi" w:hAnsiTheme="minorHAnsi" w:cstheme="minorBidi"/>
               <w:b w:val="0"/>
               <w:noProof/>
               <w:kern w:val="2"/>
-              <w:sz w:val="24"/>
+              <w:sz w:val="21"/>
               <w:szCs w:val="24"/>
-              <w:lang w:eastAsia="ja-JP"/>
+              <w:lang w:val="en-US" w:eastAsia="ja-JP"/>
               <w14:ligatures w14:val="standardContextual"/>
             </w:rPr>
           </w:pPr>
-          <w:hyperlink w:anchor="_Toc238901212" w:history="1">
+          <w:hyperlink w:anchor="_Toc244018410" w:history="1">
             <w:r>
               <w:rPr>
                 <w:rStyle w:val="af8"/>
                 <w:noProof/>
-                <w:lang w:val="en-GB"/>
               </w:rPr>
               <w:t>12.1 Taxonomy conformance</w:t>
             </w:r>
@@ -4416,7 +4327,7 @@
                 <w:noProof/>
                 <w:webHidden/>
               </w:rPr>
-              <w:instrText xml:space="preserve"> PAGEREF _Toc238901212 \h </w:instrText>
+              <w:instrText xml:space="preserve"> PAGEREF _Toc244018410 \h </w:instrText>
             </w:r>
             <w:r>
               <w:rPr>
@@ -4450,24 +4361,23 @@
         <w:p>
           <w:pPr>
             <w:pStyle w:val="26"/>
-            <w:ind w:left="1123"/>
+            <w:ind w:leftChars="100" w:left="940" w:rightChars="227" w:right="499"/>
             <w:rPr>
               <w:rFonts w:asciiTheme="minorHAnsi" w:hAnsiTheme="minorHAnsi" w:cstheme="minorBidi"/>
               <w:b w:val="0"/>
               <w:noProof/>
               <w:kern w:val="2"/>
-              <w:sz w:val="24"/>
+              <w:sz w:val="21"/>
               <w:szCs w:val="24"/>
-              <w:lang w:eastAsia="ja-JP"/>
+              <w:lang w:val="en-US" w:eastAsia="ja-JP"/>
               <w14:ligatures w14:val="standardContextual"/>
             </w:rPr>
           </w:pPr>
-          <w:hyperlink w:anchor="_Toc238901213" w:history="1">
+          <w:hyperlink w:anchor="_Toc244018411" w:history="1">
             <w:r>
               <w:rPr>
                 <w:rStyle w:val="af8"/>
                 <w:noProof/>
-                <w:lang w:val="en-GB"/>
               </w:rPr>
               <w:t>12.2 Minimum report tests</w:t>
             </w:r>
@@ -4490,7 +4400,7 @@
                 <w:noProof/>
                 <w:webHidden/>
               </w:rPr>
-              <w:instrText xml:space="preserve"> PAGEREF _Toc238901213 \h </w:instrText>
+              <w:instrText xml:space="preserve"> PAGEREF _Toc244018411 \h </w:instrText>
             </w:r>
             <w:r>
               <w:rPr>
@@ -4529,18 +4439,17 @@
               <w:b w:val="0"/>
               <w:noProof/>
               <w:kern w:val="2"/>
-              <w:sz w:val="24"/>
+              <w:sz w:val="21"/>
               <w:szCs w:val="24"/>
-              <w:lang w:eastAsia="ja-JP"/>
+              <w:lang w:val="en-US" w:eastAsia="ja-JP"/>
               <w14:ligatures w14:val="standardContextual"/>
             </w:rPr>
           </w:pPr>
-          <w:hyperlink w:anchor="_Toc238901214" w:history="1">
+          <w:hyperlink w:anchor="_Toc244018412" w:history="1">
             <w:r>
               <w:rPr>
                 <w:rStyle w:val="af8"/>
                 <w:noProof/>
-                <w:lang w:val="en-GB"/>
               </w:rPr>
               <w:t>13 Normative output-name summary</w:t>
             </w:r>
@@ -4563,7 +4472,7 @@
                 <w:noProof/>
                 <w:webHidden/>
               </w:rPr>
-              <w:instrText xml:space="preserve"> PAGEREF _Toc238901214 \h </w:instrText>
+              <w:instrText xml:space="preserve"> PAGEREF _Toc244018412 \h </w:instrText>
             </w:r>
             <w:r>
               <w:rPr>
@@ -4602,18 +4511,17 @@
               <w:b w:val="0"/>
               <w:noProof/>
               <w:kern w:val="2"/>
-              <w:sz w:val="24"/>
+              <w:sz w:val="21"/>
               <w:szCs w:val="24"/>
-              <w:lang w:eastAsia="ja-JP"/>
+              <w:lang w:val="en-US" w:eastAsia="ja-JP"/>
               <w14:ligatures w14:val="standardContextual"/>
             </w:rPr>
           </w:pPr>
-          <w:hyperlink w:anchor="_Toc238901215" w:history="1">
+          <w:hyperlink w:anchor="_Toc244018413" w:history="1">
             <w:r>
               <w:rPr>
                 <w:rStyle w:val="af8"/>
                 <w:noProof/>
-                <w:lang w:val="en-GB"/>
               </w:rPr>
               <w:t>14 xBRL-CSV instance examples (informative)</w:t>
             </w:r>
@@ -4636,7 +4544,7 @@
                 <w:noProof/>
                 <w:webHidden/>
               </w:rPr>
-              <w:instrText xml:space="preserve"> PAGEREF _Toc238901215 \h </w:instrText>
+              <w:instrText xml:space="preserve"> PAGEREF _Toc244018413 \h </w:instrText>
             </w:r>
             <w:r>
               <w:rPr>
@@ -4670,24 +4578,23 @@
         <w:p>
           <w:pPr>
             <w:pStyle w:val="26"/>
-            <w:ind w:left="1123"/>
+            <w:ind w:leftChars="100" w:left="940" w:rightChars="227" w:right="499"/>
             <w:rPr>
               <w:rFonts w:asciiTheme="minorHAnsi" w:hAnsiTheme="minorHAnsi" w:cstheme="minorBidi"/>
               <w:b w:val="0"/>
               <w:noProof/>
               <w:kern w:val="2"/>
-              <w:sz w:val="24"/>
+              <w:sz w:val="21"/>
               <w:szCs w:val="24"/>
-              <w:lang w:eastAsia="ja-JP"/>
+              <w:lang w:val="en-US" w:eastAsia="ja-JP"/>
               <w14:ligatures w14:val="standardContextual"/>
             </w:rPr>
           </w:pPr>
-          <w:hyperlink w:anchor="_Toc238901216" w:history="1">
+          <w:hyperlink w:anchor="_Toc244018414" w:history="1">
             <w:r>
               <w:rPr>
                 <w:rStyle w:val="af8"/>
                 <w:noProof/>
-                <w:lang w:val="en-GB"/>
               </w:rPr>
               <w:t>14.1 Example files</w:t>
             </w:r>
@@ -4710,7 +4617,7 @@
                 <w:noProof/>
                 <w:webHidden/>
               </w:rPr>
-              <w:instrText xml:space="preserve"> PAGEREF _Toc238901216 \h </w:instrText>
+              <w:instrText xml:space="preserve"> PAGEREF _Toc244018414 \h </w:instrText>
             </w:r>
             <w:r>
               <w:rPr>
@@ -4744,24 +4651,23 @@
         <w:p>
           <w:pPr>
             <w:pStyle w:val="26"/>
-            <w:ind w:left="1123"/>
+            <w:ind w:leftChars="100" w:left="940" w:rightChars="227" w:right="499"/>
             <w:rPr>
               <w:rFonts w:asciiTheme="minorHAnsi" w:hAnsiTheme="minorHAnsi" w:cstheme="minorBidi"/>
               <w:b w:val="0"/>
               <w:noProof/>
               <w:kern w:val="2"/>
-              <w:sz w:val="24"/>
+              <w:sz w:val="21"/>
               <w:szCs w:val="24"/>
-              <w:lang w:eastAsia="ja-JP"/>
+              <w:lang w:val="en-US" w:eastAsia="ja-JP"/>
               <w14:ligatures w14:val="standardContextual"/>
             </w:rPr>
           </w:pPr>
-          <w:hyperlink w:anchor="_Toc238901217" w:history="1">
+          <w:hyperlink w:anchor="_Toc244018415" w:history="1">
             <w:r>
               <w:rPr>
                 <w:rStyle w:val="af8"/>
                 <w:noProof/>
-                <w:lang w:val="en-GB"/>
               </w:rPr>
               <w:t>14.2 Accounting Entries example</w:t>
             </w:r>
@@ -4784,7 +4690,7 @@
                 <w:noProof/>
                 <w:webHidden/>
               </w:rPr>
-              <w:instrText xml:space="preserve"> PAGEREF _Toc238901217 \h </w:instrText>
+              <w:instrText xml:space="preserve"> PAGEREF _Toc244018415 \h </w:instrText>
             </w:r>
             <w:r>
               <w:rPr>
@@ -4818,24 +4724,23 @@
         <w:p>
           <w:pPr>
             <w:pStyle w:val="26"/>
-            <w:ind w:left="1123"/>
+            <w:ind w:leftChars="100" w:left="940" w:rightChars="227" w:right="499"/>
             <w:rPr>
               <w:rFonts w:asciiTheme="minorHAnsi" w:hAnsiTheme="minorHAnsi" w:cstheme="minorBidi"/>
               <w:b w:val="0"/>
               <w:noProof/>
               <w:kern w:val="2"/>
-              <w:sz w:val="24"/>
+              <w:sz w:val="21"/>
               <w:szCs w:val="24"/>
-              <w:lang w:eastAsia="ja-JP"/>
+              <w:lang w:val="en-US" w:eastAsia="ja-JP"/>
               <w14:ligatures w14:val="standardContextual"/>
             </w:rPr>
           </w:pPr>
-          <w:hyperlink w:anchor="_Toc238901218" w:history="1">
+          <w:hyperlink w:anchor="_Toc244018416" w:history="1">
             <w:r>
               <w:rPr>
                 <w:rStyle w:val="af8"/>
                 <w:noProof/>
-                <w:lang w:val="en-GB"/>
               </w:rPr>
               <w:t>14.3 Business Transactions example</w:t>
             </w:r>
@@ -4858,7 +4763,7 @@
                 <w:noProof/>
                 <w:webHidden/>
               </w:rPr>
-              <w:instrText xml:space="preserve"> PAGEREF _Toc238901218 \h </w:instrText>
+              <w:instrText xml:space="preserve"> PAGEREF _Toc244018416 \h </w:instrText>
             </w:r>
             <w:r>
               <w:rPr>
@@ -4878,7 +4783,7 @@
                 <w:noProof/>
                 <w:webHidden/>
               </w:rPr>
-              <w:t>19</w:t>
+              <w:t>20</w:t>
             </w:r>
             <w:r>
               <w:rPr>
@@ -4892,24 +4797,23 @@
         <w:p>
           <w:pPr>
             <w:pStyle w:val="26"/>
-            <w:ind w:left="1123"/>
+            <w:ind w:leftChars="100" w:left="940" w:rightChars="227" w:right="499"/>
             <w:rPr>
               <w:rFonts w:asciiTheme="minorHAnsi" w:hAnsiTheme="minorHAnsi" w:cstheme="minorBidi"/>
               <w:b w:val="0"/>
               <w:noProof/>
               <w:kern w:val="2"/>
-              <w:sz w:val="24"/>
+              <w:sz w:val="21"/>
               <w:szCs w:val="24"/>
-              <w:lang w:eastAsia="ja-JP"/>
+              <w:lang w:val="en-US" w:eastAsia="ja-JP"/>
               <w14:ligatures w14:val="standardContextual"/>
             </w:rPr>
           </w:pPr>
-          <w:hyperlink w:anchor="_Toc238901219" w:history="1">
+          <w:hyperlink w:anchor="_Toc244018417" w:history="1">
             <w:r>
               <w:rPr>
                 <w:rStyle w:val="af8"/>
                 <w:noProof/>
-                <w:lang w:val="en-GB"/>
               </w:rPr>
               <w:t>14.4 Concepts, dimensions, and presentation</w:t>
             </w:r>
@@ -4932,7 +4836,7 @@
                 <w:noProof/>
                 <w:webHidden/>
               </w:rPr>
-              <w:instrText xml:space="preserve"> PAGEREF _Toc238901219 \h </w:instrText>
+              <w:instrText xml:space="preserve"> PAGEREF _Toc244018417 \h </w:instrText>
             </w:r>
             <w:r>
               <w:rPr>
@@ -4966,24 +4870,23 @@
         <w:p>
           <w:pPr>
             <w:pStyle w:val="26"/>
-            <w:ind w:left="1123"/>
+            <w:ind w:leftChars="100" w:left="940" w:rightChars="227" w:right="499"/>
             <w:rPr>
               <w:rFonts w:asciiTheme="minorHAnsi" w:hAnsiTheme="minorHAnsi" w:cstheme="minorBidi"/>
               <w:b w:val="0"/>
               <w:noProof/>
               <w:kern w:val="2"/>
-              <w:sz w:val="24"/>
+              <w:sz w:val="21"/>
               <w:szCs w:val="24"/>
-              <w:lang w:eastAsia="ja-JP"/>
+              <w:lang w:val="en-US" w:eastAsia="ja-JP"/>
               <w14:ligatures w14:val="standardContextual"/>
             </w:rPr>
           </w:pPr>
-          <w:hyperlink w:anchor="_Toc238901220" w:history="1">
+          <w:hyperlink w:anchor="_Toc244018418" w:history="1">
             <w:r>
               <w:rPr>
                 <w:rStyle w:val="af8"/>
                 <w:noProof/>
-                <w:lang w:val="en-GB"/>
               </w:rPr>
               <w:t>14.5 Unit handling</w:t>
             </w:r>
@@ -5006,7 +4909,7 @@
                 <w:noProof/>
                 <w:webHidden/>
               </w:rPr>
-              <w:instrText xml:space="preserve"> PAGEREF _Toc238901220 \h </w:instrText>
+              <w:instrText xml:space="preserve"> PAGEREF _Toc244018418 \h </w:instrText>
             </w:r>
             <w:r>
               <w:rPr>
@@ -5048,18 +4951,17 @@
               <w:b w:val="0"/>
               <w:noProof/>
               <w:kern w:val="2"/>
-              <w:sz w:val="24"/>
+              <w:sz w:val="21"/>
               <w:szCs w:val="24"/>
-              <w:lang w:eastAsia="ja-JP"/>
+              <w:lang w:val="en-US" w:eastAsia="ja-JP"/>
               <w14:ligatures w14:val="standardContextual"/>
             </w:rPr>
           </w:pPr>
-          <w:hyperlink w:anchor="_Toc238901221" w:history="1">
+          <w:hyperlink w:anchor="_Toc244018419" w:history="1">
             <w:r>
               <w:rPr>
                 <w:rStyle w:val="af8"/>
                 <w:noProof/>
-                <w:lang w:val="en-GB"/>
               </w:rPr>
               <w:t>Appendix A</w:t>
             </w:r>
@@ -5069,9 +4971,9 @@
                 <w:b w:val="0"/>
                 <w:noProof/>
                 <w:kern w:val="2"/>
-                <w:sz w:val="24"/>
+                <w:sz w:val="21"/>
                 <w:szCs w:val="24"/>
-                <w:lang w:eastAsia="ja-JP"/>
+                <w:lang w:val="en-US" w:eastAsia="ja-JP"/>
                 <w14:ligatures w14:val="standardContextual"/>
               </w:rPr>
               <w:tab/>
@@ -5080,7 +4982,6 @@
               <w:rPr>
                 <w:rStyle w:val="af8"/>
                 <w:noProof/>
-                <w:lang w:val="en-GB"/>
               </w:rPr>
               <w:t>References</w:t>
             </w:r>
@@ -5103,7 +5004,7 @@
                 <w:noProof/>
                 <w:webHidden/>
               </w:rPr>
-              <w:instrText xml:space="preserve"> PAGEREF _Toc238901221 \h </w:instrText>
+              <w:instrText xml:space="preserve"> PAGEREF _Toc244018419 \h </w:instrText>
             </w:r>
             <w:r>
               <w:rPr>
@@ -5145,18 +5046,17 @@
               <w:b w:val="0"/>
               <w:noProof/>
               <w:kern w:val="2"/>
-              <w:sz w:val="24"/>
+              <w:sz w:val="21"/>
               <w:szCs w:val="24"/>
-              <w:lang w:eastAsia="ja-JP"/>
+              <w:lang w:val="en-US" w:eastAsia="ja-JP"/>
               <w14:ligatures w14:val="standardContextual"/>
             </w:rPr>
           </w:pPr>
-          <w:hyperlink w:anchor="_Toc238901222" w:history="1">
+          <w:hyperlink w:anchor="_Toc244018420" w:history="1">
             <w:r>
               <w:rPr>
                 <w:rStyle w:val="af8"/>
                 <w:noProof/>
-                <w:lang w:val="en-GB"/>
               </w:rPr>
               <w:t>Appendix B</w:t>
             </w:r>
@@ -5166,9 +5066,9 @@
                 <w:b w:val="0"/>
                 <w:noProof/>
                 <w:kern w:val="2"/>
-                <w:sz w:val="24"/>
+                <w:sz w:val="21"/>
                 <w:szCs w:val="24"/>
-                <w:lang w:eastAsia="ja-JP"/>
+                <w:lang w:val="en-US" w:eastAsia="ja-JP"/>
                 <w14:ligatures w14:val="standardContextual"/>
               </w:rPr>
               <w:tab/>
@@ -5177,7 +5077,6 @@
               <w:rPr>
                 <w:rStyle w:val="af8"/>
                 <w:noProof/>
-                <w:lang w:val="en-GB"/>
               </w:rPr>
               <w:t>Intellectual property status</w:t>
             </w:r>
@@ -5200,7 +5099,7 @@
                 <w:noProof/>
                 <w:webHidden/>
               </w:rPr>
-              <w:instrText xml:space="preserve"> PAGEREF _Toc238901222 \h </w:instrText>
+              <w:instrText xml:space="preserve"> PAGEREF _Toc244018420 \h </w:instrText>
             </w:r>
             <w:r>
               <w:rPr>
@@ -5242,18 +5141,17 @@
               <w:b w:val="0"/>
               <w:noProof/>
               <w:kern w:val="2"/>
-              <w:sz w:val="24"/>
+              <w:sz w:val="21"/>
               <w:szCs w:val="24"/>
-              <w:lang w:eastAsia="ja-JP"/>
+              <w:lang w:val="en-US" w:eastAsia="ja-JP"/>
               <w14:ligatures w14:val="standardContextual"/>
             </w:rPr>
           </w:pPr>
-          <w:hyperlink w:anchor="_Toc238901223" w:history="1">
+          <w:hyperlink w:anchor="_Toc244018421" w:history="1">
             <w:r>
               <w:rPr>
                 <w:rStyle w:val="af8"/>
                 <w:noProof/>
-                <w:lang w:val="en-GB"/>
               </w:rPr>
               <w:t>Appendix C</w:t>
             </w:r>
@@ -5263,9 +5161,9 @@
                 <w:b w:val="0"/>
                 <w:noProof/>
                 <w:kern w:val="2"/>
-                <w:sz w:val="24"/>
+                <w:sz w:val="21"/>
                 <w:szCs w:val="24"/>
-                <w:lang w:eastAsia="ja-JP"/>
+                <w:lang w:val="en-US" w:eastAsia="ja-JP"/>
                 <w14:ligatures w14:val="standardContextual"/>
               </w:rPr>
               <w:tab/>
@@ -5274,9 +5172,8 @@
               <w:rPr>
                 <w:rStyle w:val="af8"/>
                 <w:noProof/>
-                <w:lang w:val="en-GB"/>
-              </w:rPr>
-              <w:t>- Document history</w:t>
+              </w:rPr>
+              <w:t>Document history</w:t>
             </w:r>
             <w:r>
               <w:rPr>
@@ -5297,7 +5194,7 @@
                 <w:noProof/>
                 <w:webHidden/>
               </w:rPr>
-              <w:instrText xml:space="preserve"> PAGEREF _Toc238901223 \h </w:instrText>
+              <w:instrText xml:space="preserve"> PAGEREF _Toc244018421 \h </w:instrText>
             </w:r>
             <w:r>
               <w:rPr>
@@ -5339,18 +5236,17 @@
               <w:b w:val="0"/>
               <w:noProof/>
               <w:kern w:val="2"/>
-              <w:sz w:val="24"/>
+              <w:sz w:val="21"/>
               <w:szCs w:val="24"/>
-              <w:lang w:eastAsia="ja-JP"/>
+              <w:lang w:val="en-US" w:eastAsia="ja-JP"/>
               <w14:ligatures w14:val="standardContextual"/>
             </w:rPr>
           </w:pPr>
-          <w:hyperlink w:anchor="_Toc238901224" w:history="1">
+          <w:hyperlink w:anchor="_Toc244018422" w:history="1">
             <w:r>
               <w:rPr>
                 <w:rStyle w:val="af8"/>
                 <w:noProof/>
-                <w:lang w:val="en-GB"/>
               </w:rPr>
               <w:t>Appendix D</w:t>
             </w:r>
@@ -5360,9 +5256,9 @@
                 <w:b w:val="0"/>
                 <w:noProof/>
                 <w:kern w:val="2"/>
-                <w:sz w:val="24"/>
+                <w:sz w:val="21"/>
                 <w:szCs w:val="24"/>
-                <w:lang w:eastAsia="ja-JP"/>
+                <w:lang w:val="en-US" w:eastAsia="ja-JP"/>
                 <w14:ligatures w14:val="standardContextual"/>
               </w:rPr>
               <w:tab/>
@@ -5371,7 +5267,6 @@
               <w:rPr>
                 <w:rStyle w:val="af8"/>
                 <w:noProof/>
-                <w:lang w:val="en-GB"/>
               </w:rPr>
               <w:t>Errata corrections in this document</w:t>
             </w:r>
@@ -5394,7 +5289,7 @@
                 <w:noProof/>
                 <w:webHidden/>
               </w:rPr>
-              <w:instrText xml:space="preserve"> PAGEREF _Toc238901224 \h </w:instrText>
+              <w:instrText xml:space="preserve"> PAGEREF _Toc244018422 \h </w:instrText>
             </w:r>
             <w:r>
               <w:rPr>
@@ -5415,6 +5310,101 @@
                 <w:webHidden/>
               </w:rPr>
               <w:t>29</w:t>
+            </w:r>
+            <w:r>
+              <w:rPr>
+                <w:noProof/>
+                <w:webHidden/>
+              </w:rPr>
+              <w:fldChar w:fldCharType="end"/>
+            </w:r>
+          </w:hyperlink>
+        </w:p>
+        <w:p>
+          <w:pPr>
+            <w:pStyle w:val="12"/>
+            <w:tabs>
+              <w:tab w:val="left" w:pos="1540"/>
+            </w:tabs>
+            <w:rPr>
+              <w:rFonts w:asciiTheme="minorHAnsi" w:hAnsiTheme="minorHAnsi" w:cstheme="minorBidi"/>
+              <w:b w:val="0"/>
+              <w:noProof/>
+              <w:kern w:val="2"/>
+              <w:sz w:val="21"/>
+              <w:szCs w:val="24"/>
+              <w:lang w:val="en-US" w:eastAsia="ja-JP"/>
+              <w14:ligatures w14:val="standardContextual"/>
+            </w:rPr>
+          </w:pPr>
+          <w:hyperlink w:anchor="_Toc244018423" w:history="1">
+            <w:r>
+              <w:rPr>
+                <w:rStyle w:val="af8"/>
+                <w:noProof/>
+              </w:rPr>
+              <w:t>Appendix E</w:t>
+            </w:r>
+            <w:r>
+              <w:rPr>
+                <w:rFonts w:asciiTheme="minorHAnsi" w:hAnsiTheme="minorHAnsi" w:cstheme="minorBidi"/>
+                <w:b w:val="0"/>
+                <w:noProof/>
+                <w:kern w:val="2"/>
+                <w:sz w:val="21"/>
+                <w:szCs w:val="24"/>
+                <w:lang w:val="en-US" w:eastAsia="ja-JP"/>
+                <w14:ligatures w14:val="standardContextual"/>
+              </w:rPr>
+              <w:tab/>
+            </w:r>
+            <w:r>
+              <w:rPr>
+                <w:rStyle w:val="af8"/>
+                <w:noProof/>
+              </w:rPr>
+              <w:t>(informative) Correspondence with XBRL GL Next Requirements</w:t>
+            </w:r>
+            <w:r>
+              <w:rPr>
+                <w:noProof/>
+                <w:webHidden/>
+              </w:rPr>
+              <w:tab/>
+            </w:r>
+            <w:r>
+              <w:rPr>
+                <w:noProof/>
+                <w:webHidden/>
+              </w:rPr>
+              <w:fldChar w:fldCharType="begin"/>
+            </w:r>
+            <w:r>
+              <w:rPr>
+                <w:noProof/>
+                <w:webHidden/>
+              </w:rPr>
+              <w:instrText xml:space="preserve"> PAGEREF _Toc244018423 \h </w:instrText>
+            </w:r>
+            <w:r>
+              <w:rPr>
+                <w:noProof/>
+                <w:webHidden/>
+              </w:rPr>
+            </w:r>
+            <w:r>
+              <w:rPr>
+                <w:noProof/>
+                <w:webHidden/>
+              </w:rPr>
+              <w:fldChar w:fldCharType="separate"/>
+            </w:r>
+            <w:r>
+              <w:rPr>
+                <w:noProof/>
+                <w:webHidden/>
+              </w:rPr>
+              <w:t>30</w:t>
             </w:r>
             <w:r>
               <w:rPr>
@@ -5446,7 +5436,7 @@
       <w:pPr>
         <w:pStyle w:val="10"/>
       </w:pPr>
-      <w:bookmarkStart w:id="2" w:name="_Toc238901159"/>
+      <w:bookmarkStart w:id="2" w:name="_Toc244018357"/>
       <w:r>
         <w:t>1 Language independence</w:t>
       </w:r>
@@ -5461,7 +5451,7 @@
       <w:pPr>
         <w:pStyle w:val="10"/>
       </w:pPr>
-      <w:bookmarkStart w:id="3" w:name="_Toc238901160"/>
+      <w:bookmarkStart w:id="3" w:name="_Toc244018358"/>
       <w:r>
         <w:t>2 Introduction</w:t>
       </w:r>
@@ -5471,7 +5461,7 @@
       <w:pPr>
         <w:pStyle w:val="20"/>
       </w:pPr>
-      <w:bookmarkStart w:id="4" w:name="_Toc238901161"/>
+      <w:bookmarkStart w:id="4" w:name="_Toc244018359"/>
       <w:r>
         <w:t>2.1 Scope</w:t>
       </w:r>
@@ -5496,7 +5486,7 @@
       <w:pPr>
         <w:pStyle w:val="20"/>
       </w:pPr>
-      <w:bookmarkStart w:id="5" w:name="_Toc238901162"/>
+      <w:bookmarkStart w:id="5" w:name="_Toc244018360"/>
       <w:r>
         <w:t>2.2 Normative language</w:t>
       </w:r>
@@ -5504,14 +5494,14 @@
     </w:p>
     <w:p>
       <w:r>
-        <w:t>The key words "MUST", "MUST NOT", "SHOULD", "SHOULD NOT", and "MAY", when shown in uppercase, indicate normative requirements. Examples, notes, command lines, and file trees are informative unless expressly stated otherwise.</w:t>
+        <w:t>The key words "MUST", "MUST NOT", "SHOULD", "SHOULD NOT", and "MAY", when they appear in uppercase, are interpreted as described in RFC 2119. "MUST" and "MUST NOT" express requirements indispensable to artefact conformance or interoperability. "SHOULD" and "SHOULD NOT" express recommended courses for which a conforming implementation can use another documented course when justified. "MAY" expresses a permitted option. Other requirement language is descriptive.</w:t>
       </w:r>
     </w:p>
     <w:p>
       <w:pPr>
         <w:pStyle w:val="20"/>
       </w:pPr>
-      <w:bookmarkStart w:id="6" w:name="_Toc238901163"/>
+      <w:bookmarkStart w:id="6" w:name="_Toc244018361"/>
       <w:r>
         <w:t>2.3 Relationship to the other Parts</w:t>
       </w:r>
@@ -5519,117 +5509,128 @@
     </w:p>
     <w:p>
       <w:r>
-        <w:t xml:space="preserve">The XBRL GL Next Requirements Specification provides the background, design objectives, and requirements for the Framework. </w:t>
+        <w:t>The XBRL GL Next Requirements Specification provides the background, design objectives, and requirements for the Framework.</w:t>
       </w:r>
     </w:p>
     <w:p>
       <w:r>
-        <w:t xml:space="preserve">Part 1 defines the </w:t>
+        <w:t>The XBRL GL Next Taxonomy Framework consists of the following Parts:</w:t>
+      </w:r>
+    </w:p>
+    <w:p>
+      <w:pPr>
+        <w:pStyle w:val="af0"/>
+        <w:numPr>
+          <w:ilvl w:val="0"/>
+          <w:numId w:val="50"/>
+        </w:numPr>
+      </w:pPr>
+      <w:r>
+        <w:t>XBRL GL Next Taxonomy Framework — Part 1: General rules;</w:t>
+      </w:r>
+    </w:p>
+    <w:p>
+      <w:pPr>
+        <w:pStyle w:val="af0"/>
+        <w:numPr>
+          <w:ilvl w:val="0"/>
+          <w:numId w:val="50"/>
+        </w:numPr>
+      </w:pPr>
+      <w:r>
+        <w:t>XBRL GL Next Taxonomy Framework — Part 2: Tuple palette taxonomy;</w:t>
+      </w:r>
+    </w:p>
+    <w:p>
+      <w:pPr>
+        <w:pStyle w:val="af0"/>
+        <w:numPr>
+          <w:ilvl w:val="0"/>
+          <w:numId w:val="50"/>
+        </w:numPr>
+      </w:pPr>
+      <w:r>
+        <w:t>XBRL GL Next Taxonomy Framework — Part 3: OIM palette taxonomy;</w:t>
+      </w:r>
+    </w:p>
+    <w:p>
+      <w:pPr>
+        <w:pStyle w:val="af0"/>
+        <w:numPr>
+          <w:ilvl w:val="0"/>
+          <w:numId w:val="50"/>
+        </w:numPr>
+      </w:pPr>
+      <w:r>
+        <w:t>XBRL GL Next Taxonomy Framework — Part 4: Aligned Pool and extension governance;</w:t>
+      </w:r>
+    </w:p>
+    <w:p>
+      <w:pPr>
+        <w:pStyle w:val="af0"/>
+        <w:numPr>
+          <w:ilvl w:val="0"/>
+          <w:numId w:val="50"/>
+        </w:numPr>
+      </w:pPr>
+      <w:r>
+        <w:t>XBRL GL Next Taxonomy Framework — Part 5: Tavi palette taxonomy.</w:t>
+      </w:r>
+    </w:p>
+    <w:p>
+      <w:r>
+        <w:t>Part 1 defines the serialisation-independent semantic pipeline and the formal HMD contract. Part 2 defines the XBRL 2.1 Tuple realisation generated from formal HMDs. This Part 3 defines the OIM realisation generated from the same HMDs. Part 4 governs extension classification, registration, alignment and publication. Part 5 defines purpose-specific HMD views and their Tavi taxonomy and Table Template realisation.</w:t>
+      </w:r>
+    </w:p>
+    <w:p>
+      <w:r>
+        <w:t>This Part 3 specifies how formal HMDs are realised as OIM taxonomies, including primary items, dimensions, hypercubes, occurrence identification, and the corresponding taxonomy generation requirements.</w:t>
+      </w:r>
+    </w:p>
+    <w:p>
+      <w:r>
+        <w:t>Parts 2, 3 and 5 provide alternative taxonomy realisations of the common semantic framework established by Part 1, under the extension governance defined in Part 4. Each HMD serves as a purpose-specific palette, selecting reusable semantics from COR, BTX and AAA, which constitute the semantic paint boxes.</w:t>
+      </w:r>
+    </w:p>
+    <w:p>
+      <w:pPr>
+        <w:pStyle w:val="20"/>
+      </w:pPr>
+      <w:bookmarkStart w:id="7" w:name="_Toc244018362"/>
+      <w:r>
+        <w:t>2.4 Implementation independence</w:t>
+      </w:r>
+      <w:bookmarkEnd w:id="7"/>
+    </w:p>
+    <w:p>
+      <w:r>
+        <w:t>The requirements in this Part define observable inputs, validation outcomes, generated taxonomy components, and deterministic relationships among them. The sole maintained reference Generator authority is `tools/taxonomy/xBRLGL_TaxonomyGenerator.py`. The Generator and its supporting modules provide datatype mapping/override, EE1 Value Domain, selector-effective multiplicity, occurrence-dimension, Tuple/OIM, manifest, and deterministic-generation processing. `tools/taxonomy/datatype_binding.py` is a required runtime dependency;</w:t>
+      </w:r>
+    </w:p>
+    <w:p/>
+    <w:p>
+      <w:pPr>
+        <w:pStyle w:val="10"/>
+      </w:pPr>
+      <w:bookmarkStart w:id="8" w:name="_Toc244018363"/>
+      <w:r>
+        <w:t>3 Terms and definitions</w:t>
+      </w:r>
+      <w:bookmarkEnd w:id="8"/>
+    </w:p>
+    <w:p>
+      <w:r>
+        <w:t>For the purposes of this document, the terms and definitions given in</w:t>
       </w:r>
       <w:r>
         <w:rPr>
           <w:b/>
           <w:bCs/>
         </w:rPr>
-        <w:t>HMD for taxonomy</w:t>
-      </w:r>
-      <w:r>
-        <w:t xml:space="preserve"> input set and the common processing boundary. Part 2 defines the XBRL 2.1 Tuple realisation of that set. This Part 3 defines the OIM realisation generated from the same set. Part 4 governs extension sources and reusable Aligned definitions.</w:t>
-      </w:r>
-    </w:p>
-    <w:p>
-      <w:pPr>
-        <w:pStyle w:val="af0"/>
-        <w:numPr>
-          <w:ilvl w:val="0"/>
-          <w:numId w:val="43"/>
-        </w:numPr>
-      </w:pPr>
-      <w:r>
-        <w:t>XBRL GL Next Taxonomy Framework — Part 1: General rules;</w:t>
-      </w:r>
-    </w:p>
-    <w:p>
-      <w:pPr>
-        <w:pStyle w:val="af0"/>
-        <w:numPr>
-          <w:ilvl w:val="0"/>
-          <w:numId w:val="43"/>
-        </w:numPr>
-      </w:pPr>
-      <w:r>
-        <w:t>XBRL GL Next Taxonomy Framework — Part 2: Tuple palette taxonomy;</w:t>
-      </w:r>
-    </w:p>
-    <w:p>
-      <w:pPr>
-        <w:pStyle w:val="af0"/>
-        <w:numPr>
-          <w:ilvl w:val="0"/>
-          <w:numId w:val="43"/>
-        </w:numPr>
-      </w:pPr>
-      <w:r>
-        <w:t>XBRL GL Next Taxonomy Framework — Part 3: OIM palette taxonomy.</w:t>
-      </w:r>
-    </w:p>
-    <w:p>
-      <w:pPr>
-        <w:pStyle w:val="af0"/>
-        <w:numPr>
-          <w:ilvl w:val="0"/>
-          <w:numId w:val="43"/>
-        </w:numPr>
-      </w:pPr>
-      <w:r>
-        <w:t>XBRL GL Next Taxonomy Framework — Part 4: Aligned Pool and extension governance.</w:t>
-      </w:r>
-    </w:p>
-    <w:p>
-      <w:pPr>
-        <w:pStyle w:val="20"/>
-      </w:pPr>
-      <w:bookmarkStart w:id="7" w:name="_Toc238901164"/>
-      <w:r>
-        <w:t>2.4 Implementation independence</w:t>
-      </w:r>
-      <w:bookmarkEnd w:id="7"/>
-    </w:p>
-    <w:p>
-      <w:r>
-        <w:t xml:space="preserve">The requirements in this Part define observable inputs, validation outcomes, generated taxonomy components, and deterministic relationships among them. The sole maintained reference Generator authority is `src/taxonomy/xBRLGL_TaxonomyGenerator.py`. The Generator contains the normative datatype mapping/override, EE1 </w:t>
-      </w:r>
-      <w:r>
-        <w:rPr>
-          <w:b/>
-          <w:bCs/>
-        </w:rPr>
-        <w:t>Value Domain</w:t>
-      </w:r>
-      <w:r>
-        <w:t xml:space="preserve">, selector-effective multiplicity, occurrence-dimension, Tuple/OIM, manifest, and deterministic-generation processing and </w:t>
-      </w:r>
-      <w:r>
-        <w:t>MUST</w:t>
-      </w:r>
-      <w:r>
-        <w:t xml:space="preserve"> NOT import `tools/**`. Helper programs under `tools/taxonomy/` are optional evaluation tools only.</w:t>
-      </w:r>
-    </w:p>
-    <w:p/>
-    <w:p>
-      <w:pPr>
-        <w:pStyle w:val="10"/>
-      </w:pPr>
-      <w:bookmarkStart w:id="8" w:name="_Toc238901165"/>
-      <w:r>
-        <w:t>3 Terms and definitions</w:t>
-      </w:r>
-      <w:bookmarkEnd w:id="8"/>
-    </w:p>
-    <w:p>
-      <w:r>
-        <w:t>For the purposes of this document, the terms and definitions given in Part 1 and the following apply. Unless otherwise specified, these terms constitute the common terminology used in this Part and the other Parts of the XBRL GL Next Taxonomy Framework.</w:t>
+        <w:t xml:space="preserve"> Part 1</w:t>
+      </w:r>
+      <w:r>
+        <w:t xml:space="preserve"> and the following apply. Unless otherwise specified, these terms constitute the common terminology used in this Part and the other Parts of the XBRL GL Next Taxonomy Framework.</w:t>
       </w:r>
     </w:p>
     <w:p>
@@ -6102,7 +6103,7 @@
       <w:pPr>
         <w:pStyle w:val="10"/>
       </w:pPr>
-      <w:bookmarkStart w:id="9" w:name="_Toc238901166"/>
+      <w:bookmarkStart w:id="9" w:name="_Toc244018364"/>
       <w:r>
         <w:t>4 Authoritative input and validation contract</w:t>
       </w:r>
@@ -6112,7 +6113,7 @@
       <w:pPr>
         <w:pStyle w:val="20"/>
       </w:pPr>
-      <w:bookmarkStart w:id="10" w:name="_Toc238901167"/>
+      <w:bookmarkStart w:id="10" w:name="_Toc244018365"/>
       <w:r>
         <w:t>4.1 Input authority</w:t>
       </w:r>
@@ -6162,7 +6163,7 @@
       <w:pPr>
         <w:pStyle w:val="20"/>
       </w:pPr>
-      <w:bookmarkStart w:id="11" w:name="_Toc238901168"/>
+      <w:bookmarkStart w:id="11" w:name="_Toc244018366"/>
       <w:r>
         <w:t>4.2 Required 18-column order</w:t>
       </w:r>
@@ -6206,7 +6207,7 @@
       <w:pPr>
         <w:pStyle w:val="20"/>
       </w:pPr>
-      <w:bookmarkStart w:id="12" w:name="_Toc238901169"/>
+      <w:bookmarkStart w:id="12" w:name="_Toc244018367"/>
       <w:r>
         <w:t>4.3 XPath and QName authority</w:t>
       </w:r>
@@ -6239,10 +6240,10 @@
         <w:tblLook w:val="04A0" w:firstRow="1" w:lastRow="0" w:firstColumn="1" w:lastColumn="0" w:noHBand="0" w:noVBand="1"/>
       </w:tblPr>
       <w:tblGrid>
-        <w:gridCol w:w="1981"/>
-        <w:gridCol w:w="850"/>
-        <w:gridCol w:w="2126"/>
-        <w:gridCol w:w="2409"/>
+        <w:gridCol w:w="1980"/>
+        <w:gridCol w:w="851"/>
+        <w:gridCol w:w="1984"/>
+        <w:gridCol w:w="2551"/>
         <w:gridCol w:w="2370"/>
       </w:tblGrid>
       <w:tr>
@@ -6285,7 +6286,7 @@
         </w:tc>
         <w:tc>
           <w:tcPr>
-            <w:tcW w:w="436" w:type="pct"/>
+            <w:tcW w:w="437" w:type="pct"/>
             <w:shd w:val="clear" w:color="auto" w:fill="F2F2F2" w:themeFill="background1" w:themeFillShade="F2"/>
             <w:tcMar>
               <w:top w:w="0" w:type="dxa"/>
@@ -6318,7 +6319,7 @@
         </w:tc>
         <w:tc>
           <w:tcPr>
-            <w:tcW w:w="1092" w:type="pct"/>
+            <w:tcW w:w="1019" w:type="pct"/>
             <w:shd w:val="clear" w:color="auto" w:fill="F2F2F2" w:themeFill="background1" w:themeFillShade="F2"/>
             <w:tcMar>
               <w:top w:w="0" w:type="dxa"/>
@@ -6351,7 +6352,7 @@
         </w:tc>
         <w:tc>
           <w:tcPr>
-            <w:tcW w:w="1237" w:type="pct"/>
+            <w:tcW w:w="1310" w:type="pct"/>
             <w:shd w:val="clear" w:color="auto" w:fill="F2F2F2" w:themeFill="background1" w:themeFillShade="F2"/>
             <w:tcMar>
               <w:top w:w="0" w:type="dxa"/>
@@ -6452,7 +6453,7 @@
         </w:tc>
         <w:tc>
           <w:tcPr>
-            <w:tcW w:w="436" w:type="pct"/>
+            <w:tcW w:w="437" w:type="pct"/>
             <w:tcMar>
               <w:top w:w="0" w:type="dxa"/>
               <w:left w:w="28" w:type="dxa"/>
@@ -6483,7 +6484,7 @@
         </w:tc>
         <w:tc>
           <w:tcPr>
-            <w:tcW w:w="1092" w:type="pct"/>
+            <w:tcW w:w="1019" w:type="pct"/>
             <w:tcMar>
               <w:top w:w="0" w:type="dxa"/>
               <w:left w:w="28" w:type="dxa"/>
@@ -6513,7 +6514,7 @@
         </w:tc>
         <w:tc>
           <w:tcPr>
-            <w:tcW w:w="1237" w:type="pct"/>
+            <w:tcW w:w="1310" w:type="pct"/>
             <w:tcMar>
               <w:top w:w="0" w:type="dxa"/>
               <w:left w:w="28" w:type="dxa"/>
@@ -6608,7 +6609,7 @@
         </w:tc>
         <w:tc>
           <w:tcPr>
-            <w:tcW w:w="436" w:type="pct"/>
+            <w:tcW w:w="437" w:type="pct"/>
             <w:tcMar>
               <w:top w:w="0" w:type="dxa"/>
               <w:left w:w="28" w:type="dxa"/>
@@ -6639,7 +6640,7 @@
         </w:tc>
         <w:tc>
           <w:tcPr>
-            <w:tcW w:w="1092" w:type="pct"/>
+            <w:tcW w:w="1019" w:type="pct"/>
             <w:tcMar>
               <w:top w:w="0" w:type="dxa"/>
               <w:left w:w="28" w:type="dxa"/>
@@ -6669,7 +6670,7 @@
         </w:tc>
         <w:tc>
           <w:tcPr>
-            <w:tcW w:w="1237" w:type="pct"/>
+            <w:tcW w:w="1310" w:type="pct"/>
             <w:tcMar>
               <w:top w:w="0" w:type="dxa"/>
               <w:left w:w="28" w:type="dxa"/>
@@ -6733,7 +6734,7 @@
       <w:pPr>
         <w:pStyle w:val="20"/>
       </w:pPr>
-      <w:bookmarkStart w:id="13" w:name="_Toc238901170"/>
+      <w:bookmarkStart w:id="13" w:name="_Toc244018368"/>
       <w:r>
         <w:t>4.4 Row validation</w:t>
       </w:r>
@@ -6878,7 +6879,7 @@
       <w:pPr>
         <w:pStyle w:val="20"/>
       </w:pPr>
-      <w:bookmarkStart w:id="14" w:name="_Toc238901171"/>
+      <w:bookmarkStart w:id="14" w:name="_Toc244018369"/>
       <w:r>
         <w:t>4.5 Non-use subtrees</w:t>
       </w:r>
@@ -6903,7 +6904,7 @@
       <w:pPr>
         <w:pStyle w:val="20"/>
       </w:pPr>
-      <w:bookmarkStart w:id="15" w:name="_Toc238901172"/>
+      <w:bookmarkStart w:id="15" w:name="_Toc244018370"/>
       <w:r>
         <w:t>4.6 Cross-HMD shared declarations</w:t>
       </w:r>
@@ -6933,7 +6934,7 @@
       <w:pPr>
         <w:pStyle w:val="10"/>
       </w:pPr>
-      <w:bookmarkStart w:id="16" w:name="_Toc238901173"/>
+      <w:bookmarkStart w:id="16" w:name="_Toc244018371"/>
       <w:r>
         <w:t>5 OIM binding model</w:t>
       </w:r>
@@ -6943,7 +6944,7 @@
       <w:pPr>
         <w:pStyle w:val="20"/>
       </w:pPr>
-      <w:bookmarkStart w:id="17" w:name="_Toc238901174"/>
+      <w:bookmarkStart w:id="17" w:name="_Toc244018372"/>
       <w:r>
         <w:t>5.1 Attribute facts</w:t>
       </w:r>
@@ -6978,7 +6979,7 @@
       <w:pPr>
         <w:pStyle w:val="20"/>
       </w:pPr>
-      <w:bookmarkStart w:id="18" w:name="_Toc238901175"/>
+      <w:bookmarkStart w:id="18" w:name="_Toc244018373"/>
       <w:r>
         <w:t>5.2 Structural rows</w:t>
       </w:r>
@@ -7021,7 +7022,7 @@
       <w:pPr>
         <w:pStyle w:val="20"/>
       </w:pPr>
-      <w:bookmarkStart w:id="19" w:name="_Toc238901176"/>
+      <w:bookmarkStart w:id="19" w:name="_Toc244018374"/>
       <w:r>
         <w:t>5.3 Class resources</w:t>
       </w:r>
@@ -7534,7 +7535,7 @@
       <w:pPr>
         <w:pStyle w:val="20"/>
       </w:pPr>
-      <w:bookmarkStart w:id="20" w:name="_Toc238901177"/>
+      <w:bookmarkStart w:id="20" w:name="_Toc244018375"/>
       <w:r>
         <w:t>5.4 Extended roles</w:t>
       </w:r>
@@ -7557,7 +7558,7 @@
       <w:pPr>
         <w:pStyle w:val="10"/>
       </w:pPr>
-      <w:bookmarkStart w:id="21" w:name="_Toc238901178"/>
+      <w:bookmarkStart w:id="21" w:name="_Toc244018376"/>
       <w:r>
         <w:t>6 Dimensional network generation</w:t>
       </w:r>
@@ -7567,7 +7568,7 @@
       <w:pPr>
         <w:pStyle w:val="20"/>
       </w:pPr>
-      <w:bookmarkStart w:id="22" w:name="_Toc238901179"/>
+      <w:bookmarkStart w:id="22" w:name="_Toc244018377"/>
       <w:r>
         <w:t>6.1 Closed cube</w:t>
       </w:r>
@@ -7626,7 +7627,7 @@
       <w:pPr>
         <w:pStyle w:val="20"/>
       </w:pPr>
-      <w:bookmarkStart w:id="23" w:name="_Toc238901180"/>
+      <w:bookmarkStart w:id="23" w:name="_Toc244018378"/>
       <w:r>
         <w:t>6.2 Occurrence dimensions</w:t>
       </w:r>
@@ -7671,7 +7672,7 @@
       <w:pPr>
         <w:pStyle w:val="20"/>
       </w:pPr>
-      <w:bookmarkStart w:id="24" w:name="_Toc238901181"/>
+      <w:bookmarkStart w:id="24" w:name="_Toc244018379"/>
       <w:r>
         <w:t>6.3 Attribute membership</w:t>
       </w:r>
@@ -7702,7 +7703,7 @@
       <w:pPr>
         <w:pStyle w:val="20"/>
       </w:pPr>
-      <w:bookmarkStart w:id="25" w:name="_Toc238901182"/>
+      <w:bookmarkStart w:id="25" w:name="_Toc244018380"/>
       <w:r>
         <w:t>6.4 Descendant Classes and targetRole</w:t>
       </w:r>
@@ -7735,7 +7736,7 @@
       <w:pPr>
         <w:pStyle w:val="20"/>
       </w:pPr>
-      <w:bookmarkStart w:id="26" w:name="_Toc238901183"/>
+      <w:bookmarkStart w:id="26" w:name="_Toc244018381"/>
       <w:r>
         <w:t>6.5 Reading the dimensional hierarchy</w:t>
       </w:r>
@@ -8261,7 +8262,7 @@
       <w:pPr>
         <w:pStyle w:val="20"/>
       </w:pPr>
-      <w:bookmarkStart w:id="27" w:name="_Toc238901184"/>
+      <w:bookmarkStart w:id="27" w:name="_Toc244018382"/>
       <w:r>
         <w:t>6.6 Multiplicity</w:t>
       </w:r>
@@ -8286,7 +8287,7 @@
       <w:pPr>
         <w:pStyle w:val="20"/>
       </w:pPr>
-      <w:bookmarkStart w:id="28" w:name="_Toc238901185"/>
+      <w:bookmarkStart w:id="28" w:name="_Toc244018383"/>
       <w:r>
         <w:t>6.7 Occurrence-key alignment example</w:t>
       </w:r>
@@ -8511,7 +8512,7 @@
       <w:pPr>
         <w:pStyle w:val="10"/>
       </w:pPr>
-      <w:bookmarkStart w:id="29" w:name="_Toc238901186"/>
+      <w:bookmarkStart w:id="29" w:name="_Toc244018384"/>
       <w:r>
         <w:t>7 OIM taxonomy artefacts</w:t>
       </w:r>
@@ -8521,7 +8522,7 @@
       <w:pPr>
         <w:pStyle w:val="20"/>
       </w:pPr>
-      <w:bookmarkStart w:id="30" w:name="_Toc238901187"/>
+      <w:bookmarkStart w:id="30" w:name="_Toc244018385"/>
       <w:r>
         <w:t>7.1 OIM module schema</w:t>
       </w:r>
@@ -8562,7 +8563,7 @@
       <w:pPr>
         <w:pStyle w:val="20"/>
       </w:pPr>
-      <w:bookmarkStart w:id="31" w:name="_Toc238901188"/>
+      <w:bookmarkStart w:id="31" w:name="_Toc244018386"/>
       <w:r>
         <w:t>7.2 OIM labels</w:t>
       </w:r>
@@ -8585,7 +8586,7 @@
       <w:pPr>
         <w:pStyle w:val="20"/>
       </w:pPr>
-      <w:bookmarkStart w:id="32" w:name="_Toc238901189"/>
+      <w:bookmarkStart w:id="32" w:name="_Toc244018387"/>
       <w:r>
         <w:t>7.3 OIM module presentation linkbase</w:t>
       </w:r>
@@ -8621,7 +8622,7 @@
       <w:pPr>
         <w:pStyle w:val="20"/>
       </w:pPr>
-      <w:bookmarkStart w:id="33" w:name="_Toc238901190"/>
+      <w:bookmarkStart w:id="33" w:name="_Toc244018388"/>
       <w:r>
         <w:t>7.4 OIM Presentation Linkbase Set</w:t>
       </w:r>
@@ -8691,7 +8692,7 @@
       <w:pPr>
         <w:pStyle w:val="20"/>
       </w:pPr>
-      <w:bookmarkStart w:id="34" w:name="_Toc238901191"/>
+      <w:bookmarkStart w:id="34" w:name="_Toc244018389"/>
       <w:r>
         <w:t>7.5 OIM message entry point and DTS separation</w:t>
       </w:r>
@@ -8761,7 +8762,7 @@
       <w:pPr>
         <w:pStyle w:val="20"/>
       </w:pPr>
-      <w:bookmarkStart w:id="35" w:name="_Toc238901192"/>
+      <w:bookmarkStart w:id="35" w:name="_Toc244018390"/>
       <w:r>
         <w:t>7.6 Dimensional definition linkbase</w:t>
       </w:r>
@@ -8776,7 +8777,7 @@
       <w:pPr>
         <w:pStyle w:val="20"/>
       </w:pPr>
-      <w:bookmarkStart w:id="36" w:name="_Toc238901193"/>
+      <w:bookmarkStart w:id="36" w:name="_Toc244018391"/>
       <w:r>
         <w:t>7.7 Linkroles and DTS discovery</w:t>
       </w:r>
@@ -8819,7 +8820,7 @@
       <w:pPr>
         <w:pStyle w:val="10"/>
       </w:pPr>
-      <w:bookmarkStart w:id="37" w:name="_Toc238901194"/>
+      <w:bookmarkStart w:id="37" w:name="_Toc244018392"/>
       <w:r>
         <w:t>8 xBRL-CSV metadata and data tables</w:t>
       </w:r>
@@ -8829,7 +8830,7 @@
       <w:pPr>
         <w:pStyle w:val="20"/>
       </w:pPr>
-      <w:bookmarkStart w:id="38" w:name="_Toc238901195"/>
+      <w:bookmarkStart w:id="38" w:name="_Toc244018393"/>
       <w:r>
         <w:t>8.1 Separation from taxonomy generation</w:t>
       </w:r>
@@ -8864,7 +8865,7 @@
       <w:pPr>
         <w:pStyle w:val="20"/>
       </w:pPr>
-      <w:bookmarkStart w:id="39" w:name="_Toc238901196"/>
+      <w:bookmarkStart w:id="39" w:name="_Toc244018394"/>
       <w:r>
         <w:t>8.2 documentInfo</w:t>
       </w:r>
@@ -9094,7 +9095,7 @@
       <w:pPr>
         <w:pStyle w:val="20"/>
       </w:pPr>
-      <w:bookmarkStart w:id="40" w:name="_Toc238901197"/>
+      <w:bookmarkStart w:id="40" w:name="_Toc244018395"/>
       <w:r>
         <w:t>8.3 Occurrence-key columns</w:t>
       </w:r>
@@ -9137,7 +9138,7 @@
       <w:pPr>
         <w:pStyle w:val="20"/>
       </w:pPr>
-      <w:bookmarkStart w:id="41" w:name="_Toc238901198"/>
+      <w:bookmarkStart w:id="41" w:name="_Toc244018396"/>
       <w:r>
         <w:t>8.4 Property columns</w:t>
       </w:r>
@@ -9172,7 +9173,7 @@
       <w:pPr>
         <w:pStyle w:val="20"/>
       </w:pPr>
-      <w:bookmarkStart w:id="42" w:name="_Toc238901199"/>
+      <w:bookmarkStart w:id="42" w:name="_Toc244018397"/>
       <w:r>
         <w:t>8.5 One Structured CSV per report</w:t>
       </w:r>
@@ -9205,7 +9206,7 @@
       <w:pPr>
         <w:pStyle w:val="20"/>
       </w:pPr>
-      <w:bookmarkStart w:id="43" w:name="_Toc238901200"/>
+      <w:bookmarkStart w:id="43" w:name="_Toc244018398"/>
       <w:r>
         <w:t>8.6 Reading a Structured CSV row through the cube</w:t>
       </w:r>
@@ -9220,7 +9221,7 @@
       <w:pPr>
         <w:pStyle w:val="20"/>
       </w:pPr>
-      <w:bookmarkStart w:id="44" w:name="_Toc238901201"/>
+      <w:bookmarkStart w:id="44" w:name="_Toc244018399"/>
       <w:r>
         <w:t>8.7 Report validation</w:t>
       </w:r>
@@ -9235,7 +9236,7 @@
       <w:pPr>
         <w:pStyle w:val="20"/>
       </w:pPr>
-      <w:bookmarkStart w:id="45" w:name="_Toc238901202"/>
+      <w:bookmarkStart w:id="45" w:name="_Toc244018400"/>
       <w:r>
         <w:t>8.8 Shared `gen` module, Value Domains, and Structured CSV</w:t>
       </w:r>
@@ -9471,7 +9472,7 @@
       <w:pPr>
         <w:pStyle w:val="20"/>
       </w:pPr>
-      <w:bookmarkStart w:id="46" w:name="_Toc238901203"/>
+      <w:bookmarkStart w:id="46" w:name="_Toc244018401"/>
       <w:r>
         <w:t>8.9 Implemented occurrence and Value Domain rules</w:t>
       </w:r>
@@ -9584,7 +9585,7 @@
       <w:pPr>
         <w:pStyle w:val="10"/>
       </w:pPr>
-      <w:bookmarkStart w:id="47" w:name="_Toc238901204"/>
+      <w:bookmarkStart w:id="47" w:name="_Toc244018402"/>
       <w:r>
         <w:t>9 Cross-binding equivalence</w:t>
       </w:r>
@@ -10153,7 +10154,7 @@
       <w:pPr>
         <w:pStyle w:val="10"/>
       </w:pPr>
-      <w:bookmarkStart w:id="48" w:name="_Toc238901205"/>
+      <w:bookmarkStart w:id="48" w:name="_Toc244018403"/>
       <w:r>
         <w:t>10 accountingEntries baseline and businessTransactions additional HMD</w:t>
       </w:r>
@@ -10255,7 +10256,7 @@
       <w:pPr>
         <w:pStyle w:val="10"/>
       </w:pPr>
-      <w:bookmarkStart w:id="49" w:name="_Toc238901206"/>
+      <w:bookmarkStart w:id="49" w:name="_Toc244018404"/>
       <w:r>
         <w:t>11 Formal package assembly</w:t>
       </w:r>
@@ -10265,7 +10266,7 @@
       <w:pPr>
         <w:pStyle w:val="20"/>
       </w:pPr>
-      <w:bookmarkStart w:id="50" w:name="_Toc238901207"/>
+      <w:bookmarkStart w:id="50" w:name="_Toc244018405"/>
       <w:r>
         <w:t>11.</w:t>
       </w:r>
@@ -11010,7 +11011,7 @@
       <w:pPr>
         <w:pStyle w:val="20"/>
       </w:pPr>
-      <w:bookmarkStart w:id="51" w:name="_Toc238901208"/>
+      <w:bookmarkStart w:id="51" w:name="_Toc244018406"/>
       <w:r>
         <w:t>11.</w:t>
       </w:r>
@@ -11034,7 +11035,7 @@
       <w:pPr>
         <w:pStyle w:val="20"/>
       </w:pPr>
-      <w:bookmarkStart w:id="52" w:name="_Toc238901209"/>
+      <w:bookmarkStart w:id="52" w:name="_Toc244018407"/>
       <w:r>
         <w:t>11.</w:t>
       </w:r>
@@ -11068,7 +11069,7 @@
       <w:pPr>
         <w:pStyle w:val="20"/>
       </w:pPr>
-      <w:bookmarkStart w:id="53" w:name="_Toc238901210"/>
+      <w:bookmarkStart w:id="53" w:name="_Toc244018408"/>
       <w:r>
         <w:t>11.4 All-or-nothing publication</w:t>
       </w:r>
@@ -11113,7 +11114,7 @@
       <w:pPr>
         <w:pStyle w:val="10"/>
       </w:pPr>
-      <w:bookmarkStart w:id="54" w:name="_Toc238901211"/>
+      <w:bookmarkStart w:id="54" w:name="_Toc244018409"/>
       <w:r>
         <w:t>12 Validation and conformance</w:t>
       </w:r>
@@ -11123,7 +11124,7 @@
       <w:pPr>
         <w:pStyle w:val="20"/>
       </w:pPr>
-      <w:bookmarkStart w:id="55" w:name="_Toc238901212"/>
+      <w:bookmarkStart w:id="55" w:name="_Toc244018410"/>
       <w:r>
         <w:t>12.1 Taxonomy conformance</w:t>
       </w:r>
@@ -11293,7 +11294,7 @@
       <w:pPr>
         <w:pStyle w:val="20"/>
       </w:pPr>
-      <w:bookmarkStart w:id="56" w:name="_Toc238901213"/>
+      <w:bookmarkStart w:id="56" w:name="_Toc244018411"/>
       <w:r>
         <w:t>12.2 Minimum report tests</w:t>
       </w:r>
@@ -11440,7 +11441,7 @@
       <w:pPr>
         <w:pStyle w:val="10"/>
       </w:pPr>
-      <w:bookmarkStart w:id="57" w:name="_Toc238901214"/>
+      <w:bookmarkStart w:id="57" w:name="_Toc244018412"/>
       <w:r>
         <w:rPr>
           <w:rFonts w:hint="eastAsia"/>
@@ -11946,7 +11947,7 @@
       <w:pPr>
         <w:pStyle w:val="10"/>
       </w:pPr>
-      <w:bookmarkStart w:id="58" w:name="_Toc238901215"/>
+      <w:bookmarkStart w:id="58" w:name="_Toc244018413"/>
       <w:r>
         <w:t>14 xBRL-CSV instance examples (informative)</w:t>
       </w:r>
@@ -11956,7 +11957,7 @@
       <w:pPr>
         <w:pStyle w:val="20"/>
       </w:pPr>
-      <w:bookmarkStart w:id="59" w:name="_Toc238901216"/>
+      <w:bookmarkStart w:id="59" w:name="_Toc244018414"/>
       <w:r>
         <w:t>14.1 Example files</w:t>
       </w:r>
@@ -12315,7 +12316,7 @@
       <w:pPr>
         <w:pStyle w:val="20"/>
       </w:pPr>
-      <w:bookmarkStart w:id="60" w:name="_Toc238901217"/>
+      <w:bookmarkStart w:id="60" w:name="_Toc244018415"/>
       <w:r>
         <w:t>14.2 Accounting Entries example</w:t>
       </w:r>
@@ -17016,7 +17017,7 @@
       <w:pPr>
         <w:pStyle w:val="20"/>
       </w:pPr>
-      <w:bookmarkStart w:id="61" w:name="_Toc238901218"/>
+      <w:bookmarkStart w:id="61" w:name="_Toc244018416"/>
       <w:r>
         <w:t>14.3 Business Transactions example</w:t>
       </w:r>
@@ -23141,7 +23142,7 @@
       <w:pPr>
         <w:pStyle w:val="20"/>
       </w:pPr>
-      <w:bookmarkStart w:id="62" w:name="_Toc238901219"/>
+      <w:bookmarkStart w:id="62" w:name="_Toc244018417"/>
       <w:r>
         <w:t>14.4 Concepts, dimensions, and presentation</w:t>
       </w:r>
@@ -23176,7 +23177,7 @@
       <w:pPr>
         <w:pStyle w:val="20"/>
       </w:pPr>
-      <w:bookmarkStart w:id="63" w:name="_Toc238901220"/>
+      <w:bookmarkStart w:id="63" w:name="_Toc244018418"/>
       <w:r>
         <w:t>14.5 Unit handling</w:t>
       </w:r>
@@ -23196,7 +23197,7 @@
       <w:r>
         <w:br/>
       </w:r>
-      <w:bookmarkStart w:id="66" w:name="_Toc238901221"/>
+      <w:bookmarkStart w:id="66" w:name="_Toc244018419"/>
       <w:r>
         <w:t>References</w:t>
       </w:r>
@@ -24161,7 +24162,7 @@
       <w:r>
         <w:br/>
       </w:r>
-      <w:bookmarkStart w:id="67" w:name="_Toc238901222"/>
+      <w:bookmarkStart w:id="67" w:name="_Toc244018420"/>
       <w:r>
         <w:t>Intellectual property status</w:t>
       </w:r>
@@ -24169,7 +24170,7 @@
     </w:p>
     <w:p>
       <w:r>
-        <w:t>Copyright and license terms are under review. This draft is shared only with invited project participants through the private project repository. No permission for public redistribution or publication is granted by this draft notice.</w:t>
+        <w:t>Copyright and license terms are under review. This draft is made available through the public project repository for collaborative review. Publication of this draft does not establish additional redistribution or derivative-use rights.</w:t>
       </w:r>
     </w:p>
     <w:p>
@@ -24188,15 +24189,12 @@
       <w:pPr>
         <w:pStyle w:val="Appendix"/>
       </w:pPr>
-      <w:bookmarkStart w:id="68" w:name="_Toc238901223"/>
-      <w:r>
-        <w:rPr>
-          <w:rFonts w:hint="eastAsia"/>
-        </w:rPr>
-        <w:t>-</w:t>
-      </w:r>
-      <w:r>
-        <w:t xml:space="preserve"> Document history</w:t>
+      <w:bookmarkStart w:id="68" w:name="_Toc244018421"/>
+      <w:r>
+        <w:br/>
+      </w:r>
+      <w:r>
+        <w:t>Document history</w:t>
       </w:r>
       <w:bookmarkEnd w:id="68"/>
     </w:p>
@@ -25386,7 +25384,25 @@
                 <w:szCs w:val="32"/>
                 <w:lang w:val="en-GB"/>
               </w:rPr>
-              <w:t xml:space="preserve">v6: Aligned Part 3 with the accepted OIM package and report convention: common HMD-for-taxonomy input, &lt;P&gt;-all-oim/dim/pre filenames under oim/&lt;HMD&gt;, OIM-specific presentation extensions distinct from Tuple, no Tuple content-schema discovery, and one JSON metadata entry point plus one same-basename </w:t>
+              <w:t>v6: Aligned Part 3 with the accepted OIM package and report convention: common HMD-for-taxonomy input, &lt;P&gt;-all-oim/dim/pre filenames under oim/&lt;HMD&gt;, OIM-specific presentation extensions distinct from Tuple, no Tuple content-schema discovery, and one JSON metadata entry point plus one same-</w:t>
+            </w:r>
+            <w:proofErr w:type="spellStart"/>
+            <w:r>
+              <w:rPr>
+                <w:sz w:val="20"/>
+                <w:szCs w:val="32"/>
+                <w:lang w:val="en-GB"/>
+              </w:rPr>
+              <w:t>basename</w:t>
+            </w:r>
+            <w:proofErr w:type="spellEnd"/>
+            <w:r>
+              <w:rPr>
+                <w:sz w:val="20"/>
+                <w:szCs w:val="32"/>
+                <w:lang w:val="en-GB"/>
+              </w:rPr>
+              <w:t xml:space="preserve"> </w:t>
             </w:r>
             <w:r>
               <w:rPr>
@@ -25613,7 +25629,7 @@
         <w:br/>
       </w:r>
       <w:bookmarkStart w:id="70" w:name="_Toc237003862"/>
-      <w:bookmarkStart w:id="71" w:name="_Toc238901224"/>
+      <w:bookmarkStart w:id="71" w:name="_Toc244018422"/>
       <w:r>
         <w:t>Errata corrections in this document</w:t>
       </w:r>
@@ -25631,20 +25647,849 @@
         <w:t>No errata have been incorporated into this document.</w:t>
       </w:r>
     </w:p>
+    <w:p/>
     <w:p>
-      <w:pPr>
-        <w:spacing w:after="40"/>
+      <w:r>
+        <w:br w:type="page"/>
+      </w:r>
+    </w:p>
+    <w:p>
+      <w:pPr>
+        <w:pStyle w:val="Appendix"/>
+      </w:pPr>
+      <w:r>
+        <w:br/>
+      </w:r>
+      <w:bookmarkStart w:id="72" w:name="_Toc244018423"/>
+      <w:r>
+        <w:t>(informative)</w:t>
+      </w:r>
+      <w:r>
+        <w:br/>
+        <w:t>Correspondence with XBRL GL Next Requirements</w:t>
+      </w:r>
+      <w:bookmarkEnd w:id="72"/>
+      <w:r>
+        <w:t xml:space="preserve"> </w:t>
+      </w:r>
+    </w:p>
+    <w:p>
+      <w:r>
+        <w:t xml:space="preserve">Table </w:t>
+      </w:r>
+      <w:r>
         <w:rPr>
-          <w:rFonts w:ascii="Calibri" w:hAnsi="Calibri" w:cstheme="minorBidi"/>
+          <w:rFonts w:hint="eastAsia"/>
+        </w:rPr>
+        <w:t>E</w:t>
+      </w:r>
+      <w:r>
+        <w:t>.1 maps the applicable requirements of the XBRL GL Next Requirements Specification</w:t>
+      </w:r>
+      <w:r>
+        <w:rPr>
+          <w:rFonts w:hint="eastAsia"/>
+        </w:rPr>
+        <w:t xml:space="preserve"> </w:t>
+      </w:r>
+      <w:r>
+        <w:rPr>
+          <w:rFonts w:hint="eastAsia"/>
+        </w:rPr>
+        <w:t>t</w:t>
+      </w:r>
+      <w:r>
+        <w:t>o their implementation in this Part. The requirement identifiers and names are reproduced from that Specification. This correspondence is informative and does not create additional requirements or assert implementation conformance.</w:t>
+      </w:r>
+    </w:p>
+    <w:p>
+      <w:pPr>
+        <w:keepNext/>
+        <w:tabs>
+          <w:tab w:val="num" w:pos="360"/>
+          <w:tab w:val="left" w:pos="403"/>
+        </w:tabs>
+        <w:spacing w:line="240" w:lineRule="atLeast"/>
+        <w:ind w:left="720"/>
+        <w:contextualSpacing/>
+        <w:jc w:val="center"/>
+        <w:rPr>
+          <w:b/>
+        </w:rPr>
+      </w:pPr>
+      <w:r>
+        <w:rPr>
+          <w:b/>
           <w:lang w:eastAsia="en-US"/>
         </w:rPr>
-      </w:pPr>
+        <w:t>Table</w:t>
+      </w:r>
+      <w:r>
+        <w:rPr>
+          <w:rFonts w:hint="eastAsia"/>
+          <w:b/>
+        </w:rPr>
+        <w:t xml:space="preserve"> E</w:t>
+      </w:r>
+      <w:r>
+        <w:rPr>
+          <w:b/>
+          <w:lang w:eastAsia="en-US"/>
+        </w:rPr>
+        <w:t>.</w:t>
+      </w:r>
+      <w:r>
+        <w:rPr>
+          <w:b/>
+          <w:lang w:eastAsia="en-US"/>
+        </w:rPr>
+        <w:fldChar w:fldCharType="begin"/>
+      </w:r>
+      <w:r>
+        <w:rPr>
+          <w:b/>
+          <w:lang w:eastAsia="en-US"/>
+        </w:rPr>
+        <w:instrText xml:space="preserve"> SEQ Table \* ARABIC </w:instrText>
+      </w:r>
+      <w:r>
+        <w:rPr>
+          <w:b/>
+          <w:lang w:eastAsia="en-US"/>
+        </w:rPr>
+        <w:fldChar w:fldCharType="separate"/>
+      </w:r>
+      <w:r>
+        <w:rPr>
+          <w:b/>
+          <w:lang w:eastAsia="en-US"/>
+        </w:rPr>
+        <w:t>1</w:t>
+      </w:r>
+      <w:r>
+        <w:rPr>
+          <w:b/>
+          <w:lang w:eastAsia="en-US"/>
+        </w:rPr>
+        <w:fldChar w:fldCharType="end"/>
+      </w:r>
+      <w:r>
+        <w:rPr>
+          <w:b/>
+          <w:lang w:eastAsia="en-US"/>
+        </w:rPr>
+        <w:t xml:space="preserve"> ― Mapping of XBRL GL Next Requirements</w:t>
+      </w:r>
     </w:p>
-    <w:p>
-      <w:r>
-        <w:br w:type="page"/>
-      </w:r>
-    </w:p>
+    <w:tbl>
+      <w:tblPr>
+        <w:tblStyle w:val="af7"/>
+        <w:tblW w:w="0" w:type="auto"/>
+        <w:tblLook w:val="04A0" w:firstRow="1" w:lastRow="0" w:firstColumn="1" w:lastColumn="0" w:noHBand="0" w:noVBand="1"/>
+      </w:tblPr>
+      <w:tblGrid>
+        <w:gridCol w:w="1432"/>
+        <w:gridCol w:w="2568"/>
+        <w:gridCol w:w="5736"/>
+      </w:tblGrid>
+      <w:tr>
+        <w:trPr>
+          <w:cantSplit/>
+          <w:tblHeader/>
+        </w:trPr>
+        <w:tc>
+          <w:tcPr>
+            <w:tcW w:w="1413" w:type="dxa"/>
+            <w:shd w:val="clear" w:color="auto" w:fill="F2F2F2" w:themeFill="background1" w:themeFillShade="F2"/>
+            <w:vAlign w:val="center"/>
+          </w:tcPr>
+          <w:p>
+            <w:pPr>
+              <w:pStyle w:val="Tablebody"/>
+              <w:jc w:val="center"/>
+              <w:rPr>
+                <w:b/>
+                <w:bCs/>
+              </w:rPr>
+            </w:pPr>
+            <w:r>
+              <w:rPr>
+                <w:b/>
+                <w:bCs/>
+              </w:rPr>
+              <w:t>Requirement ID</w:t>
+            </w:r>
+          </w:p>
+        </w:tc>
+        <w:tc>
+          <w:tcPr>
+            <w:tcW w:w="2572" w:type="dxa"/>
+            <w:shd w:val="clear" w:color="auto" w:fill="F2F2F2" w:themeFill="background1" w:themeFillShade="F2"/>
+            <w:vAlign w:val="center"/>
+          </w:tcPr>
+          <w:p>
+            <w:pPr>
+              <w:pStyle w:val="Tablebody"/>
+              <w:jc w:val="center"/>
+              <w:rPr>
+                <w:b/>
+                <w:bCs/>
+              </w:rPr>
+            </w:pPr>
+            <w:r>
+              <w:rPr>
+                <w:b/>
+                <w:bCs/>
+              </w:rPr>
+              <w:t>Requirement Name</w:t>
+            </w:r>
+          </w:p>
+        </w:tc>
+        <w:tc>
+          <w:tcPr>
+            <w:tcW w:w="5751" w:type="dxa"/>
+            <w:shd w:val="clear" w:color="auto" w:fill="F2F2F2" w:themeFill="background1" w:themeFillShade="F2"/>
+            <w:vAlign w:val="center"/>
+          </w:tcPr>
+          <w:p>
+            <w:pPr>
+              <w:pStyle w:val="Tablebody"/>
+              <w:jc w:val="center"/>
+              <w:rPr>
+                <w:b/>
+                <w:bCs/>
+              </w:rPr>
+            </w:pPr>
+            <w:r>
+              <w:rPr>
+                <w:b/>
+                <w:bCs/>
+              </w:rPr>
+              <w:t>Implementation in Part 3</w:t>
+            </w:r>
+          </w:p>
+        </w:tc>
+      </w:tr>
+      <w:tr>
+        <w:trPr>
+          <w:cantSplit/>
+        </w:trPr>
+        <w:tc>
+          <w:tcPr>
+            <w:tcW w:w="1413" w:type="dxa"/>
+            <w:vAlign w:val="center"/>
+          </w:tcPr>
+          <w:p>
+            <w:pPr>
+              <w:pStyle w:val="Tablebody"/>
+            </w:pPr>
+            <w:r>
+              <w:t>GL-REQ-0001</w:t>
+            </w:r>
+          </w:p>
+        </w:tc>
+        <w:tc>
+          <w:tcPr>
+            <w:tcW w:w="2572" w:type="dxa"/>
+            <w:vAlign w:val="center"/>
+          </w:tcPr>
+          <w:p>
+            <w:pPr>
+              <w:pStyle w:val="Tablebody"/>
+            </w:pPr>
+            <w:r>
+              <w:t>Semantic layer separation</w:t>
+            </w:r>
+          </w:p>
+        </w:tc>
+        <w:tc>
+          <w:tcPr>
+            <w:tcW w:w="5751" w:type="dxa"/>
+            <w:vAlign w:val="center"/>
+          </w:tcPr>
+          <w:p>
+            <w:pPr>
+              <w:pStyle w:val="Tablebody"/>
+            </w:pPr>
+            <w:r>
+              <w:t>Uses formal HMD-for-taxonomy inputs from Part 1 and preserves their semantic paths, reviewed datatypes, multiplicities and source traceability while generating a separate OIM binding (Clauses 4–5).</w:t>
+            </w:r>
+          </w:p>
+        </w:tc>
+      </w:tr>
+      <w:tr>
+        <w:trPr>
+          <w:cantSplit/>
+        </w:trPr>
+        <w:tc>
+          <w:tcPr>
+            <w:tcW w:w="1413" w:type="dxa"/>
+            <w:vAlign w:val="center"/>
+          </w:tcPr>
+          <w:p>
+            <w:pPr>
+              <w:pStyle w:val="Tablebody"/>
+            </w:pPr>
+            <w:r>
+              <w:t>GL-REQ-0107</w:t>
+            </w:r>
+          </w:p>
+        </w:tc>
+        <w:tc>
+          <w:tcPr>
+            <w:tcW w:w="2572" w:type="dxa"/>
+            <w:vAlign w:val="center"/>
+          </w:tcPr>
+          <w:p>
+            <w:pPr>
+              <w:pStyle w:val="Tablebody"/>
+            </w:pPr>
+            <w:r>
+              <w:t>Validation and data quality hooks</w:t>
+            </w:r>
+          </w:p>
+        </w:tc>
+        <w:tc>
+          <w:tcPr>
+            <w:tcW w:w="5751" w:type="dxa"/>
+            <w:vAlign w:val="center"/>
+          </w:tcPr>
+          <w:p>
+            <w:pPr>
+              <w:pStyle w:val="Tablebody"/>
+            </w:pPr>
+            <w:r>
+              <w:t>Requires validation of authoritative HMD rows, resolved QNames, dimensional and closed-cube constraints, taxonomy entry points and xBRL-CSV report metadata and facts (Clauses 4, 8.7 and 12).</w:t>
+            </w:r>
+          </w:p>
+        </w:tc>
+      </w:tr>
+      <w:tr>
+        <w:trPr>
+          <w:cantSplit/>
+        </w:trPr>
+        <w:tc>
+          <w:tcPr>
+            <w:tcW w:w="1413" w:type="dxa"/>
+            <w:vAlign w:val="center"/>
+          </w:tcPr>
+          <w:p>
+            <w:pPr>
+              <w:pStyle w:val="Tablebody"/>
+            </w:pPr>
+            <w:r>
+              <w:t>GL-REQ-0109</w:t>
+            </w:r>
+          </w:p>
+        </w:tc>
+        <w:tc>
+          <w:tcPr>
+            <w:tcW w:w="2572" w:type="dxa"/>
+            <w:vAlign w:val="center"/>
+          </w:tcPr>
+          <w:p>
+            <w:pPr>
+              <w:pStyle w:val="Tablebody"/>
+            </w:pPr>
+            <w:r>
+              <w:t>Business transaction module root and anchoring</w:t>
+            </w:r>
+          </w:p>
+        </w:tc>
+        <w:tc>
+          <w:tcPr>
+            <w:tcW w:w="5751" w:type="dxa"/>
+            <w:vAlign w:val="center"/>
+          </w:tcPr>
+          <w:p>
+            <w:pPr>
+              <w:pStyle w:val="Tablebody"/>
+            </w:pPr>
+            <w:r>
+              <w:t>Generates independent accountingEntries and businessTransactions OIM entry points and dimensional networks, without combining their root-specific DTSs (Clauses 7.5 and 10).</w:t>
+            </w:r>
+          </w:p>
+        </w:tc>
+      </w:tr>
+      <w:tr>
+        <w:trPr>
+          <w:cantSplit/>
+        </w:trPr>
+        <w:tc>
+          <w:tcPr>
+            <w:tcW w:w="1413" w:type="dxa"/>
+            <w:vAlign w:val="center"/>
+          </w:tcPr>
+          <w:p>
+            <w:pPr>
+              <w:pStyle w:val="Tablebody"/>
+            </w:pPr>
+            <w:r>
+              <w:t>GL-REQ-0201</w:t>
+            </w:r>
+          </w:p>
+        </w:tc>
+        <w:tc>
+          <w:tcPr>
+            <w:tcW w:w="2572" w:type="dxa"/>
+            <w:vAlign w:val="center"/>
+          </w:tcPr>
+          <w:p>
+            <w:pPr>
+              <w:pStyle w:val="Tablebody"/>
+            </w:pPr>
+            <w:r>
+              <w:t>Modular taxonomy architecture</w:t>
+            </w:r>
+          </w:p>
+        </w:tc>
+        <w:tc>
+          <w:tcPr>
+            <w:tcW w:w="5751" w:type="dxa"/>
+            <w:vAlign w:val="center"/>
+          </w:tcPr>
+          <w:p>
+            <w:pPr>
+              <w:pStyle w:val="Tablebody"/>
+            </w:pPr>
+            <w:r>
+              <w:t>Defines reusable OIM module schemas, primary-item anchors, labels and presentation networks, together with separate HMD-specific hypercubes, dimensions and message entry points (Clauses 5, 7 and 11).</w:t>
+            </w:r>
+          </w:p>
+        </w:tc>
+      </w:tr>
+      <w:tr>
+        <w:trPr>
+          <w:cantSplit/>
+        </w:trPr>
+        <w:tc>
+          <w:tcPr>
+            <w:tcW w:w="1413" w:type="dxa"/>
+            <w:vAlign w:val="center"/>
+          </w:tcPr>
+          <w:p>
+            <w:pPr>
+              <w:pStyle w:val="Tablebody"/>
+            </w:pPr>
+            <w:r>
+              <w:t>GL-REQ-0207</w:t>
+            </w:r>
+          </w:p>
+        </w:tc>
+        <w:tc>
+          <w:tcPr>
+            <w:tcW w:w="2572" w:type="dxa"/>
+            <w:vAlign w:val="center"/>
+          </w:tcPr>
+          <w:p>
+            <w:pPr>
+              <w:pStyle w:val="Tablebody"/>
+            </w:pPr>
+            <w:r>
+              <w:t>Profile declaration of roots and module combinations</w:t>
+            </w:r>
+          </w:p>
+        </w:tc>
+        <w:tc>
+          <w:tcPr>
+            <w:tcW w:w="5751" w:type="dxa"/>
+            <w:vAlign w:val="center"/>
+          </w:tcPr>
+          <w:p>
+            <w:pPr>
+              <w:pStyle w:val="Tablebody"/>
+            </w:pPr>
+            <w:r>
+              <w:t>Selects the root-specific OIM DTS and required module declarations from the formal HMD, keeping each root’s own dimensional scope and taxonomy entry point (Clauses 7.5, 10 and 11).</w:t>
+            </w:r>
+          </w:p>
+        </w:tc>
+      </w:tr>
+      <w:tr>
+        <w:trPr>
+          <w:cantSplit/>
+        </w:trPr>
+        <w:tc>
+          <w:tcPr>
+            <w:tcW w:w="1413" w:type="dxa"/>
+            <w:vAlign w:val="center"/>
+          </w:tcPr>
+          <w:p>
+            <w:pPr>
+              <w:pStyle w:val="Tablebody"/>
+            </w:pPr>
+            <w:r>
+              <w:t>GL-REQ-0301</w:t>
+            </w:r>
+          </w:p>
+        </w:tc>
+        <w:tc>
+          <w:tcPr>
+            <w:tcW w:w="2572" w:type="dxa"/>
+            <w:vAlign w:val="center"/>
+          </w:tcPr>
+          <w:p>
+            <w:pPr>
+              <w:pStyle w:val="Tablebody"/>
+            </w:pPr>
+            <w:r>
+              <w:t>Support for XML and OIM</w:t>
+            </w:r>
+          </w:p>
+        </w:tc>
+        <w:tc>
+          <w:tcPr>
+            <w:tcW w:w="5751" w:type="dxa"/>
+            <w:vAlign w:val="center"/>
+          </w:tcPr>
+          <w:p>
+            <w:pPr>
+              <w:pStyle w:val="Tablebody"/>
+            </w:pPr>
+            <w:r>
+              <w:t>Provides the OIM-compatible binding of the common semantic model, with xBRL-CSV metadata and data tables distinguished from taxonomy generation (Clauses 2.1, 7–8).</w:t>
+            </w:r>
+          </w:p>
+        </w:tc>
+      </w:tr>
+      <w:tr>
+        <w:trPr>
+          <w:cantSplit/>
+        </w:trPr>
+        <w:tc>
+          <w:tcPr>
+            <w:tcW w:w="1413" w:type="dxa"/>
+            <w:vAlign w:val="center"/>
+          </w:tcPr>
+          <w:p>
+            <w:pPr>
+              <w:pStyle w:val="Tablebody"/>
+            </w:pPr>
+            <w:r>
+              <w:t>GL-REQ-0302</w:t>
+            </w:r>
+          </w:p>
+        </w:tc>
+        <w:tc>
+          <w:tcPr>
+            <w:tcW w:w="2572" w:type="dxa"/>
+            <w:vAlign w:val="center"/>
+          </w:tcPr>
+          <w:p>
+            <w:pPr>
+              <w:pStyle w:val="Tablebody"/>
+            </w:pPr>
+            <w:r>
+              <w:t>OIM capability completeness</w:t>
+            </w:r>
+          </w:p>
+        </w:tc>
+        <w:tc>
+          <w:tcPr>
+            <w:tcW w:w="5751" w:type="dxa"/>
+            <w:vAlign w:val="center"/>
+          </w:tcPr>
+          <w:p>
+            <w:pPr>
+              <w:pStyle w:val="Tablebody"/>
+            </w:pPr>
+            <w:r>
+              <w:t>Defines Attribute fact concepts, reusable Class anchors, closed hypercubes, occurrence-key typed dimensions, presentation and targetRole networks and discoverable OIM DTSs (Clauses 5–8).</w:t>
+            </w:r>
+          </w:p>
+        </w:tc>
+      </w:tr>
+      <w:tr>
+        <w:trPr>
+          <w:cantSplit/>
+        </w:trPr>
+        <w:tc>
+          <w:tcPr>
+            <w:tcW w:w="1413" w:type="dxa"/>
+            <w:vAlign w:val="center"/>
+          </w:tcPr>
+          <w:p>
+            <w:pPr>
+              <w:pStyle w:val="Tablebody"/>
+            </w:pPr>
+            <w:r>
+              <w:t>GL-REQ-0303</w:t>
+            </w:r>
+          </w:p>
+        </w:tc>
+        <w:tc>
+          <w:tcPr>
+            <w:tcW w:w="2572" w:type="dxa"/>
+            <w:vAlign w:val="center"/>
+          </w:tcPr>
+          <w:p>
+            <w:pPr>
+              <w:pStyle w:val="Tablebody"/>
+            </w:pPr>
+            <w:r>
+              <w:t>Deterministic transformability</w:t>
+            </w:r>
+          </w:p>
+        </w:tc>
+        <w:tc>
+          <w:tcPr>
+            <w:tcW w:w="5751" w:type="dxa"/>
+            <w:vAlign w:val="center"/>
+          </w:tcPr>
+          <w:p>
+            <w:pPr>
+              <w:pStyle w:val="Tablebody"/>
+            </w:pPr>
+            <w:r>
+              <w:t>Defines cross-binding equivalence by semantic_path, expanded fact QName, ancestor scope and multiplicity, rather than by requiring OIM dimensional structure to resemble XML Tuple nesting (Clause 9).</w:t>
+            </w:r>
+          </w:p>
+        </w:tc>
+      </w:tr>
+      <w:tr>
+        <w:trPr>
+          <w:cantSplit/>
+        </w:trPr>
+        <w:tc>
+          <w:tcPr>
+            <w:tcW w:w="1413" w:type="dxa"/>
+            <w:vAlign w:val="center"/>
+          </w:tcPr>
+          <w:p>
+            <w:pPr>
+              <w:pStyle w:val="Tablebody"/>
+            </w:pPr>
+            <w:r>
+              <w:t>GL-REQ-0304</w:t>
+            </w:r>
+          </w:p>
+        </w:tc>
+        <w:tc>
+          <w:tcPr>
+            <w:tcW w:w="2572" w:type="dxa"/>
+            <w:vAlign w:val="center"/>
+          </w:tcPr>
+          <w:p>
+            <w:pPr>
+              <w:pStyle w:val="Tablebody"/>
+            </w:pPr>
+            <w:r>
+              <w:t>Consistent dimensional modelling</w:t>
+            </w:r>
+          </w:p>
+        </w:tc>
+        <w:tc>
+          <w:tcPr>
+            <w:tcW w:w="5751" w:type="dxa"/>
+            <w:vAlign w:val="center"/>
+          </w:tcPr>
+          <w:p>
+            <w:pPr>
+              <w:pStyle w:val="Tablebody"/>
+            </w:pPr>
+            <w:r>
+              <w:t>Restricts typed occurrence dimensions to the root and repeating Classes, aligns them one-to-one with Structured CSV occurrence-key columns and preserves parent-scoped identity through closed cubes (Clauses 5–6 and 8.3).</w:t>
+            </w:r>
+          </w:p>
+        </w:tc>
+      </w:tr>
+      <w:tr>
+        <w:trPr>
+          <w:cantSplit/>
+        </w:trPr>
+        <w:tc>
+          <w:tcPr>
+            <w:tcW w:w="1413" w:type="dxa"/>
+            <w:vAlign w:val="center"/>
+          </w:tcPr>
+          <w:p>
+            <w:pPr>
+              <w:pStyle w:val="Tablebody"/>
+            </w:pPr>
+            <w:r>
+              <w:t>GL-REQ-0401</w:t>
+            </w:r>
+          </w:p>
+        </w:tc>
+        <w:tc>
+          <w:tcPr>
+            <w:tcW w:w="2572" w:type="dxa"/>
+            <w:vAlign w:val="center"/>
+          </w:tcPr>
+          <w:p>
+            <w:pPr>
+              <w:pStyle w:val="Tablebody"/>
+            </w:pPr>
+            <w:r>
+              <w:t>Tooling and sample data</w:t>
+            </w:r>
+          </w:p>
+        </w:tc>
+        <w:tc>
+          <w:tcPr>
+            <w:tcW w:w="5751" w:type="dxa"/>
+            <w:vAlign w:val="center"/>
+          </w:tcPr>
+          <w:p>
+            <w:pPr>
+              <w:pStyle w:val="Tablebody"/>
+            </w:pPr>
+            <w:r>
+              <w:t>Includes Accounting Entries and Business Transactions xBRL-CSV JSON/CSV examples and specifies taxonomy and report-validation checks for their entry points and dimensional constraints (Clauses 12 and 14).</w:t>
+            </w:r>
+          </w:p>
+        </w:tc>
+      </w:tr>
+      <w:tr>
+        <w:trPr>
+          <w:cantSplit/>
+        </w:trPr>
+        <w:tc>
+          <w:tcPr>
+            <w:tcW w:w="1413" w:type="dxa"/>
+            <w:vAlign w:val="center"/>
+          </w:tcPr>
+          <w:p>
+            <w:pPr>
+              <w:pStyle w:val="Tablebody"/>
+            </w:pPr>
+            <w:r>
+              <w:t>GL-REQ-0403</w:t>
+            </w:r>
+          </w:p>
+        </w:tc>
+        <w:tc>
+          <w:tcPr>
+            <w:tcW w:w="2572" w:type="dxa"/>
+            <w:vAlign w:val="center"/>
+          </w:tcPr>
+          <w:p>
+            <w:pPr>
+              <w:pStyle w:val="Tablebody"/>
+            </w:pPr>
+            <w:r>
+              <w:t>Interoperability evidence and pilot criteria</w:t>
+            </w:r>
+          </w:p>
+        </w:tc>
+        <w:tc>
+          <w:tcPr>
+            <w:tcW w:w="5751" w:type="dxa"/>
+            <w:vAlign w:val="center"/>
+          </w:tcPr>
+          <w:p>
+            <w:pPr>
+              <w:pStyle w:val="Tablebody"/>
+            </w:pPr>
+            <w:r>
+              <w:t>Specifies evidence of deterministic OIM generation, full DTS discovery, closed-cube consistency, dimension-column alignment and report validation through independent HMD roots (Clause 12).</w:t>
+            </w:r>
+          </w:p>
+        </w:tc>
+      </w:tr>
+      <w:tr>
+        <w:trPr>
+          <w:cantSplit/>
+        </w:trPr>
+        <w:tc>
+          <w:tcPr>
+            <w:tcW w:w="1413" w:type="dxa"/>
+            <w:vAlign w:val="center"/>
+          </w:tcPr>
+          <w:p>
+            <w:pPr>
+              <w:pStyle w:val="Tablebody"/>
+            </w:pPr>
+            <w:r>
+              <w:t>GL-REQ-0501</w:t>
+            </w:r>
+          </w:p>
+        </w:tc>
+        <w:tc>
+          <w:tcPr>
+            <w:tcW w:w="2572" w:type="dxa"/>
+            <w:vAlign w:val="center"/>
+          </w:tcPr>
+          <w:p>
+            <w:pPr>
+              <w:pStyle w:val="Tablebody"/>
+            </w:pPr>
+            <w:r>
+              <w:t>Extensible code lists</w:t>
+            </w:r>
+          </w:p>
+        </w:tc>
+        <w:tc>
+          <w:tcPr>
+            <w:tcW w:w="5751" w:type="dxa"/>
+            <w:vAlign w:val="center"/>
+          </w:tcPr>
+          <w:p>
+            <w:pPr>
+              <w:pStyle w:val="Tablebody"/>
+            </w:pPr>
+            <w:r>
+              <w:t xml:space="preserve">Defines deterministic EE1 </w:t>
+            </w:r>
+            <w:proofErr w:type="spellStart"/>
+            <w:r>
+              <w:t>realisation</w:t>
+            </w:r>
+            <w:proofErr w:type="spellEnd"/>
+            <w:r>
+              <w:t xml:space="preserve"> of reviewed Value Domain assignments as one permitted member for each scalar fact, separate from occurrence dimensions (Clauses 8.8–8.9).</w:t>
+            </w:r>
+          </w:p>
+        </w:tc>
+      </w:tr>
+      <w:tr>
+        <w:trPr>
+          <w:cantSplit/>
+        </w:trPr>
+        <w:tc>
+          <w:tcPr>
+            <w:tcW w:w="1413" w:type="dxa"/>
+            <w:vAlign w:val="center"/>
+          </w:tcPr>
+          <w:p>
+            <w:pPr>
+              <w:pStyle w:val="Tablebody"/>
+            </w:pPr>
+            <w:r>
+              <w:t>GL-REQ-0502</w:t>
+            </w:r>
+          </w:p>
+        </w:tc>
+        <w:tc>
+          <w:tcPr>
+            <w:tcW w:w="2572" w:type="dxa"/>
+            <w:vAlign w:val="center"/>
+          </w:tcPr>
+          <w:p>
+            <w:pPr>
+              <w:pStyle w:val="Tablebody"/>
+            </w:pPr>
+            <w:r>
+              <w:t>Alignment with external code lists</w:t>
+            </w:r>
+          </w:p>
+        </w:tc>
+        <w:tc>
+          <w:tcPr>
+            <w:tcW w:w="5751" w:type="dxa"/>
+            <w:vAlign w:val="center"/>
+          </w:tcPr>
+          <w:p>
+            <w:pPr>
+              <w:pStyle w:val="Tablebody"/>
+            </w:pPr>
+            <w:r>
+              <w:t>Preserves governed legacy, standard and user-defined Value Domain identities and keeps external provenance, vocabulary versions, rights and crosswalk operations separate from report cells (Clause 8.8).</w:t>
+            </w:r>
+          </w:p>
+        </w:tc>
+      </w:tr>
+    </w:tbl>
     <w:p/>
     <w:sectPr>
       <w:headerReference w:type="even" r:id="rId17"/>
@@ -30416,6 +31261,119 @@
     </w:lvl>
   </w:abstractNum>
   <w:abstractNum w:abstractNumId="46" w15:restartNumberingAfterBreak="0">
+    <w:nsid w:val="712B4E67"/>
+    <w:multiLevelType w:val="hybridMultilevel"/>
+    <w:tmpl w:val="315E35E0"/>
+    <w:lvl w:ilvl="0" w:tplc="08090001">
+      <w:start w:val="1"/>
+      <w:numFmt w:val="bullet"/>
+      <w:lvlText w:val=""/>
+      <w:lvlJc w:val="left"/>
+      <w:pPr>
+        <w:ind w:left="440" w:hanging="440"/>
+      </w:pPr>
+      <w:rPr>
+        <w:rFonts w:ascii="Symbol" w:hAnsi="Symbol" w:hint="default"/>
+      </w:rPr>
+    </w:lvl>
+    <w:lvl w:ilvl="1" w:tplc="0409000B" w:tentative="1">
+      <w:start w:val="1"/>
+      <w:numFmt w:val="bullet"/>
+      <w:lvlText w:val=""/>
+      <w:lvlJc w:val="left"/>
+      <w:pPr>
+        <w:ind w:left="880" w:hanging="440"/>
+      </w:pPr>
+      <w:rPr>
+        <w:rFonts w:ascii="Wingdings" w:hAnsi="Wingdings" w:hint="default"/>
+      </w:rPr>
+    </w:lvl>
+    <w:lvl w:ilvl="2" w:tplc="0409000D" w:tentative="1">
+      <w:start w:val="1"/>
+      <w:numFmt w:val="bullet"/>
+      <w:lvlText w:val=""/>
+      <w:lvlJc w:val="left"/>
+      <w:pPr>
+        <w:ind w:left="1320" w:hanging="440"/>
+      </w:pPr>
+      <w:rPr>
+        <w:rFonts w:ascii="Wingdings" w:hAnsi="Wingdings" w:hint="default"/>
+      </w:rPr>
+    </w:lvl>
+    <w:lvl w:ilvl="3" w:tplc="04090001" w:tentative="1">
+      <w:start w:val="1"/>
+      <w:numFmt w:val="bullet"/>
+      <w:lvlText w:val=""/>
+      <w:lvlJc w:val="left"/>
+      <w:pPr>
+        <w:ind w:left="1760" w:hanging="440"/>
+      </w:pPr>
+      <w:rPr>
+        <w:rFonts w:ascii="Wingdings" w:hAnsi="Wingdings" w:hint="default"/>
+      </w:rPr>
+    </w:lvl>
+    <w:lvl w:ilvl="4" w:tplc="0409000B" w:tentative="1">
+      <w:start w:val="1"/>
+      <w:numFmt w:val="bullet"/>
+      <w:lvlText w:val=""/>
+      <w:lvlJc w:val="left"/>
+      <w:pPr>
+        <w:ind w:left="2200" w:hanging="440"/>
+      </w:pPr>
+      <w:rPr>
+        <w:rFonts w:ascii="Wingdings" w:hAnsi="Wingdings" w:hint="default"/>
+      </w:rPr>
+    </w:lvl>
+    <w:lvl w:ilvl="5" w:tplc="0409000D" w:tentative="1">
+      <w:start w:val="1"/>
+      <w:numFmt w:val="bullet"/>
+      <w:lvlText w:val=""/>
+      <w:lvlJc w:val="left"/>
+      <w:pPr>
+        <w:ind w:left="2640" w:hanging="440"/>
+      </w:pPr>
+      <w:rPr>
+        <w:rFonts w:ascii="Wingdings" w:hAnsi="Wingdings" w:hint="default"/>
+      </w:rPr>
+    </w:lvl>
+    <w:lvl w:ilvl="6" w:tplc="04090001" w:tentative="1">
+      <w:start w:val="1"/>
+      <w:numFmt w:val="bullet"/>
+      <w:lvlText w:val=""/>
+      <w:lvlJc w:val="left"/>
+      <w:pPr>
+        <w:ind w:left="3080" w:hanging="440"/>
+      </w:pPr>
+      <w:rPr>
+        <w:rFonts w:ascii="Wingdings" w:hAnsi="Wingdings" w:hint="default"/>
+      </w:rPr>
+    </w:lvl>
+    <w:lvl w:ilvl="7" w:tplc="0409000B" w:tentative="1">
+      <w:start w:val="1"/>
+      <w:numFmt w:val="bullet"/>
+      <w:lvlText w:val=""/>
+      <w:lvlJc w:val="left"/>
+      <w:pPr>
+        <w:ind w:left="3520" w:hanging="440"/>
+      </w:pPr>
+      <w:rPr>
+        <w:rFonts w:ascii="Wingdings" w:hAnsi="Wingdings" w:hint="default"/>
+      </w:rPr>
+    </w:lvl>
+    <w:lvl w:ilvl="8" w:tplc="0409000D" w:tentative="1">
+      <w:start w:val="1"/>
+      <w:numFmt w:val="bullet"/>
+      <w:lvlText w:val=""/>
+      <w:lvlJc w:val="left"/>
+      <w:pPr>
+        <w:ind w:left="3960" w:hanging="440"/>
+      </w:pPr>
+      <w:rPr>
+        <w:rFonts w:ascii="Wingdings" w:hAnsi="Wingdings" w:hint="default"/>
+      </w:rPr>
+    </w:lvl>
+  </w:abstractNum>
+  <w:abstractNum w:abstractNumId="47" w15:restartNumberingAfterBreak="0">
     <w:nsid w:val="761B4164"/>
     <w:multiLevelType w:val="hybridMultilevel"/>
     <w:tmpl w:val="BA2264AC"/>
@@ -30527,7 +31485,7 @@
       </w:rPr>
     </w:lvl>
   </w:abstractNum>
-  <w:abstractNum w:abstractNumId="47" w15:restartNumberingAfterBreak="0">
+  <w:abstractNum w:abstractNumId="48" w15:restartNumberingAfterBreak="0">
     <w:nsid w:val="7E7B1635"/>
     <w:multiLevelType w:val="hybridMultilevel"/>
     <w:tmpl w:val="44805086"/>
@@ -30616,7 +31574,7 @@
       </w:pPr>
     </w:lvl>
   </w:abstractNum>
-  <w:abstractNum w:abstractNumId="48" w15:restartNumberingAfterBreak="0">
+  <w:abstractNum w:abstractNumId="49" w15:restartNumberingAfterBreak="0">
     <w:nsid w:val="7EC93298"/>
     <w:multiLevelType w:val="hybridMultilevel"/>
     <w:tmpl w:val="E4D8C82E"/>
@@ -30717,7 +31675,7 @@
     <w:abstractNumId w:val="0"/>
   </w:num>
   <w:num w:numId="4" w16cid:durableId="1544753654">
-    <w:abstractNumId w:val="46"/>
+    <w:abstractNumId w:val="47"/>
   </w:num>
   <w:num w:numId="5" w16cid:durableId="348411247">
     <w:abstractNumId w:val="5"/>
@@ -30732,7 +31690,7 @@
     <w:abstractNumId w:val="35"/>
   </w:num>
   <w:num w:numId="9" w16cid:durableId="1726374959">
-    <w:abstractNumId w:val="48"/>
+    <w:abstractNumId w:val="49"/>
   </w:num>
   <w:num w:numId="10" w16cid:durableId="1130635520">
     <w:abstractNumId w:val="18"/>
@@ -30798,7 +31756,7 @@
     <w:abstractNumId w:val="14"/>
   </w:num>
   <w:num w:numId="31" w16cid:durableId="81798255">
-    <w:abstractNumId w:val="47"/>
+    <w:abstractNumId w:val="48"/>
   </w:num>
   <w:num w:numId="32" w16cid:durableId="49614401">
     <w:abstractNumId w:val="10"/>
@@ -30853,6 +31811,9 @@
   </w:num>
   <w:num w:numId="49" w16cid:durableId="3629019">
     <w:abstractNumId w:val="1"/>
+  </w:num>
+  <w:num w:numId="50" w16cid:durableId="747774920">
+    <w:abstractNumId w:val="46"/>
   </w:num>
   <w:numIdMacAtCleanup w:val="41"/>
 </w:numbering>
@@ -32437,17 +33398,16 @@
   <w:style w:type="paragraph" w:customStyle="1" w:styleId="Tablebody">
     <w:name w:val="Table body"/>
     <w:basedOn w:val="a1"/>
-    <w:rsid w:val="00FF1A3D"/>
+    <w:rsid w:val="00B67D1B"/>
     <w:pPr>
       <w:tabs>
         <w:tab w:val="left" w:pos="403"/>
       </w:tabs>
       <w:spacing w:before="60" w:after="60" w:line="240" w:lineRule="atLeast"/>
-      <w:jc w:val="center"/>
     </w:pPr>
     <w:rPr>
       <w:sz w:val="20"/>
-      <w:lang w:eastAsia="en-US"/>
+      <w:lang w:val="en-US" w:eastAsia="en-US"/>
     </w:rPr>
   </w:style>
   <w:style w:type="character" w:styleId="afc">
